--- a/fuentes/CFA_01_00000000_DU.docx
+++ b/fuentes/CFA_01_00000000_DU.docx
@@ -7,6 +7,55 @@
         <w:spacing w:before="0" w:after="0"/>
         <w:ind w:firstLine="0"/>
       </w:pPr>
+      <w:r>
+        <w:rPr>
+          <w:noProof/>
+        </w:rPr>
+        <w:drawing>
+          <wp:anchor distT="0" distB="0" distL="114300" distR="114300" simplePos="0" relativeHeight="251666432" behindDoc="0" locked="0" layoutInCell="1" allowOverlap="1" wp14:anchorId="54F2663F" wp14:editId="24E91B2E">
+            <wp:simplePos x="0" y="0"/>
+            <wp:positionH relativeFrom="page">
+              <wp:align>right</wp:align>
+            </wp:positionH>
+            <wp:positionV relativeFrom="paragraph">
+              <wp:posOffset>-1066800</wp:posOffset>
+            </wp:positionV>
+            <wp:extent cx="7766685" cy="2705100"/>
+            <wp:effectExtent l="0" t="0" r="5715" b="0"/>
+            <wp:wrapNone/>
+            <wp:docPr id="2" name="Image 2"/>
+            <wp:cNvGraphicFramePr/>
+            <a:graphic xmlns:a="http://schemas.openxmlformats.org/drawingml/2006/main">
+              <a:graphicData uri="http://schemas.openxmlformats.org/drawingml/2006/picture">
+                <pic:pic xmlns:pic="http://schemas.openxmlformats.org/drawingml/2006/picture">
+                  <pic:nvPicPr>
+                    <pic:cNvPr id="2" name="Image 2"/>
+                    <pic:cNvPicPr/>
+                  </pic:nvPicPr>
+                  <pic:blipFill>
+                    <a:blip r:embed="rId8" cstate="print"/>
+                    <a:stretch>
+                      <a:fillRect/>
+                    </a:stretch>
+                  </pic:blipFill>
+                  <pic:spPr>
+                    <a:xfrm>
+                      <a:off x="0" y="0"/>
+                      <a:ext cx="7766685" cy="2705100"/>
+                    </a:xfrm>
+                    <a:prstGeom prst="rect">
+                      <a:avLst/>
+                    </a:prstGeom>
+                  </pic:spPr>
+                </pic:pic>
+              </a:graphicData>
+            </a:graphic>
+            <wp14:sizeRelV relativeFrom="margin">
+              <wp14:pctHeight>0</wp14:pctHeight>
+            </wp14:sizeRelV>
+          </wp:anchor>
+        </w:drawing>
+      </w:r>
     </w:p>
     <w:p>
       <w:pPr>
@@ -222,7 +271,7 @@
                           <w:p>
                             <w:pPr>
                               <w:pStyle w:val="TituloPortada"/>
-                              <w:ind w:firstLine="708"/>
+                              <w:ind w:firstLine="0"/>
                               <w:rPr>
                                 <w:lang w:val="es-MX"/>
                               </w:rPr>
@@ -263,7 +312,7 @@
                     <w:p>
                       <w:pPr>
                         <w:pStyle w:val="TituloPortada"/>
-                        <w:ind w:firstLine="708"/>
+                        <w:ind w:firstLine="0"/>
                         <w:rPr>
                           <w:lang w:val="es-MX"/>
                         </w:rPr>
@@ -395,7 +444,13 @@
         <w:t>software</w:t>
       </w:r>
       <w:r>
-        <w:t> necesario, para tratar la información de manera automática y el cual se convierte en factor primordial a la hora de gestionar la información y datos en formato digital.</w:t>
+        <w:t> necesario, para tratar la información de manera automática</w:t>
+      </w:r>
+      <w:r>
+        <w:t>, e</w:t>
+      </w:r>
+      <w:r>
+        <w:t>l cual se convierte en factor primordial a la hora de gestionar la información y datos en formato digital.</w:t>
       </w:r>
     </w:p>
     <w:p>
@@ -417,7 +472,7 @@
         <mc:AlternateContent>
           <mc:Choice Requires="wps">
             <w:drawing>
-              <wp:anchor distT="0" distB="0" distL="114300" distR="114300" simplePos="0" relativeHeight="251664384" behindDoc="0" locked="0" layoutInCell="1" allowOverlap="1" wp14:anchorId="0DA9BE5F" wp14:editId="1374480E">
+              <wp:anchor distT="0" distB="0" distL="114300" distR="114300" simplePos="0" relativeHeight="251664384" behindDoc="0" locked="0" layoutInCell="1" allowOverlap="1" wp14:anchorId="0DA9BE5F" wp14:editId="37D126A7">
                 <wp:simplePos x="0" y="0"/>
                 <wp:positionH relativeFrom="column">
                   <wp:posOffset>359410</wp:posOffset>
@@ -471,7 +526,7 @@
           </mc:Choice>
           <mc:Fallback>
             <w:pict>
-              <v:line w14:anchorId="188CF151" id="Conector recto 1" o:spid="_x0000_s1026" style="position:absolute;flip:y;z-index:251664384;visibility:visible;mso-wrap-style:square;mso-wrap-distance-left:9pt;mso-wrap-distance-top:0;mso-wrap-distance-right:9pt;mso-wrap-distance-bottom:0;mso-position-horizontal:absolute;mso-position-horizontal-relative:text;mso-position-vertical:absolute;mso-position-vertical-relative:text" from="28.3pt,-.1pt" to="496.3pt,1.9pt" o:gfxdata="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" strokecolor="black [3213]" strokeweight="1.25pt">
+              <v:line w14:anchorId="2A138332" id="Conector recto 1" o:spid="_x0000_s1026" style="position:absolute;flip:y;z-index:251664384;visibility:visible;mso-wrap-style:square;mso-wrap-distance-left:9pt;mso-wrap-distance-top:0;mso-wrap-distance-right:9pt;mso-wrap-distance-bottom:0;mso-position-horizontal:absolute;mso-position-horizontal-relative:text;mso-position-vertical:absolute;mso-position-vertical-relative:text" from="28.3pt,-.1pt" to="496.3pt,1.9pt" o:gfxdata="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" strokecolor="black [3213]" strokeweight="1.25pt">
                 <v:stroke joinstyle="miter"/>
               </v:line>
             </w:pict>
@@ -574,81 +629,6 @@
           <w:r>
             <w:fldChar w:fldCharType="separate"/>
           </w:r>
-          <w:hyperlink w:anchor="_Toc199943247" w:history="1">
-            <w:r>
-              <w:rPr>
-                <w:rStyle w:val="Hipervnculo"/>
-                <w:noProof/>
-              </w:rPr>
-              <w:t>Tabla de contenido</w:t>
-            </w:r>
-            <w:r>
-              <w:rPr>
-                <w:noProof/>
-                <w:webHidden/>
-              </w:rPr>
-              <w:tab/>
-            </w:r>
-            <w:r>
-              <w:rPr>
-                <w:noProof/>
-                <w:webHidden/>
-              </w:rPr>
-              <w:fldChar w:fldCharType="begin"/>
-            </w:r>
-            <w:r>
-              <w:rPr>
-                <w:noProof/>
-                <w:webHidden/>
-              </w:rPr>
-              <w:instrText xml:space="preserve"> PAGEREF _Toc199943247 \h </w:instrText>
-            </w:r>
-            <w:r>
-              <w:rPr>
-                <w:noProof/>
-                <w:webHidden/>
-              </w:rPr>
-            </w:r>
-            <w:r>
-              <w:rPr>
-                <w:noProof/>
-                <w:webHidden/>
-              </w:rPr>
-              <w:fldChar w:fldCharType="separate"/>
-            </w:r>
-            <w:r>
-              <w:rPr>
-                <w:noProof/>
-                <w:webHidden/>
-              </w:rPr>
-              <w:t>2</w:t>
-            </w:r>
-            <w:r>
-              <w:rPr>
-                <w:noProof/>
-                <w:webHidden/>
-              </w:rPr>
-              <w:fldChar w:fldCharType="end"/>
-            </w:r>
-          </w:hyperlink>
-        </w:p>
-        <w:p>
-          <w:pPr>
-            <w:pStyle w:val="TDC1"/>
-            <w:tabs>
-              <w:tab w:val="right" w:leader="dot" w:pos="9962"/>
-            </w:tabs>
-            <w:rPr>
-              <w:rFonts w:eastAsiaTheme="minorEastAsia"/>
-              <w:b w:val="0"/>
-              <w:bCs w:val="0"/>
-              <w:noProof/>
-              <w:kern w:val="0"/>
-              <w:sz w:val="22"/>
-              <w:lang w:eastAsia="es-CO"/>
-              <w14:ligatures w14:val="none"/>
-            </w:rPr>
-          </w:pPr>
           <w:hyperlink w:anchor="_Toc199943248" w:history="1">
             <w:r>
               <w:rPr>
@@ -1224,6 +1204,7 @@
             <w:tabs>
               <w:tab w:val="right" w:leader="dot" w:pos="9962"/>
             </w:tabs>
+            <w:ind w:left="989" w:firstLine="0"/>
             <w:rPr>
               <w:rFonts w:eastAsiaTheme="minorEastAsia"/>
               <w:noProof/>
@@ -1239,7 +1220,21 @@
                 <w:rStyle w:val="Hipervnculo"/>
                 <w:noProof/>
               </w:rPr>
-              <w:t>3.3 Herramientas ofimáticas: procesador de texto, hoja de cálculo, presentación de diapositivas, gestores de bases de datos</w:t>
+              <w:t>3.3 Herramientas ofimáticas: procesador de texto, hoja de cálculo, presentación</w:t>
+            </w:r>
+            <w:r>
+              <w:rPr>
+                <w:rStyle w:val="Hipervnculo"/>
+                <w:noProof/>
+              </w:rPr>
+              <w:t xml:space="preserve"> </w:t>
+            </w:r>
+            <w:r>
+              <w:rPr>
+                <w:rStyle w:val="Hipervnculo"/>
+                <w:noProof/>
+              </w:rPr>
+              <w:t>de diapositivas, gestores de bases de datos</w:t>
             </w:r>
             <w:r>
               <w:rPr>
@@ -1280,7 +1275,7 @@
                 <w:noProof/>
                 <w:webHidden/>
               </w:rPr>
-              <w:t>11</w:t>
+              <w:t>12</w:t>
             </w:r>
             <w:r>
               <w:rPr>
@@ -1935,16 +1930,6 @@
             <w:tabs>
               <w:tab w:val="right" w:leader="dot" w:pos="9962"/>
             </w:tabs>
-            <w:rPr>
-              <w:rFonts w:eastAsiaTheme="minorEastAsia"/>
-              <w:b w:val="0"/>
-              <w:bCs w:val="0"/>
-              <w:noProof/>
-              <w:kern w:val="0"/>
-              <w:sz w:val="22"/>
-              <w:lang w:eastAsia="es-CO"/>
-              <w14:ligatures w14:val="none"/>
-            </w:rPr>
           </w:pPr>
           <w:hyperlink w:anchor="_Toc199943264" w:history="1">
             <w:r>
@@ -2003,11 +1988,6 @@
               <w:fldChar w:fldCharType="end"/>
             </w:r>
           </w:hyperlink>
-        </w:p>
-        <w:p>
-          <w:pPr>
-            <w:pStyle w:val="TDC1"/>
-          </w:pPr>
           <w:r>
             <w:rPr>
               <w:lang w:val="es-ES"/>
@@ -2017,18 +1997,6 @@
         </w:p>
       </w:sdtContent>
     </w:sdt>
-    <w:p>
-      <w:pPr>
-        <w:spacing w:before="0" w:after="0"/>
-        <w:sectPr>
-          <w:footerReference w:type="default" r:id="rId8"/>
-          <w:pgSz w:w="12240" w:h="15840"/>
-          <w:pgMar w:top="1701" w:right="49" w:bottom="1134" w:left="1134" w:header="709" w:footer="709" w:gutter="0"/>
-          <w:cols w:space="708"/>
-          <w:docGrid w:linePitch="360"/>
-        </w:sectPr>
-      </w:pPr>
-    </w:p>
     <w:p>
       <w:pPr>
         <w:pStyle w:val="Titulosgenerales"/>
@@ -2176,6 +2144,13 @@
         </w:rPr>
         <w:t xml:space="preserve"> de la Información y la Comunicación</w:t>
       </w:r>
+      <w:r>
+        <w:rPr>
+          <w:color w:val="000000" w:themeColor="text1"/>
+          <w:szCs w:val="28"/>
+        </w:rPr>
+        <w:t xml:space="preserve"> - TIC</w:t>
+      </w:r>
     </w:p>
     <w:p>
       <w:pPr>
@@ -2199,10 +2174,10 @@
           <w:lang w:val="es-MX"/>
         </w:rPr>
         <w:drawing>
-          <wp:inline distT="0" distB="0" distL="0" distR="0" wp14:anchorId="40BCD423" wp14:editId="5A6BD4CC">
-            <wp:extent cx="6215920" cy="3534713"/>
-            <wp:effectExtent l="0" t="0" r="0" b="8890"/>
-            <wp:docPr id="2" name="Imagen 2">
+          <wp:inline distT="0" distB="0" distL="0" distR="0" wp14:anchorId="0FBA77D2" wp14:editId="68C93CFD">
+            <wp:extent cx="6332220" cy="3561715"/>
+            <wp:effectExtent l="0" t="0" r="0" b="635"/>
+            <wp:docPr id="4" name="Imagen 4">
               <a:extLst xmlns:a="http://schemas.openxmlformats.org/drawingml/2006/main">
                 <a:ext uri="{C183D7F6-B498-43B3-948B-1728B52AA6E4}">
                   <adec:decorative xmlns:adec="http://schemas.microsoft.com/office/drawing/2017/decorative" val="1"/>
@@ -2216,7 +2191,7 @@
               <a:graphicData uri="http://schemas.openxmlformats.org/drawingml/2006/picture">
                 <pic:pic xmlns:pic="http://schemas.openxmlformats.org/drawingml/2006/picture">
                   <pic:nvPicPr>
-                    <pic:cNvPr id="2" name="Imagen 2">
+                    <pic:cNvPr id="4" name="Imagen 4">
                       <a:extLst>
                         <a:ext uri="{C183D7F6-B498-43B3-948B-1728B52AA6E4}">
                           <adec:decorative xmlns:adec="http://schemas.microsoft.com/office/drawing/2017/decorative" val="1"/>
@@ -2225,7 +2200,7 @@
                     </pic:cNvPr>
                     <pic:cNvPicPr/>
                   </pic:nvPicPr>
-                  <pic:blipFill rotWithShape="1">
+                  <pic:blipFill>
                     <a:blip r:embed="rId10">
                       <a:extLst>
                         <a:ext uri="{28A0092B-C50C-407E-A947-70E740481C1C}">
@@ -2233,25 +2208,18 @@
                         </a:ext>
                       </a:extLst>
                     </a:blip>
-                    <a:srcRect t="11941" b="12239"/>
-                    <a:stretch/>
+                    <a:stretch>
+                      <a:fillRect/>
+                    </a:stretch>
                   </pic:blipFill>
-                  <pic:spPr bwMode="auto">
+                  <pic:spPr>
                     <a:xfrm>
                       <a:off x="0" y="0"/>
-                      <a:ext cx="6238467" cy="3547534"/>
+                      <a:ext cx="6332220" cy="3561715"/>
                     </a:xfrm>
                     <a:prstGeom prst="rect">
                       <a:avLst/>
                     </a:prstGeom>
-                    <a:ln>
-                      <a:noFill/>
-                    </a:ln>
-                    <a:extLst>
-                      <a:ext uri="{53640926-AAD7-44D8-BBD7-CCE9431645EC}">
-                        <a14:shadowObscured xmlns:a14="http://schemas.microsoft.com/office/drawing/2010/main"/>
-                      </a:ext>
-                    </a:extLst>
                   </pic:spPr>
                 </pic:pic>
               </a:graphicData>
@@ -2643,6 +2611,14 @@
       </w:r>
     </w:p>
     <w:p>
+      <w:pPr>
+        <w:pStyle w:val="Ttulo8"/>
+      </w:pPr>
+      <w:r>
+        <w:t>Recurso electrónico</w:t>
+      </w:r>
+    </w:p>
+    <w:p>
       <w:r>
         <w:t>Para conocer más sobre la temática, se sugiere consultar el libro: Ibarra Sixto, J. I. (2014). Sistema operativo, búsqueda de la información: Internet/intranet y correo electrónico. Editorial CEP. En dicho libro, acceder a las páginas 16-17 y verificar lo mencionado sobre el Resumen – Esquema del ordenador</w:t>
       </w:r>
@@ -2940,7 +2916,13 @@
         <w:pStyle w:val="Sangradetextonormal"/>
       </w:pPr>
       <w:r>
-        <w:t>Antes de definir internet, es importante mencionar ¿Cómo surgió internet?, es decir contar su historia, la cual “comienza a finales de los años 60 en Estados Unidos y se relaciona con un proyecto desarrollado por la Agencia de Proyectos de Investigación Avanzados (ARPA) y el Departamento de Defensa estadounidense, que definieron el protocolo TC/IP con la finalidad de conectar ordenadores para facilitar trabajos sobre investigación” (Valentín, 2015).</w:t>
+        <w:t>Antes de definir internet, es importante mencionar ¿Cómo surgió internet?, es decir contar su historia, la cual “comienza a finales de los años 60 en Estados Unidos y se relaciona con un proyecto desarrollado por la Agencia de Proyectos de Investigación Avanzados (ARPA) y el Departamento de Defensa estadounidense, que definieron el protocolo TC</w:t>
+      </w:r>
+      <w:r>
+        <w:t>P</w:t>
+      </w:r>
+      <w:r>
+        <w:t>/IP con la finalidad de conectar ordenadores para facilitar trabajos sobre investigación” (Valentín, 2015).</w:t>
       </w:r>
     </w:p>
     <w:p>
@@ -2952,6 +2934,9 @@
       </w:r>
     </w:p>
     <w:p>
+      <w:pPr>
+        <w:ind w:left="709" w:firstLine="0"/>
+      </w:pPr>
       <w:r>
         <w:rPr>
           <w:b/>
@@ -2960,307 +2945,461 @@
         <w:t>01</w:t>
       </w:r>
       <w:r>
-        <w:t xml:space="preserve"> </w:t>
-      </w:r>
-      <w:r>
-        <w:t>1969</w:t>
-      </w:r>
-    </w:p>
-    <w:p>
-      <w:pPr>
-        <w:pStyle w:val="Sangradetextonormal"/>
-      </w:pPr>
-      <w:r>
-        <w:t>ARPANET se crea en EE. UU. por la ARPA (Agencia de Proyectos de Investigación Avanzada del Departamento de Defensa) para conectar universidades. Es el origen del internet.</w:t>
-      </w:r>
-    </w:p>
-    <w:p>
-      <w:r>
         <w:rPr>
           <w:b/>
           <w:bCs/>
         </w:rPr>
-        <w:t>02</w:t>
+        <w:t>.</w:t>
       </w:r>
       <w:r>
         <w:t xml:space="preserve"> </w:t>
       </w:r>
       <w:r>
-        <w:t>1972</w:t>
-      </w:r>
-    </w:p>
-    <w:p>
-      <w:r>
-        <w:t>Se realiza la primera demostración pública de ARPANET y se crea el primer programa de correo electrónico.</w:t>
-      </w:r>
-    </w:p>
-    <w:p>
+        <w:t>1969</w:t>
+      </w:r>
+    </w:p>
+    <w:p>
+      <w:pPr>
+        <w:pStyle w:val="Sangradetextonormal"/>
+        <w:ind w:left="709" w:firstLine="0"/>
+      </w:pPr>
+      <w:r>
+        <w:t>ARPANET se crea en EE. UU. por la ARPA (Agencia de Proyectos de Investigación Avanzada del Departamento de Defensa) para conectar universidades. Es el origen del internet.</w:t>
+      </w:r>
+    </w:p>
+    <w:p>
+      <w:pPr>
+        <w:ind w:left="709" w:firstLine="0"/>
+      </w:pPr>
       <w:r>
         <w:rPr>
           <w:b/>
           <w:bCs/>
         </w:rPr>
-        <w:t>03</w:t>
-      </w:r>
-      <w:r>
-        <w:t xml:space="preserve"> </w:t>
-      </w:r>
-      <w:r>
-        <w:t>1983</w:t>
-      </w:r>
-    </w:p>
-    <w:p>
-      <w:pPr>
-        <w:pStyle w:val="Sangradetextonormal"/>
-      </w:pPr>
-      <w:r>
-        <w:t>Se adopta el protocolo TCP/IP, que establece la base técnica para el funcionamiento de internet. ARPANET se divide en ARPANET (civil) y MILNET (</w:t>
-      </w:r>
-      <w:proofErr w:type="spellStart"/>
-      <w:r>
-        <w:t>mitar</w:t>
-      </w:r>
-      <w:proofErr w:type="spellEnd"/>
-      <w:r>
-        <w:t>).</w:t>
-      </w:r>
-    </w:p>
-    <w:p>
+        <w:t>02</w:t>
+      </w:r>
       <w:r>
         <w:rPr>
           <w:b/>
           <w:bCs/>
         </w:rPr>
-        <w:t>04</w:t>
+        <w:t>.</w:t>
       </w:r>
       <w:r>
         <w:t xml:space="preserve"> </w:t>
       </w:r>
       <w:r>
-        <w:t>1989</w:t>
-      </w:r>
-    </w:p>
-    <w:p>
-      <w:pPr>
-        <w:pStyle w:val="Sangradetextonormal"/>
-      </w:pPr>
-      <w:r>
-        <w:t xml:space="preserve">Tim Berners-Lee propone la </w:t>
-      </w:r>
-      <w:proofErr w:type="spellStart"/>
-      <w:r>
-        <w:t>World</w:t>
-      </w:r>
-      <w:proofErr w:type="spellEnd"/>
-      <w:r>
-        <w:t xml:space="preserve"> Wide Web (WWW), sistema que organiza información a través de hipervínculos.</w:t>
-      </w:r>
-    </w:p>
-    <w:p>
+        <w:t>1972</w:t>
+      </w:r>
+    </w:p>
+    <w:p>
+      <w:pPr>
+        <w:ind w:left="709" w:firstLine="0"/>
+      </w:pPr>
+      <w:r>
+        <w:t>Se realiza la primera demostración pública de ARPANET y se crea el primer programa de correo electrónico.</w:t>
+      </w:r>
+    </w:p>
+    <w:p>
+      <w:pPr>
+        <w:ind w:left="709" w:firstLine="0"/>
+      </w:pPr>
       <w:r>
         <w:rPr>
           <w:b/>
           <w:bCs/>
         </w:rPr>
-        <w:lastRenderedPageBreak/>
-        <w:t>05</w:t>
-      </w:r>
-      <w:r>
-        <w:t xml:space="preserve"> </w:t>
-      </w:r>
-      <w:r>
-        <w:t>1990</w:t>
-      </w:r>
-    </w:p>
-    <w:p>
-      <w:pPr>
-        <w:pStyle w:val="Sangradetextonormal"/>
-      </w:pPr>
-      <w:r>
-        <w:t>Se crea el primer navegador web y servidor web. ARPANET deja de funcionar oficialmente.</w:t>
-      </w:r>
-    </w:p>
-    <w:p>
+        <w:t>03</w:t>
+      </w:r>
       <w:r>
         <w:rPr>
           <w:b/>
           <w:bCs/>
         </w:rPr>
-        <w:t>06</w:t>
+        <w:t>.</w:t>
       </w:r>
       <w:r>
         <w:t xml:space="preserve"> </w:t>
       </w:r>
       <w:r>
-        <w:t>1993</w:t>
+        <w:t>1983</w:t>
       </w:r>
     </w:p>
     <w:p>
       <w:pPr>
         <w:pStyle w:val="Sangradetextonormal"/>
-      </w:pPr>
-      <w:r>
-        <w:t>Aparece Mosaic, el primer navegador gráfico popular, que impulsa el uso masivo de la web.</w:t>
-      </w:r>
-    </w:p>
-    <w:p>
+        <w:ind w:left="709" w:firstLine="0"/>
+      </w:pPr>
+      <w:r>
+        <w:t>Se adopta el protocolo TCP/IP, que establece la base técnica para el funcionamiento de internet. ARPANET se divide en ARPANET (civil) y MILNET (mi</w:t>
+      </w:r>
+      <w:r>
+        <w:t>li</w:t>
+      </w:r>
+      <w:r>
+        <w:t>tar).</w:t>
+      </w:r>
+    </w:p>
+    <w:p>
+      <w:pPr>
+        <w:pStyle w:val="Sangradetextonormal"/>
+        <w:ind w:left="709" w:firstLine="0"/>
+      </w:pPr>
+    </w:p>
+    <w:p>
+      <w:pPr>
+        <w:pStyle w:val="Sangradetextonormal"/>
+        <w:ind w:left="709" w:firstLine="0"/>
+      </w:pPr>
+    </w:p>
+    <w:p>
+      <w:pPr>
+        <w:ind w:left="709" w:firstLine="0"/>
+      </w:pPr>
       <w:r>
         <w:rPr>
           <w:b/>
           <w:bCs/>
         </w:rPr>
-        <w:t>07</w:t>
-      </w:r>
-      <w:r>
-        <w:t xml:space="preserve"> </w:t>
-      </w:r>
-      <w:r>
-        <w:t>1994-1995</w:t>
-      </w:r>
-    </w:p>
-    <w:p>
-      <w:pPr>
-        <w:pStyle w:val="Sangradetextonormal"/>
-      </w:pPr>
-      <w:r>
-        <w:t>Nacen los primeros buscadores (como Yahoo!) y tiendas online (como Amazon y eBay). La web comienza a crecer rápidamente.</w:t>
-      </w:r>
-    </w:p>
-    <w:p>
+        <w:lastRenderedPageBreak/>
+        <w:t>04</w:t>
+      </w:r>
       <w:r>
         <w:rPr>
           <w:b/>
           <w:bCs/>
         </w:rPr>
-        <w:t>08</w:t>
+        <w:t>.</w:t>
       </w:r>
       <w:r>
         <w:t xml:space="preserve"> </w:t>
       </w:r>
       <w:r>
-        <w:t>1998</w:t>
+        <w:t>1989</w:t>
       </w:r>
     </w:p>
     <w:p>
       <w:pPr>
         <w:pStyle w:val="Sangradetextonormal"/>
-      </w:pPr>
-      <w:r>
-        <w:t>Se lanza Google, revolucionando la búsqueda de información en internet.</w:t>
-      </w:r>
-    </w:p>
-    <w:p>
+        <w:ind w:left="709" w:firstLine="0"/>
+      </w:pPr>
+      <w:r>
+        <w:t xml:space="preserve">Tim Berners-Lee propone la </w:t>
+      </w:r>
+      <w:proofErr w:type="spellStart"/>
+      <w:r>
+        <w:t>World</w:t>
+      </w:r>
+      <w:proofErr w:type="spellEnd"/>
+      <w:r>
+        <w:t xml:space="preserve"> Wide Web (WWW), sistema que organiza información a través de hipervínculos.</w:t>
+      </w:r>
+    </w:p>
+    <w:p>
+      <w:pPr>
+        <w:ind w:left="709" w:firstLine="0"/>
+      </w:pPr>
       <w:r>
         <w:rPr>
           <w:b/>
           <w:bCs/>
         </w:rPr>
-        <w:t>09</w:t>
-      </w:r>
-      <w:r>
-        <w:t xml:space="preserve"> </w:t>
-      </w:r>
-      <w:r>
-        <w:t>2004</w:t>
-      </w:r>
-    </w:p>
-    <w:p>
-      <w:pPr>
-        <w:pStyle w:val="Sangradetextonormal"/>
-      </w:pPr>
-      <w:r>
-        <w:t>Surgen las redes sociales modernas, como Facebook, marcando el inicio de la Web 2.0 (participativa e interactiva).</w:t>
-      </w:r>
-    </w:p>
-    <w:p>
+        <w:t>05</w:t>
+      </w:r>
       <w:r>
         <w:rPr>
           <w:b/>
           <w:bCs/>
         </w:rPr>
-        <w:t>10</w:t>
+        <w:t>.</w:t>
       </w:r>
       <w:r>
         <w:t xml:space="preserve"> </w:t>
       </w:r>
       <w:r>
-        <w:t>2007</w:t>
+        <w:t>1990</w:t>
       </w:r>
     </w:p>
     <w:p>
       <w:pPr>
         <w:pStyle w:val="Sangradetextonormal"/>
-      </w:pPr>
-      <w:r>
-        <w:t>Apple lanza el primer iPhone, impulsando el acceso a internet móvil y el desarrollo de apps.</w:t>
-      </w:r>
-    </w:p>
-    <w:p>
+        <w:ind w:left="709" w:firstLine="0"/>
+      </w:pPr>
+      <w:r>
+        <w:t>Se crea el primer navegador web y servidor web. ARPANET deja de funcionar oficialmente.</w:t>
+      </w:r>
+    </w:p>
+    <w:p>
+      <w:pPr>
+        <w:ind w:left="709" w:firstLine="0"/>
+      </w:pPr>
       <w:r>
         <w:rPr>
           <w:b/>
           <w:bCs/>
         </w:rPr>
-        <w:t>11</w:t>
-      </w:r>
-      <w:r>
-        <w:t xml:space="preserve"> </w:t>
-      </w:r>
-      <w:r>
-        <w:t>2010s</w:t>
-      </w:r>
-    </w:p>
-    <w:p>
-      <w:pPr>
-        <w:pStyle w:val="Sangradetextonormal"/>
-      </w:pPr>
-      <w:r>
-        <w:t xml:space="preserve">Crecimiento de la nube, el </w:t>
-      </w:r>
-      <w:r>
-        <w:rPr>
-          <w:rStyle w:val="Extranjerismo"/>
-        </w:rPr>
-        <w:t>streaming</w:t>
-      </w:r>
-      <w:r>
-        <w:t xml:space="preserve">, el </w:t>
-      </w:r>
-      <w:r>
-        <w:rPr>
-          <w:rStyle w:val="Extranjerismo"/>
-        </w:rPr>
-        <w:t>e-commerce</w:t>
-      </w:r>
-      <w:r>
-        <w:t xml:space="preserve"> y las plataformas colaborativas como Google Drive y Zoom.</w:t>
-      </w:r>
-    </w:p>
-    <w:p>
+        <w:t>06</w:t>
+      </w:r>
       <w:r>
         <w:rPr>
           <w:b/>
           <w:bCs/>
         </w:rPr>
+        <w:t>.</w:t>
+      </w:r>
+      <w:r>
+        <w:t xml:space="preserve"> </w:t>
+      </w:r>
+      <w:r>
+        <w:t>1993</w:t>
+      </w:r>
+    </w:p>
+    <w:p>
+      <w:pPr>
+        <w:pStyle w:val="Sangradetextonormal"/>
+        <w:ind w:left="709" w:firstLine="0"/>
+      </w:pPr>
+      <w:r>
+        <w:t>Aparece Mosaic, el primer navegador gráfico popular, que impulsa el uso masivo de la web.</w:t>
+      </w:r>
+    </w:p>
+    <w:p>
+      <w:pPr>
+        <w:ind w:left="709" w:firstLine="0"/>
+      </w:pPr>
+      <w:r>
+        <w:rPr>
+          <w:b/>
+          <w:bCs/>
+        </w:rPr>
+        <w:t>07</w:t>
+      </w:r>
+      <w:r>
+        <w:rPr>
+          <w:b/>
+          <w:bCs/>
+        </w:rPr>
+        <w:t>.</w:t>
+      </w:r>
+      <w:r>
+        <w:t xml:space="preserve"> </w:t>
+      </w:r>
+      <w:r>
+        <w:t>1994-1995</w:t>
+      </w:r>
+    </w:p>
+    <w:p>
+      <w:pPr>
+        <w:pStyle w:val="Sangradetextonormal"/>
+        <w:ind w:left="709" w:firstLine="0"/>
+      </w:pPr>
+      <w:r>
+        <w:t>Nacen los primeros buscadores (como Yahoo!) y tiendas online (como Amazon y eBay). La web comienza a crecer rápidamente.</w:t>
+      </w:r>
+    </w:p>
+    <w:p>
+      <w:pPr>
+        <w:ind w:left="709" w:firstLine="0"/>
+      </w:pPr>
+      <w:r>
+        <w:rPr>
+          <w:b/>
+          <w:bCs/>
+        </w:rPr>
+        <w:t>08</w:t>
+      </w:r>
+      <w:r>
+        <w:rPr>
+          <w:b/>
+          <w:bCs/>
+        </w:rPr>
+        <w:t>.</w:t>
+      </w:r>
+      <w:r>
+        <w:t xml:space="preserve"> </w:t>
+      </w:r>
+      <w:r>
+        <w:t>1998</w:t>
+      </w:r>
+    </w:p>
+    <w:p>
+      <w:pPr>
+        <w:pStyle w:val="Sangradetextonormal"/>
+        <w:ind w:left="709" w:firstLine="0"/>
+      </w:pPr>
+      <w:r>
+        <w:t>Se lanza Google, revolucionando la búsqueda de información en internet.</w:t>
+      </w:r>
+    </w:p>
+    <w:p>
+      <w:pPr>
+        <w:ind w:left="709" w:firstLine="0"/>
+      </w:pPr>
+      <w:r>
+        <w:rPr>
+          <w:b/>
+          <w:bCs/>
+        </w:rPr>
+        <w:t>09</w:t>
+      </w:r>
+      <w:r>
+        <w:rPr>
+          <w:b/>
+          <w:bCs/>
+        </w:rPr>
+        <w:t>.</w:t>
+      </w:r>
+      <w:r>
+        <w:t xml:space="preserve"> </w:t>
+      </w:r>
+      <w:r>
+        <w:t>2004</w:t>
+      </w:r>
+    </w:p>
+    <w:p>
+      <w:pPr>
+        <w:pStyle w:val="Sangradetextonormal"/>
+        <w:ind w:left="709" w:firstLine="0"/>
+      </w:pPr>
+      <w:r>
+        <w:t>Surgen las redes sociales modernas, como Facebook, marcando el inicio de la Web 2.0 (participativa e interactiva).</w:t>
+      </w:r>
+    </w:p>
+    <w:p>
+      <w:pPr>
+        <w:ind w:left="709" w:firstLine="0"/>
+      </w:pPr>
+      <w:r>
+        <w:rPr>
+          <w:b/>
+          <w:bCs/>
+        </w:rPr>
+        <w:t>10</w:t>
+      </w:r>
+      <w:r>
+        <w:rPr>
+          <w:b/>
+          <w:bCs/>
+        </w:rPr>
+        <w:t>.</w:t>
+      </w:r>
+      <w:r>
+        <w:t xml:space="preserve"> </w:t>
+      </w:r>
+      <w:r>
+        <w:t>2007</w:t>
+      </w:r>
+    </w:p>
+    <w:p>
+      <w:pPr>
+        <w:pStyle w:val="Sangradetextonormal"/>
+        <w:ind w:left="709" w:firstLine="0"/>
+      </w:pPr>
+      <w:r>
+        <w:t>Apple lanza el primer iPhone, impulsando el acceso a internet móvil y el desarrollo de apps.</w:t>
+      </w:r>
+    </w:p>
+    <w:p>
+      <w:pPr>
+        <w:ind w:left="709" w:firstLine="0"/>
+      </w:pPr>
+      <w:r>
+        <w:rPr>
+          <w:b/>
+          <w:bCs/>
+        </w:rPr>
         <w:lastRenderedPageBreak/>
+        <w:t>11</w:t>
+      </w:r>
+      <w:r>
+        <w:rPr>
+          <w:b/>
+          <w:bCs/>
+        </w:rPr>
+        <w:t>.</w:t>
+      </w:r>
+      <w:r>
+        <w:t xml:space="preserve"> </w:t>
+      </w:r>
+      <w:r>
+        <w:t>2010</w:t>
+      </w:r>
+      <w:r>
+        <w:t xml:space="preserve"> - 2019</w:t>
+      </w:r>
+    </w:p>
+    <w:p>
+      <w:pPr>
+        <w:pStyle w:val="Sangradetextonormal"/>
+        <w:ind w:left="709" w:firstLine="0"/>
+      </w:pPr>
+      <w:r>
+        <w:t xml:space="preserve">Crecimiento de la nube, el </w:t>
+      </w:r>
+      <w:proofErr w:type="spellStart"/>
+      <w:r>
+        <w:rPr>
+          <w:rStyle w:val="Extranjerismo"/>
+          <w:lang w:val="es-CO"/>
+        </w:rPr>
+        <w:t>streaming</w:t>
+      </w:r>
+      <w:proofErr w:type="spellEnd"/>
+      <w:r>
+        <w:t xml:space="preserve">, el </w:t>
+      </w:r>
+      <w:r>
+        <w:rPr>
+          <w:rStyle w:val="Extranjerismo"/>
+          <w:lang w:val="es-CO"/>
+        </w:rPr>
+        <w:t>e-</w:t>
+      </w:r>
+      <w:proofErr w:type="spellStart"/>
+      <w:r>
+        <w:rPr>
+          <w:rStyle w:val="Extranjerismo"/>
+          <w:lang w:val="es-CO"/>
+        </w:rPr>
+        <w:t>commerce</w:t>
+      </w:r>
+      <w:proofErr w:type="spellEnd"/>
+      <w:r>
+        <w:t xml:space="preserve"> y las plataformas colaborativas como Google Drive y Zoom.</w:t>
+      </w:r>
+    </w:p>
+    <w:p>
+      <w:pPr>
+        <w:ind w:left="709" w:firstLine="0"/>
+      </w:pPr>
+      <w:r>
+        <w:rPr>
+          <w:b/>
+          <w:bCs/>
+        </w:rPr>
         <w:t>12</w:t>
       </w:r>
       <w:r>
+        <w:rPr>
+          <w:b/>
+          <w:bCs/>
+        </w:rPr>
+        <w:t>.</w:t>
+      </w:r>
+      <w:r>
         <w:t xml:space="preserve"> </w:t>
       </w:r>
       <w:r>
-        <w:t>2020</w:t>
-      </w:r>
-      <w:r>
-        <w:t>´</w:t>
-      </w:r>
-      <w:r>
-        <w:t>s</w:t>
+        <w:t>20</w:t>
+      </w:r>
+      <w:r>
+        <w:t>10 - 2025</w:t>
       </w:r>
     </w:p>
     <w:p>
       <w:pPr>
         <w:pStyle w:val="Sangradetextonormal"/>
+        <w:ind w:left="709" w:firstLine="0"/>
       </w:pPr>
       <w:r>
         <w:t xml:space="preserve">Avances en 5G, IA (inteligencia artificial), </w:t>
@@ -3289,10 +3428,42 @@
     </w:p>
     <w:p>
       <w:pPr>
+        <w:pStyle w:val="Ttulo8"/>
+      </w:pPr>
+      <w:r>
+        <w:t>Recurso electrónico</w:t>
+      </w:r>
+    </w:p>
+    <w:p>
+      <w:pPr>
         <w:pStyle w:val="Sangradetextonormal"/>
       </w:pPr>
       <w:r>
-        <w:t>Para conocer más sobre la temática, se sugiere consultar el libro: Valentín López, G. M. (2015). Ofimática. Editorial CEP. En dicho libro, acceder a las páginas 61-71.</w:t>
+        <w:t xml:space="preserve">Para conocer más sobre la temática, se sugiere consultar el artículo: Fernández </w:t>
+      </w:r>
+      <w:proofErr w:type="spellStart"/>
+      <w:r>
+        <w:t>Muerza</w:t>
+      </w:r>
+      <w:proofErr w:type="spellEnd"/>
+      <w:r>
+        <w:t xml:space="preserve">, Á. (2022). Influencia y evolución de Internet en la comunicación de la ciencia y sus fuentes. Fonseca, </w:t>
+      </w:r>
+      <w:proofErr w:type="spellStart"/>
+      <w:r>
+        <w:t>Journal</w:t>
+      </w:r>
+      <w:proofErr w:type="spellEnd"/>
+      <w:r>
+        <w:t xml:space="preserve"> of </w:t>
+      </w:r>
+      <w:proofErr w:type="spellStart"/>
+      <w:r>
+        <w:t>Communication</w:t>
+      </w:r>
+      <w:proofErr w:type="spellEnd"/>
+      <w:r>
+        <w:t>, (25), 5–22.</w:t>
       </w:r>
       <w:r>
         <w:t xml:space="preserve"> </w:t>
@@ -3579,6 +3750,20 @@
       </w:r>
     </w:p>
     <w:p>
+      <w:pPr>
+        <w:pStyle w:val="Ttulo8"/>
+      </w:pPr>
+      <w:r>
+        <w:t>Recurso elect</w:t>
+      </w:r>
+      <w:r>
+        <w:t>r</w:t>
+      </w:r>
+      <w:r>
+        <w:t>ónico</w:t>
+      </w:r>
+    </w:p>
+    <w:p>
       <w:r>
         <w:t>Para conocer más sobre la temática, se sugiere consultar el libro: Valentín López, G. M. (2015). Ofimática. Editorial CEP. En dicho libro, acceder a la página 32.</w:t>
       </w:r>
@@ -3637,12 +3822,26 @@
           <w:ilvl w:val="0"/>
           <w:numId w:val="7"/>
         </w:numPr>
-      </w:pPr>
-      <w:r>
+        <w:rPr>
+          <w:b/>
+          <w:bCs/>
+        </w:rPr>
+      </w:pPr>
+      <w:r>
+        <w:rPr>
+          <w:b/>
+          <w:bCs/>
+        </w:rPr>
         <w:t>La CPU (microprocesador)</w:t>
       </w:r>
-      <w:r>
-        <w:t>.</w:t>
+    </w:p>
+    <w:p>
+      <w:pPr>
+        <w:pStyle w:val="Prrafodelista"/>
+        <w:ind w:left="1429" w:firstLine="0"/>
+      </w:pPr>
+      <w:r>
+        <w:t>Maneja los programas en ejecución y las instrucciones a ejecutar.</w:t>
       </w:r>
     </w:p>
     <w:p>
@@ -3652,36 +3851,25 @@
           <w:ilvl w:val="0"/>
           <w:numId w:val="7"/>
         </w:numPr>
-      </w:pPr>
-      <w:r>
-        <w:t>Maneja los programas en ejecución y las instrucciones a ejecutar.</w:t>
-      </w:r>
-    </w:p>
-    <w:p>
-      <w:pPr>
-        <w:pStyle w:val="Prrafodelista"/>
-        <w:numPr>
-          <w:ilvl w:val="0"/>
-          <w:numId w:val="7"/>
-        </w:numPr>
-      </w:pPr>
-      <w:r>
-        <w:t>La memoria principal (RAM)</w:t>
-      </w:r>
-      <w:r>
-        <w:t>.</w:t>
-      </w:r>
-    </w:p>
-    <w:p>
-      <w:pPr>
-        <w:pStyle w:val="Prrafodelista"/>
-        <w:numPr>
-          <w:ilvl w:val="0"/>
-          <w:numId w:val="7"/>
-        </w:numPr>
-      </w:pPr>
-      <w:r>
-        <w:t>De lectura y escritura. Gestiona su ocupación y asignación para cada proceso.</w:t>
+        <w:rPr>
+          <w:b/>
+          <w:bCs/>
+        </w:rPr>
+      </w:pPr>
+      <w:r>
+        <w:rPr>
+          <w:b/>
+          <w:bCs/>
+        </w:rPr>
+        <w:t xml:space="preserve">Distintos dispositivos de almacenamiento primario </w:t>
+      </w:r>
+    </w:p>
+    <w:p>
+      <w:pPr>
+        <w:ind w:left="1418" w:firstLine="0"/>
+      </w:pPr>
+      <w:r>
+        <w:t>(RAM, ROM, CACHE) son memorias de lectura y escritura las cuales gestionan su ocupación y asignación para cada proceso.</w:t>
       </w:r>
     </w:p>
     <w:p>
@@ -3696,45 +3884,104 @@
           <w:tab w:val="clear" w:pos="8838"/>
         </w:tabs>
         <w:spacing w:before="160" w:after="120" w:line="360" w:lineRule="auto"/>
-      </w:pPr>
-      <w:r>
-        <w:t>Distintos dispositivos de almacenamiento secundario</w:t>
-      </w:r>
-      <w:r>
-        <w:t>.</w:t>
+        <w:rPr>
+          <w:b/>
+          <w:bCs/>
+        </w:rPr>
+      </w:pPr>
+      <w:r>
+        <w:rPr>
+          <w:b/>
+          <w:bCs/>
+        </w:rPr>
+        <w:lastRenderedPageBreak/>
+        <w:t xml:space="preserve">Distintos dispositivos de almacenamiento </w:t>
+      </w:r>
+      <w:r>
+        <w:rPr>
+          <w:rStyle w:val="normaltextrun"/>
+          <w:rFonts w:ascii="Arial" w:hAnsi="Arial" w:cs="Arial"/>
+          <w:b/>
+          <w:bCs/>
+          <w:color w:val="000000"/>
+          <w:sz w:val="22"/>
+        </w:rPr>
+        <w:t>secundario</w:t>
       </w:r>
     </w:p>
     <w:p>
       <w:pPr>
         <w:pStyle w:val="Prrafodelista"/>
+        <w:ind w:left="1429" w:firstLine="0"/>
+      </w:pPr>
+      <w:r>
+        <w:t>Discos duros, discos ópticos, etc. Esto implica el control de los archivos en estos dispositivos.</w:t>
+      </w:r>
+    </w:p>
+    <w:p>
+      <w:pPr>
+        <w:pStyle w:val="Encabezado"/>
         <w:numPr>
           <w:ilvl w:val="0"/>
           <w:numId w:val="7"/>
         </w:numPr>
-      </w:pPr>
-      <w:r>
-        <w:lastRenderedPageBreak/>
-        <w:t>Discos duros, discos ópticos, etc. Esto implica el control de los archivos en estos dispositivos.</w:t>
+        <w:tabs>
+          <w:tab w:val="clear" w:pos="4419"/>
+          <w:tab w:val="clear" w:pos="8838"/>
+        </w:tabs>
+        <w:spacing w:before="160" w:after="120" w:line="360" w:lineRule="auto"/>
+        <w:rPr>
+          <w:b/>
+          <w:bCs/>
+        </w:rPr>
+      </w:pPr>
+      <w:r>
+        <w:rPr>
+          <w:b/>
+          <w:bCs/>
+        </w:rPr>
+        <w:t>Los demás periféricos del sistema</w:t>
       </w:r>
     </w:p>
     <w:p>
       <w:pPr>
         <w:pStyle w:val="Prrafodelista"/>
-        <w:numPr>
-          <w:ilvl w:val="0"/>
-          <w:numId w:val="7"/>
-        </w:numPr>
-      </w:pPr>
-      <w:r>
-        <w:t>Los demás periféricos del sistema</w:t>
+        <w:ind w:left="1429" w:firstLine="0"/>
+      </w:pPr>
+      <w:r>
+        <w:t>Tanto de entrada (teclado, ratón, etc.) como de salida (monitor, impresoras, etc.), así como los sistemas de telecomunicaciones.</w:t>
+      </w:r>
+    </w:p>
+    <w:p>
+      <w:pPr>
+        <w:pStyle w:val="Ttulo8"/>
+      </w:pPr>
+      <w:r>
+        <w:t>B. Gestionar los procesos en ejecución</w:t>
+      </w:r>
+    </w:p>
+    <w:p>
+      <w:r>
+        <w:t>Es decir, los distintos programas y tareas que se encuentran en proceso. El sistema operativo es el responsable de crear, mantener, detener temporalmente o finalizar esos procesos, asignando los recursos necesarios de CPU, RAM, etc. También debe detectar y controlar los posibles conflictos, por ejemplo, si dos programas intentan escribir en la misma posición de memoria. Además, el sistema operativo debe ser capaz también de planificar las tareas correctamente, por ejemplo, asignando más recursos a los programas que ralenticen el sistema.</w:t>
+      </w:r>
+    </w:p>
+    <w:p>
+      <w:pPr>
+        <w:pStyle w:val="Ttulo8"/>
+      </w:pPr>
+      <w:r>
+        <w:t>C. Gestionar la seguridad del sistema</w:t>
+      </w:r>
+    </w:p>
+    <w:p>
+      <w:r>
+        <w:t>Controlar la seguridad del sistema</w:t>
       </w:r>
       <w:r>
         <w:t>.</w:t>
       </w:r>
-    </w:p>
-    <w:p>
-      <w:r>
-        <w:t>Tanto de entrada (teclado, ratón, etc.) como de salida (monitor, impresoras, etc.), así como los sistemas de telecomunicaciones.</w:t>
+      <w:r>
+        <w:t xml:space="preserve"> En todo momento, comprobando que todos los sistemas funcionan correctamente. (Ibarra, 2013, pp. 26-27).</w:t>
       </w:r>
     </w:p>
     <w:p>
@@ -3742,25 +3989,7 @@
         <w:pStyle w:val="Ttulo8"/>
       </w:pPr>
       <w:r>
-        <w:t>B. Gestionar los procesos en ejecución</w:t>
-      </w:r>
-    </w:p>
-    <w:p>
-      <w:r>
-        <w:t>Es decir, los distintos programas y tareas que se encuentran en proceso. El sistema operativo es el responsable de crear, mantener, detener temporalmente o finalizar esos procesos, asignando los recursos necesarios de CPU, RAM, etc. También debe detectar y controlar los posibles conflictos, por ejemplo, si dos programas intentan escribir en la misma posición de memoria. Además, el sistema operativo debe ser capaz también de planificar las tareas correctamente, por ejemplo, asignando más recursos a los programas que ralenticen el sistema.</w:t>
-      </w:r>
-    </w:p>
-    <w:p>
-      <w:pPr>
-        <w:pStyle w:val="Ttulo8"/>
-      </w:pPr>
-      <w:r>
-        <w:t>C. Gestionar la seguridad del sistema</w:t>
-      </w:r>
-    </w:p>
-    <w:p>
-      <w:r>
-        <w:t>Controlar la seguridad del sistema En todo momento, comprobando que todos los sistemas funcionan correctamente. (Ibarra, 2013, pp. 26-27).</w:t>
+        <w:t>Recurso electrónico</w:t>
       </w:r>
     </w:p>
     <w:p>
@@ -3788,17 +4017,48 @@
       </w:pPr>
       <w:bookmarkStart w:id="9" w:name="_Toc199943255"/>
       <w:r>
-        <w:t>3.3 Herramientas ofimáticas: procesador de texto, hoja de cálculo, presentación de diapositivas, gestores de bases de datos</w:t>
+        <w:lastRenderedPageBreak/>
+        <w:t>3.3 Herramientas ofimáticas</w:t>
       </w:r>
       <w:bookmarkEnd w:id="9"/>
     </w:p>
     <w:p>
-      <w:r>
-        <w:t xml:space="preserve">Existen herramientas ofimáticas como procesadores de texto, hojas de cálculo, presentaciones ejecutivas y gestores de base de datos muy utilizadas por las empresas de la confección, para optimizar la gestión de la información y los datos mejorando la </w:t>
-      </w:r>
-      <w:r>
-        <w:lastRenderedPageBreak/>
-        <w:t>productividad. Para su estudio se recomienda la metodología de trabajo de la autora María Remedios Naranjo González, enfocada en procesos de trabajo con énfasis en la formación para el empleo.</w:t>
+      <w:pPr>
+        <w:pStyle w:val="Sangradetextonormal"/>
+      </w:pPr>
+      <w:r>
+        <w:t>Las herramientas ofimáticas son un conjunto de programas, aplicaciones y servicios digitales diseñados para facilitar, automatizar y optimizar las tareas administrativas, productivas y de comunicación en entornos laborales, académicos y personales. Estas herramientas permiten crear, editar, organizar, compartir y almacenar información digital de manera eficiente, contribuyendo a mejorar la productividad, la colaboración y la gestión de la información. </w:t>
+      </w:r>
+    </w:p>
+    <w:p>
+      <w:r>
+        <w:t xml:space="preserve">Para su estudio se recomienda la metodología de trabajo de la autora </w:t>
+      </w:r>
+      <w:r>
+        <w:rPr>
+          <w:b/>
+          <w:bCs/>
+        </w:rPr>
+        <w:t xml:space="preserve">María Remedios Naranjo González, </w:t>
+      </w:r>
+      <w:r>
+        <w:t>enfocada en procesos de trabajo con énfasis en la formación para el empleo. </w:t>
+      </w:r>
+    </w:p>
+    <w:p>
+      <w:pPr>
+        <w:pStyle w:val="Ttulo8"/>
+      </w:pPr>
+      <w:r>
+        <w:rPr>
+          <w:rStyle w:val="eop"/>
+          <w:rFonts w:ascii="Arial" w:hAnsi="Arial" w:cs="Arial"/>
+          <w:sz w:val="22"/>
+        </w:rPr>
+        <w:t> </w:t>
+      </w:r>
+      <w:r>
+        <w:t>Recurso electrónico</w:t>
       </w:r>
     </w:p>
     <w:p>
@@ -3825,7 +4085,30 @@
         <w:pStyle w:val="Sangradetextonormal"/>
       </w:pPr>
       <w:r>
-        <w:t xml:space="preserve">Nota: se sugiere la consulta de los materiales complementarios sobre el uso de los </w:t>
+        <w:rPr>
+          <w:b/>
+          <w:bCs/>
+        </w:rPr>
+        <w:t>Nota</w:t>
+      </w:r>
+      <w:r>
+        <w:t xml:space="preserve">: </w:t>
+      </w:r>
+      <w:r>
+        <w:t>se sugiere la consulta de los tutoriales que se encuentran en los materiales complementarios</w:t>
+      </w:r>
+      <w:r>
+        <w:rPr>
+          <w:rStyle w:val="normaltextrun"/>
+          <w:rFonts w:ascii="Arial" w:hAnsi="Arial" w:cs="Arial"/>
+          <w:color w:val="000000"/>
+          <w:sz w:val="22"/>
+          <w:lang w:val="es-ES"/>
+        </w:rPr>
+        <w:t xml:space="preserve"> </w:t>
+      </w:r>
+      <w:r>
+        <w:t xml:space="preserve">sobre el uso de los </w:t>
       </w:r>
       <w:r>
         <w:rPr>
@@ -3856,25 +4139,41 @@
     <w:p>
       <w:pPr>
         <w:pStyle w:val="Ttulo8"/>
-      </w:pPr>
-      <w:r>
+        <w:numPr>
+          <w:ilvl w:val="0"/>
+          <w:numId w:val="12"/>
+        </w:numPr>
+      </w:pPr>
+      <w:r>
+        <w:lastRenderedPageBreak/>
         <w:t>Netscape</w:t>
       </w:r>
     </w:p>
     <w:p>
-      <w:r>
-        <w:t>Con aparición en el año 1994.</w:t>
+      <w:pPr>
+        <w:ind w:left="707"/>
+      </w:pPr>
+      <w:r>
+        <w:t>Con aparición en el año 1994. El buscador no es funcional a la fecha.</w:t>
       </w:r>
     </w:p>
     <w:p>
       <w:pPr>
         <w:pStyle w:val="Ttulo8"/>
+        <w:numPr>
+          <w:ilvl w:val="0"/>
+          <w:numId w:val="12"/>
+        </w:numPr>
       </w:pPr>
       <w:r>
         <w:t>Google</w:t>
       </w:r>
     </w:p>
     <w:p>
+      <w:pPr>
+        <w:pStyle w:val="Prrafodelista"/>
+        <w:ind w:left="1429" w:firstLine="0"/>
+      </w:pPr>
       <w:r>
         <w:t>Aparece en el año 1998, convirtiéndose en uno de los más populares.</w:t>
       </w:r>
@@ -3909,8 +4208,23 @@
       </w:r>
     </w:p>
     <w:p>
-      <w:r>
-        <w:lastRenderedPageBreak/>
+      <w:pPr>
+        <w:pStyle w:val="Sangradetextonormal"/>
+        <w:rPr>
+          <w:b/>
+          <w:bCs/>
+        </w:rPr>
+      </w:pPr>
+      <w:r>
+        <w:rPr>
+          <w:b/>
+          <w:bCs/>
+        </w:rPr>
+        <w:t>Recurso electrónico</w:t>
+      </w:r>
+    </w:p>
+    <w:p>
+      <w:r>
         <w:t>Ladrón de Guevara, M. A. (2018). Sistema operativo, búsqueda de la información: internet/intranet y correo electrónico UF0319 (2a. ed.). Editorial Tutor Formación. Consultar las páginas 101-106.</w:t>
       </w:r>
       <w:r>
@@ -3929,6 +4243,22 @@
       </w:r>
     </w:p>
     <w:p>
+      <w:pPr>
+        <w:pStyle w:val="Sangradetextonormal"/>
+        <w:rPr>
+          <w:b/>
+          <w:bCs/>
+        </w:rPr>
+      </w:pPr>
+      <w:r>
+        <w:rPr>
+          <w:b/>
+          <w:bCs/>
+        </w:rPr>
+        <w:t>Recurso electrónico</w:t>
+      </w:r>
+    </w:p>
+    <w:p>
       <w:r>
         <w:t xml:space="preserve">Fresno Chávez, C. (2018). ¿Cómo funciona </w:t>
       </w:r>
@@ -3994,6 +4324,7 @@
         </w:numPr>
       </w:pPr>
       <w:r>
+        <w:lastRenderedPageBreak/>
         <w:t>Herramientas para gestión de videos.</w:t>
       </w:r>
     </w:p>
@@ -4040,11 +4371,7 @@
     </w:p>
     <w:p>
       <w:r>
-        <w:t xml:space="preserve">Las herramientas de trabajo colaborativo son soluciones informáticas para apoyar el trabajo en grupo de varios usuarios. Incorporan funciones para publicar documentos en espacios compartidos, enviar correos electrónicos, participar en foros de discusión, mantener listas de contactos, agendas compartidas, etc. Las herramientas de colaboración (inicialmente conocidas como groupware) permiten la gestión de </w:t>
-      </w:r>
-      <w:r>
-        <w:lastRenderedPageBreak/>
-        <w:t>documentos y contenidos circunscritos al grupo de usuarios que necesitan compartir esa información. (</w:t>
+        <w:t>Las herramientas de trabajo colaborativo son soluciones informáticas para apoyar el trabajo en grupo de varios usuarios. Incorporan funciones para publicar documentos en espacios compartidos, enviar correos electrónicos, participar en foros de discusión, mantener listas de contactos, agendas compartidas, etc. Las herramientas de colaboración (inicialmente conocidas como groupware) permiten la gestión de documentos y contenidos circunscritos al grupo de usuarios que necesitan compartir esa información. (</w:t>
       </w:r>
       <w:proofErr w:type="spellStart"/>
       <w:r>
@@ -4053,6 +4380,22 @@
       <w:proofErr w:type="spellEnd"/>
       <w:r>
         <w:t>-Brun, 2014, p. 49).</w:t>
+      </w:r>
+    </w:p>
+    <w:p>
+      <w:pPr>
+        <w:pStyle w:val="Sangradetextonormal"/>
+        <w:rPr>
+          <w:b/>
+          <w:bCs/>
+        </w:rPr>
+      </w:pPr>
+      <w:r>
+        <w:rPr>
+          <w:b/>
+          <w:bCs/>
+        </w:rPr>
+        <w:t>Recurso electrónico</w:t>
       </w:r>
     </w:p>
     <w:p>
@@ -4084,24 +4427,49 @@
     </w:p>
     <w:p>
       <w:r>
-        <w:t>Nota: en el material complementario, encontrará más información acerca de la herramienta Trello, como ejemplo adicional para realizar trabajo colaborativo.</w:t>
+        <w:rPr>
+          <w:b/>
+          <w:bCs/>
+        </w:rPr>
+        <w:t>Nota</w:t>
+      </w:r>
+      <w:r>
+        <w:t xml:space="preserve">: </w:t>
+      </w:r>
+      <w:r>
+        <w:t xml:space="preserve">se sugiere la consulta de los tutoriales que se encuentran en los materiales complementarios sobre el uso </w:t>
+      </w:r>
+      <w:proofErr w:type="gramStart"/>
+      <w:r>
+        <w:t>de los </w:t>
+      </w:r>
+      <w:r>
+        <w:rPr>
+          <w:rStyle w:val="Extranjerismo"/>
+          <w:lang w:val="es-CO"/>
+        </w:rPr>
+        <w:t>software</w:t>
+      </w:r>
+      <w:proofErr w:type="gramEnd"/>
+      <w:r>
+        <w:t> Microsoft Word (como procesador de texto), Microsoft Excel (hojas de cálculo) y Microsoft PowerPoint (para la presentación con diapositivas).</w:t>
       </w:r>
     </w:p>
     <w:p>
       <w:pPr>
         <w:spacing w:before="0" w:after="160" w:line="259" w:lineRule="auto"/>
-        <w:ind w:firstLine="0"/>
-      </w:pPr>
-      <w:r>
-        <w:br w:type="page"/>
-      </w:r>
-    </w:p>
-    <w:p>
-      <w:pPr>
-        <w:pStyle w:val="Ttulo1"/>
+        <w:ind w:firstLine="708"/>
+        <w:rPr>
+          <w:b/>
+          <w:bCs/>
+        </w:rPr>
       </w:pPr>
       <w:bookmarkStart w:id="12" w:name="_Toc199943258"/>
       <w:r>
+        <w:rPr>
+          <w:b/>
+          <w:bCs/>
+        </w:rPr>
         <w:lastRenderedPageBreak/>
         <w:t>Evaluación</w:t>
       </w:r>
@@ -4145,6 +4513,16 @@
       </w:pPr>
       <w:r>
         <w:t>Análisis informático</w:t>
+      </w:r>
+    </w:p>
+    <w:p>
+      <w:r>
+        <w:t>En este punto, es importante el manejo de herramientas informáticas, como Excel, que permite realizar análisis informático, a través de procesos estadísticos, tales como, análisis de varianzas, coeficiente de correlación, estadística descriptiva, suavización exponencial, análisis de regresión, muestras e histogramas, entre otras.</w:t>
+      </w:r>
+    </w:p>
+    <w:p>
+      <w:r>
+        <w:t>En otro aspecto, cuando se habla de auditoría, en especial de los sistemas, se deben mencionar como temas importantes, los siguientes:</w:t>
       </w:r>
     </w:p>
     <w:p>
@@ -4156,6 +4534,7 @@
         </w:numPr>
       </w:pPr>
       <w:r>
+        <w:lastRenderedPageBreak/>
         <w:t>Ruido</w:t>
       </w:r>
     </w:p>
@@ -4182,7 +4561,6 @@
         <w:ind w:left="1429" w:firstLine="0"/>
       </w:pPr>
       <w:r>
-        <w:lastRenderedPageBreak/>
         <w:t>Por ejemplo, si en la casa una niña se encuentra jugando silenciosamente y otra persona se encuentra hablando en una conferencia o presentación, se considera ruido, debido a la distracción que genera la niña para el sistema.</w:t>
       </w:r>
     </w:p>
@@ -4269,12 +4647,12 @@
         <w:ind w:left="1429" w:firstLine="0"/>
       </w:pPr>
       <w:r>
+        <w:lastRenderedPageBreak/>
         <w:t>En otras palabras, la entropía hace referencia a las fallas o inconvenientes de los elementos del sistema, que pueden afectar el funcionamiento de este. Si se toma como ejemplo un sistema de producción de una empresa industrial, la entropía se podría presentar por fallas en las máquinas, por falta de mantenimiento, insumos de mala calidad u operarios sin capacitación para el manejo de su puesto de trabajo.</w:t>
       </w:r>
     </w:p>
     <w:p>
       <w:r>
-        <w:lastRenderedPageBreak/>
         <w:t>Todo lo anterior, se debe tener en cuenta a la hora de analizar los reportes entregados, en cuanto al análisis del ruido, es decir, las interferencias; la redundancia que se pueda dar en los reportes y la entropía, hablando en términos de la energía desaprovechada.</w:t>
       </w:r>
     </w:p>
@@ -4299,8 +4677,11 @@
       <w:bookmarkEnd w:id="13"/>
     </w:p>
     <w:p>
-      <w:r>
-        <w:t>La mejora continua en la empresa, es una técnica que se utiliza para la gestión de procesos de negocio, centrados en la continua necesidad de revisar los procesos en busca de posibles problemas, como obstáculos y retrasos, para resolverlos y lograr una mayor eficiencia y productividad de las operaciones.</w:t>
+      <w:pPr>
+        <w:pStyle w:val="Sangradetextonormal"/>
+      </w:pPr>
+      <w:r>
+        <w:t>Consiste en un proceso constante de evaluación y optimización de actividades, métodos, productos o servicios con el objetivo de aumentar la eficiencia, la calidad y la satisfacción de los usuarios o clientes. Implica revisar regularmente lo que se hace, identificar posibles fallos o áreas de mejora, y aplicar cambios progresivos que generen resultados positivos a largo plazo. Es una práctica muy utilizada en organizaciones, empresas y entornos educativos para adaptarse a los cambios, innovar y mantener la competitividad. </w:t>
       </w:r>
     </w:p>
     <w:p>
@@ -4326,7 +4707,11 @@
     </w:p>
     <w:p>
       <w:r>
-        <w:t>Desde el punto de vista de la informática, la calidad es súper importante y mucho más cuando después de haber presentado la evaluación, se encontraron hallazgos negativos. Por tal motivo la optimización apunta a la mejora del producto para poder cumplir con todas las expectativas del mismo. “Esta es la fase en la que se determinan e implantan las soluciones para que el proceso alcance los resultados esperados” (Vergara, 2005, p. 136).</w:t>
+        <w:t xml:space="preserve">Desde el punto de vista de la informática, la calidad es súper importante y mucho más cuando después de haber presentado la evaluación, se encontraron hallazgos negativos. Por tal motivo la optimización apunta a la mejora del producto para poder cumplir con todas las expectativas del mismo. “Esta es la fase en la que se determinan e </w:t>
+      </w:r>
+      <w:r>
+        <w:lastRenderedPageBreak/>
+        <w:t>implantan las soluciones para que el proceso alcance los resultados esperados” (Vergara, 2005, p. 136).</w:t>
       </w:r>
     </w:p>
     <w:p>
@@ -4355,23 +4740,7 @@
       </w:r>
       <w:proofErr w:type="spellEnd"/>
       <w:r>
-        <w:t xml:space="preserve"> Library), la cual habla de los objetivos para </w:t>
-      </w:r>
-      <w:r>
-        <w:lastRenderedPageBreak/>
-        <w:t>lograr la mejora continua, ya sea de productos o de servicios y busca como aspectos importantes:</w:t>
-      </w:r>
-    </w:p>
-    <w:p>
-      <w:pPr>
-        <w:pStyle w:val="Sangradetextonormal"/>
-        <w:numPr>
-          <w:ilvl w:val="0"/>
-          <w:numId w:val="10"/>
-        </w:numPr>
-      </w:pPr>
-      <w:r>
-        <w:t>Mejorar sus servicios.</w:t>
+        <w:t xml:space="preserve"> Library), la cual habla de los objetivos para lograr la mejora continua, ya sea de productos o de servicios y busca como aspectos importantes:</w:t>
       </w:r>
     </w:p>
     <w:p>
@@ -4383,7 +4752,7 @@
         </w:numPr>
       </w:pPr>
       <w:r>
-        <w:t>Reducir costos.</w:t>
+        <w:t>Mejorar sus servicios.</w:t>
       </w:r>
     </w:p>
     <w:p>
@@ -4395,7 +4764,7 @@
         </w:numPr>
       </w:pPr>
       <w:r>
-        <w:t>Una mayor satisfacción para el cliente.</w:t>
+        <w:t>Reducir costos.</w:t>
       </w:r>
     </w:p>
     <w:p>
@@ -4407,7 +4776,7 @@
         </w:numPr>
       </w:pPr>
       <w:r>
-        <w:t>Una mayor productividad.</w:t>
+        <w:t>Una mayor satisfacción para el cliente.</w:t>
       </w:r>
     </w:p>
     <w:p>
@@ -4419,7 +4788,7 @@
         </w:numPr>
       </w:pPr>
       <w:r>
-        <w:t>Mejorar las habilidades y la experiencia.</w:t>
+        <w:t>Una mayor productividad.</w:t>
       </w:r>
     </w:p>
     <w:p>
@@ -4431,6 +4800,18 @@
         </w:numPr>
       </w:pPr>
       <w:r>
+        <w:t>Mejorar las habilidades y la experiencia.</w:t>
+      </w:r>
+    </w:p>
+    <w:p>
+      <w:pPr>
+        <w:pStyle w:val="Prrafodelista"/>
+        <w:numPr>
+          <w:ilvl w:val="0"/>
+          <w:numId w:val="10"/>
+        </w:numPr>
+      </w:pPr>
+      <w:r>
         <w:t>Mejorar la prestación de servicios de terceros.</w:t>
       </w:r>
     </w:p>
@@ -4457,6 +4838,7 @@
           <w:ilvl w:val="0"/>
           <w:numId w:val="11"/>
         </w:numPr>
+        <w:spacing w:before="120" w:after="0"/>
         <w:rPr>
           <w:b/>
           <w:bCs/>
@@ -4473,6 +4855,7 @@
     <w:p>
       <w:pPr>
         <w:pStyle w:val="Prrafodelista"/>
+        <w:spacing w:before="120" w:after="0"/>
         <w:ind w:firstLine="0"/>
       </w:pPr>
       <w:r>
@@ -4486,6 +4869,7 @@
           <w:ilvl w:val="0"/>
           <w:numId w:val="11"/>
         </w:numPr>
+        <w:spacing w:before="120" w:after="0"/>
       </w:pPr>
       <w:r>
         <w:t>Definir lo que se ha de medir</w:t>
@@ -4494,6 +4878,7 @@
     <w:p>
       <w:pPr>
         <w:pStyle w:val="Prrafodelista"/>
+        <w:spacing w:before="120" w:after="0"/>
         <w:ind w:firstLine="0"/>
       </w:pPr>
       <w:r>
@@ -4507,14 +4892,17 @@
           <w:ilvl w:val="0"/>
           <w:numId w:val="11"/>
         </w:numPr>
-      </w:pPr>
-      <w:r>
+        <w:spacing w:before="120" w:after="0"/>
+      </w:pPr>
+      <w:r>
+        <w:lastRenderedPageBreak/>
         <w:t>Obtener la información</w:t>
       </w:r>
     </w:p>
     <w:p>
       <w:pPr>
         <w:pStyle w:val="Sangradetextonormal"/>
+        <w:spacing w:before="120" w:after="0"/>
         <w:ind w:left="720" w:firstLine="0"/>
       </w:pPr>
       <w:r>
@@ -4528,15 +4916,16 @@
           <w:ilvl w:val="0"/>
           <w:numId w:val="11"/>
         </w:numPr>
-      </w:pPr>
-      <w:r>
-        <w:lastRenderedPageBreak/>
+        <w:spacing w:before="120" w:after="0"/>
+      </w:pPr>
+      <w:r>
         <w:t>Procesar la información</w:t>
       </w:r>
     </w:p>
     <w:p>
       <w:pPr>
         <w:pStyle w:val="Prrafodelista"/>
+        <w:spacing w:before="120" w:after="0"/>
         <w:ind w:firstLine="0"/>
       </w:pPr>
       <w:r>
@@ -4550,6 +4939,7 @@
           <w:ilvl w:val="0"/>
           <w:numId w:val="11"/>
         </w:numPr>
+        <w:spacing w:before="120" w:after="0"/>
       </w:pPr>
       <w:r>
         <w:t>Analizar la información</w:t>
@@ -4558,6 +4948,7 @@
     <w:p>
       <w:pPr>
         <w:pStyle w:val="Prrafodelista"/>
+        <w:spacing w:before="120" w:after="0"/>
         <w:ind w:firstLine="0"/>
       </w:pPr>
       <w:r>
@@ -4571,6 +4962,7 @@
           <w:ilvl w:val="0"/>
           <w:numId w:val="11"/>
         </w:numPr>
+        <w:spacing w:before="120" w:after="0"/>
       </w:pPr>
       <w:r>
         <w:t>Presentar y utilizar la información</w:t>
@@ -4579,6 +4971,7 @@
     <w:p>
       <w:pPr>
         <w:pStyle w:val="Prrafodelista"/>
+        <w:spacing w:before="120" w:after="0"/>
         <w:ind w:firstLine="0"/>
       </w:pPr>
       <w:r>
@@ -4592,6 +4985,7 @@
           <w:ilvl w:val="0"/>
           <w:numId w:val="11"/>
         </w:numPr>
+        <w:spacing w:before="120" w:after="0"/>
       </w:pPr>
       <w:r>
         <w:t>Implementar la mejora</w:t>
@@ -4600,6 +4994,7 @@
     <w:p>
       <w:pPr>
         <w:pStyle w:val="Prrafodelista"/>
+        <w:spacing w:before="120" w:after="0"/>
         <w:ind w:firstLine="0"/>
       </w:pPr>
       <w:r>
@@ -4658,6 +5053,7 @@
           <w:ilvl w:val="0"/>
           <w:numId w:val="0"/>
         </w:numPr>
+        <w:spacing w:before="120" w:after="160" w:line="360" w:lineRule="auto"/>
       </w:pPr>
       <w:bookmarkStart w:id="14" w:name="_Toc199943260"/>
       <w:r>
@@ -4671,6 +5067,7 @@
     <w:p>
       <w:pPr>
         <w:pStyle w:val="Sangradetextonormal"/>
+        <w:spacing w:before="120" w:after="160"/>
       </w:pPr>
       <w:r>
         <w:t xml:space="preserve">El buen uso de las herramientas TIC, sin importar el campo de aplicación, son una mejora en el tratamiento y análisis de la información, en la gestión de procesos </w:t>
@@ -4761,6 +5158,7 @@
           <w:ilvl w:val="0"/>
           <w:numId w:val="0"/>
         </w:numPr>
+        <w:spacing w:before="120" w:after="160" w:line="360" w:lineRule="auto"/>
       </w:pPr>
       <w:bookmarkStart w:id="15" w:name="_Toc199943261"/>
       <w:r>
@@ -4793,7 +5191,7 @@
           </w:tcPr>
           <w:p>
             <w:pPr>
-              <w:spacing w:before="0" w:after="0"/>
+              <w:spacing w:before="120" w:after="160"/>
               <w:ind w:firstLine="0"/>
               <w:rPr>
                 <w:rFonts w:asciiTheme="minorHAnsi" w:hAnsiTheme="minorHAnsi" w:cstheme="minorHAnsi"/>
@@ -4813,7 +5211,7 @@
           </w:tcPr>
           <w:p>
             <w:pPr>
-              <w:spacing w:before="0" w:after="0"/>
+              <w:spacing w:before="120" w:after="160"/>
               <w:ind w:firstLine="0"/>
               <w:rPr>
                 <w:rFonts w:asciiTheme="minorHAnsi" w:hAnsiTheme="minorHAnsi" w:cstheme="minorHAnsi"/>
@@ -4833,7 +5231,7 @@
           </w:tcPr>
           <w:p>
             <w:pPr>
-              <w:spacing w:before="0" w:after="0"/>
+              <w:spacing w:before="120" w:after="160"/>
               <w:ind w:firstLine="0"/>
               <w:rPr>
                 <w:rFonts w:asciiTheme="minorHAnsi" w:hAnsiTheme="minorHAnsi" w:cstheme="minorHAnsi"/>
@@ -4853,7 +5251,7 @@
           </w:tcPr>
           <w:p>
             <w:pPr>
-              <w:spacing w:before="0" w:after="0"/>
+              <w:spacing w:before="120" w:after="160"/>
               <w:ind w:firstLine="0"/>
               <w:rPr>
                 <w:rFonts w:asciiTheme="minorHAnsi" w:hAnsiTheme="minorHAnsi" w:cstheme="minorHAnsi"/>
@@ -5807,7 +6205,9 @@
       <w:r>
         <w:t>Información Tecnológica, 30(3), 83–94.</w:t>
       </w:r>
-      <w:hyperlink r:id="rId28" w:tgtFrame="_blank" w:history="1">
+    </w:p>
+    <w:p>
+      <w:hyperlink r:id="rId28" w:history="1">
         <w:r>
           <w:rPr>
             <w:rStyle w:val="Hipervnculo"/>
@@ -5848,82 +6248,143 @@
       </w:r>
     </w:p>
     <w:p>
-      <w:r>
-        <w:t>Fresno Chávez, C. (2018). ¿Cómo funciona Internet? El Cid Editor.</w:t>
-      </w:r>
-    </w:p>
-    <w:p>
-      <w:r>
+      <w:pPr>
+        <w:pStyle w:val="Sangradetextonormal"/>
         <w:rPr>
           <w:lang w:val="en-US"/>
         </w:rPr>
-        <w:t xml:space="preserve">Gaskin, S. (2014). GO! Microsoft Word 2013 (1 </w:t>
+      </w:pPr>
+      <w:r>
+        <w:t xml:space="preserve">Fernández </w:t>
       </w:r>
       <w:proofErr w:type="spellStart"/>
       <w:r>
+        <w:t>Muerza</w:t>
+      </w:r>
+      <w:proofErr w:type="spellEnd"/>
+      <w:r>
+        <w:t xml:space="preserve">, Á. (2022). Influencia y evolución de Internet en la comunicación de la ciencia y sus fuentes. </w:t>
+      </w:r>
+      <w:r>
         <w:rPr>
           <w:lang w:val="en-US"/>
         </w:rPr>
-        <w:t>edición</w:t>
-      </w:r>
-      <w:proofErr w:type="spellEnd"/>
-      <w:r>
+        <w:t>Fonseca, Journal of Communication, (25), 5–22.</w:t>
+      </w:r>
+    </w:p>
+    <w:p>
+      <w:pPr>
+        <w:ind w:firstLine="0"/>
         <w:rPr>
           <w:lang w:val="en-US"/>
         </w:rPr>
-        <w:t xml:space="preserve">). </w:t>
-      </w:r>
-      <w:r>
-        <w:t>Pearson Educación.</w:t>
-      </w:r>
-    </w:p>
-    <w:p>
-      <w:pPr>
-        <w:rPr>
-          <w:lang w:val="en-US"/>
-        </w:rPr>
-      </w:pPr>
-      <w:r>
-        <w:t xml:space="preserve">Gómez de Silva Garza, A. &amp; Ania Briseño, I. (2008). </w:t>
-      </w:r>
-      <w:r>
-        <w:rPr>
-          <w:rStyle w:val="Extranjerismo"/>
-        </w:rPr>
-        <w:t>Software</w:t>
-      </w:r>
-      <w:r>
-        <w:rPr>
-          <w:lang w:val="en-US"/>
-        </w:rPr>
-        <w:t xml:space="preserve"> (pp. 23–44). Cengage Learning.</w:t>
-      </w:r>
-    </w:p>
-    <w:p>
-      <w:pPr>
-        <w:rPr>
-          <w:lang w:val="en-US"/>
-        </w:rPr>
-      </w:pPr>
-      <w:hyperlink r:id="rId29" w:history="1">
+      </w:pPr>
+      <w:hyperlink r:id="rId29" w:tgtFrame="_blank" w:history="1">
         <w:r>
           <w:rPr>
             <w:rStyle w:val="Hipervnculo"/>
             <w:lang w:val="en-US"/>
           </w:rPr>
-          <w:t>https://link.gale.com/apps/doc/CX3004400004/GVRL?u=sena&amp;sid=GVRL&amp;xid=d8990326</w:t>
+          <w:t>https://revistas.usal.es/cuatro/index.php/2172-9077/article/view/29539/28885</w:t>
         </w:r>
       </w:hyperlink>
+      <w:r>
+        <w:rPr>
+          <w:lang w:val="en-US"/>
+        </w:rPr>
+        <w:t> </w:t>
+      </w:r>
+    </w:p>
+    <w:p>
+      <w:r>
+        <w:t>Fresno Chávez, C. (2018). ¿Cómo funciona Internet? El Cid Editor.</w:t>
+      </w:r>
+    </w:p>
+    <w:p>
+      <w:proofErr w:type="spellStart"/>
+      <w:r>
+        <w:t>Gaskin</w:t>
+      </w:r>
+      <w:proofErr w:type="spellEnd"/>
+      <w:r>
+        <w:t xml:space="preserve">, S. (2014). GO! Microsoft Word 2013 (1 edición). </w:t>
+      </w:r>
+      <w:r>
+        <w:t>Pearson Educación.</w:t>
+      </w:r>
+    </w:p>
+    <w:p>
+      <w:pPr>
+        <w:rPr>
+          <w:lang w:val="en-US"/>
+        </w:rPr>
+      </w:pPr>
+      <w:r>
+        <w:t xml:space="preserve">Gómez de Silva Garza, A. &amp; Ania Briseño, I. (2008). </w:t>
+      </w:r>
+      <w:r>
+        <w:rPr>
+          <w:rStyle w:val="Extranjerismo"/>
+        </w:rPr>
+        <w:t>Software</w:t>
+      </w:r>
+      <w:r>
+        <w:rPr>
+          <w:lang w:val="en-US"/>
+        </w:rPr>
+        <w:t xml:space="preserve"> (pp. 23–44). Cengage Learning.</w:t>
+      </w:r>
+    </w:p>
+    <w:p>
+      <w:pPr>
+        <w:rPr>
+          <w:lang w:val="en-US"/>
+        </w:rPr>
+      </w:pPr>
+    </w:p>
+    <w:p>
+      <w:r>
+        <w:rPr>
+          <w:lang w:val="en-US"/>
+        </w:rPr>
+        <w:lastRenderedPageBreak/>
+        <w:t xml:space="preserve">Grupo </w:t>
+      </w:r>
+      <w:proofErr w:type="spellStart"/>
+      <w:r>
+        <w:rPr>
+          <w:lang w:val="en-US"/>
+        </w:rPr>
+        <w:t>Bancolombia</w:t>
+      </w:r>
+      <w:proofErr w:type="spellEnd"/>
+      <w:r>
+        <w:rPr>
+          <w:lang w:val="en-US"/>
+        </w:rPr>
+        <w:t xml:space="preserve">. </w:t>
+      </w:r>
+      <w:r>
+        <w:t>(2018). 10 herramientas de trabajo colaborativo para tu empresa.</w:t>
+      </w:r>
+    </w:p>
+    <w:p>
+      <w:hyperlink r:id="rId30" w:history="1">
+        <w:r>
+          <w:rPr>
+            <w:rStyle w:val="Hipervnculo"/>
+          </w:rPr>
+          <w:t>https://www.bancolombia.com/negocios/actualizate/tendencias/herramientas-trabajo-colaborativo </w:t>
+        </w:r>
+      </w:hyperlink>
     </w:p>
     <w:p>
       <w:r>
         <w:t>Ibarra Sixto, J. I. (2013). Manual sistema operativo, búsqueda de la información: Internet/intranet y correo electrónico. Editorial CEP.</w:t>
       </w:r>
     </w:p>
-    <w:p/>
-    <w:p>
-      <w:r>
-        <w:lastRenderedPageBreak/>
+    <w:p>
+      <w:r>
         <w:t>Ladrón de Guevara, M. A. (2018). Sistema operativo, búsqueda de la información: internet/intranet y correo electrónico UF0319 (2 edición). Editorial Tutor Formación.</w:t>
       </w:r>
     </w:p>
@@ -5964,7 +6425,7 @@
       </w:r>
     </w:p>
     <w:p>
-      <w:hyperlink r:id="rId30" w:history="1">
+      <w:hyperlink r:id="rId31" w:history="1">
         <w:r>
           <w:rPr>
             <w:rStyle w:val="Hipervnculo"/>
@@ -6006,7 +6467,7 @@
     </w:p>
     <w:p>
       <w:pPr>
-        <w:pStyle w:val="Ttulo1"/>
+        <w:pStyle w:val="Titulosgenerales"/>
         <w:numPr>
           <w:ilvl w:val="0"/>
           <w:numId w:val="0"/>
@@ -6045,10 +6506,9 @@
           </w:tcPr>
           <w:p>
             <w:pPr>
-              <w:spacing w:before="0" w:after="0"/>
               <w:ind w:firstLine="0"/>
               <w:rPr>
-                <w:rFonts w:asciiTheme="minorHAnsi" w:hAnsiTheme="minorHAnsi" w:cstheme="minorHAnsi"/>
+                <w:rFonts w:cstheme="minorHAnsi"/>
                 <w:szCs w:val="28"/>
                 <w:lang w:val="es-419" w:eastAsia="es-CO"/>
               </w:rPr>
@@ -6056,7 +6516,7 @@
             <w:bookmarkStart w:id="19" w:name="_Hlk154833079"/>
             <w:r>
               <w:rPr>
-                <w:rFonts w:asciiTheme="minorHAnsi" w:hAnsiTheme="minorHAnsi" w:cstheme="minorHAnsi"/>
+                <w:rFonts w:cstheme="minorHAnsi"/>
                 <w:szCs w:val="28"/>
                 <w:lang w:val="es-419" w:eastAsia="es-CO"/>
               </w:rPr>
@@ -6070,17 +6530,16 @@
           </w:tcPr>
           <w:p>
             <w:pPr>
-              <w:spacing w:before="0" w:after="0"/>
               <w:ind w:firstLine="0"/>
               <w:rPr>
-                <w:rFonts w:asciiTheme="minorHAnsi" w:hAnsiTheme="minorHAnsi" w:cstheme="minorHAnsi"/>
+                <w:rFonts w:cstheme="minorHAnsi"/>
                 <w:szCs w:val="28"/>
                 <w:lang w:val="es-419" w:eastAsia="es-CO"/>
               </w:rPr>
             </w:pPr>
             <w:r>
               <w:rPr>
-                <w:rFonts w:asciiTheme="minorHAnsi" w:hAnsiTheme="minorHAnsi" w:cstheme="minorHAnsi"/>
+                <w:rFonts w:cstheme="minorHAnsi"/>
                 <w:szCs w:val="28"/>
                 <w:lang w:val="es-419" w:eastAsia="es-CO"/>
               </w:rPr>
@@ -6094,17 +6553,16 @@
           </w:tcPr>
           <w:p>
             <w:pPr>
-              <w:spacing w:before="0" w:after="0"/>
               <w:ind w:firstLine="0"/>
               <w:rPr>
-                <w:rFonts w:asciiTheme="minorHAnsi" w:hAnsiTheme="minorHAnsi" w:cstheme="minorHAnsi"/>
+                <w:rFonts w:cstheme="minorHAnsi"/>
                 <w:szCs w:val="28"/>
                 <w:lang w:val="es-419" w:eastAsia="es-CO"/>
               </w:rPr>
             </w:pPr>
             <w:r>
               <w:rPr>
-                <w:rFonts w:asciiTheme="minorHAnsi" w:hAnsiTheme="minorHAnsi" w:cstheme="minorHAnsi"/>
+                <w:rFonts w:cstheme="minorHAnsi"/>
                 <w:szCs w:val="28"/>
                 <w:lang w:val="es-419" w:eastAsia="es-CO"/>
               </w:rPr>
@@ -6124,20 +6582,17 @@
           </w:tcPr>
           <w:p>
             <w:pPr>
-              <w:pStyle w:val="TextoTablas"/>
-              <w:spacing w:before="0" w:after="0" w:line="360" w:lineRule="auto"/>
-              <w:rPr>
-                <w:rFonts w:asciiTheme="minorHAnsi" w:hAnsiTheme="minorHAnsi" w:cstheme="minorHAnsi"/>
-                <w:sz w:val="28"/>
+              <w:ind w:firstLine="0"/>
+              <w:rPr>
+                <w:rFonts w:cstheme="minorHAnsi"/>
                 <w:szCs w:val="28"/>
               </w:rPr>
             </w:pPr>
             <w:proofErr w:type="spellStart"/>
             <w:r>
               <w:rPr>
-                <w:rFonts w:asciiTheme="minorHAnsi" w:hAnsiTheme="minorHAnsi" w:cstheme="minorHAnsi"/>
+                <w:rFonts w:cstheme="minorHAnsi"/>
                 <w:color w:val="000000"/>
-                <w:sz w:val="28"/>
                 <w:szCs w:val="28"/>
               </w:rPr>
               <w:t>Milady</w:t>
@@ -6145,9 +6600,8 @@
             <w:proofErr w:type="spellEnd"/>
             <w:r>
               <w:rPr>
-                <w:rFonts w:asciiTheme="minorHAnsi" w:hAnsiTheme="minorHAnsi" w:cstheme="minorHAnsi"/>
+                <w:rFonts w:cstheme="minorHAnsi"/>
                 <w:color w:val="000000"/>
-                <w:sz w:val="28"/>
                 <w:szCs w:val="28"/>
               </w:rPr>
               <w:t xml:space="preserve"> Tatiana Villamil Castellanos</w:t>
@@ -6160,19 +6614,16 @@
           </w:tcPr>
           <w:p>
             <w:pPr>
-              <w:pStyle w:val="TextoTablas"/>
-              <w:spacing w:before="0" w:after="0" w:line="360" w:lineRule="auto"/>
-              <w:rPr>
-                <w:rFonts w:asciiTheme="minorHAnsi" w:hAnsiTheme="minorHAnsi" w:cstheme="minorHAnsi"/>
-                <w:sz w:val="28"/>
+              <w:ind w:firstLine="0"/>
+              <w:rPr>
+                <w:rFonts w:cstheme="minorHAnsi"/>
                 <w:szCs w:val="28"/>
               </w:rPr>
             </w:pPr>
             <w:r>
               <w:rPr>
-                <w:rFonts w:asciiTheme="minorHAnsi" w:hAnsiTheme="minorHAnsi" w:cstheme="minorHAnsi"/>
+                <w:rFonts w:cstheme="minorHAnsi"/>
                 <w:color w:val="000000"/>
-                <w:sz w:val="28"/>
                 <w:szCs w:val="28"/>
               </w:rPr>
               <w:t>Responsable Ecosistema de Recursos Educativos Digitales (RED)</w:t>
@@ -6185,19 +6636,16 @@
           </w:tcPr>
           <w:p>
             <w:pPr>
-              <w:pStyle w:val="TextoTablas"/>
-              <w:spacing w:before="0" w:after="0" w:line="360" w:lineRule="auto"/>
-              <w:rPr>
-                <w:rFonts w:asciiTheme="minorHAnsi" w:hAnsiTheme="minorHAnsi" w:cstheme="minorHAnsi"/>
-                <w:sz w:val="28"/>
+              <w:ind w:firstLine="0"/>
+              <w:rPr>
+                <w:rFonts w:cstheme="minorHAnsi"/>
                 <w:szCs w:val="28"/>
               </w:rPr>
             </w:pPr>
             <w:r>
               <w:rPr>
-                <w:rFonts w:asciiTheme="minorHAnsi" w:hAnsiTheme="minorHAnsi" w:cstheme="minorHAnsi"/>
+                <w:rFonts w:cstheme="minorHAnsi"/>
                 <w:color w:val="000000"/>
-                <w:sz w:val="28"/>
                 <w:szCs w:val="28"/>
               </w:rPr>
               <w:t>Dirección General</w:t>
@@ -7322,8 +7770,8 @@
       </w:pPr>
     </w:p>
     <w:sectPr>
-      <w:headerReference w:type="default" r:id="rId31"/>
-      <w:footerReference w:type="default" r:id="rId32"/>
+      <w:headerReference w:type="default" r:id="rId32"/>
+      <w:footerReference w:type="default" r:id="rId33"/>
       <w:pgSz w:w="12240" w:h="15840"/>
       <w:pgMar w:top="1701" w:right="1134" w:bottom="1134" w:left="1134" w:header="709" w:footer="737" w:gutter="0"/>
       <w:pgNumType w:start="1"/>
@@ -7360,22 +7808,6 @@
 </file>
 
 <file path=word/footer1.xml><?xml version="1.0" encoding="utf-8"?>
-<w:ftr xmlns:wpc="http://schemas.microsoft.com/office/word/2010/wordprocessingCanvas" xmlns:cx="http://schemas.microsoft.com/office/drawing/2014/chartex" xmlns:cx1="http://schemas.microsoft.com/office/drawing/2015/9/8/chartex" xmlns:cx2="http://schemas.microsoft.com/office/drawing/2015/10/21/chartex" xmlns:cx3="http://schemas.microsoft.com/office/drawing/2016/5/9/chartex" xmlns:cx4="http://schemas.microsoft.com/office/drawing/2016/5/10/chartex" xmlns:cx5="http://schemas.microsoft.com/office/drawing/2016/5/11/chartex" xmlns:cx6="http://schemas.microsoft.com/office/drawing/2016/5/12/chartex" xmlns:cx7="http://schemas.microsoft.com/office/drawing/2016/5/13/chartex" xmlns:cx8="http://schemas.microsoft.com/office/drawing/2016/5/14/chartex" xmlns:mc="http://schemas.openxmlformats.org/markup-compatibility/2006" xmlns:aink="http://schemas.microsoft.com/office/drawing/2016/ink" xmlns:am3d="http://schemas.microsoft.com/office/drawing/2017/model3d" xmlns:o="urn:schemas-microsoft-com:office:office" xmlns:r="http://schemas.openxmlformats.org/officeDocument/2006/relationships" xmlns:m="http://schemas.openxmlformats.org/officeDocument/2006/math" xmlns:v="urn:schemas-microsoft-com:vml" xmlns:wp14="http://schemas.microsoft.com/office/word/2010/wordprocessingDrawing" xmlns:wp="http://schemas.openxmlformats.org/drawingml/2006/wordprocessingDrawing" xmlns:w10="urn:schemas-microsoft-com:office:word" xmlns:w="http://schemas.openxmlformats.org/wordprocessingml/2006/main" xmlns:w14="http://schemas.microsoft.com/office/word/2010/wordml" xmlns:w15="http://schemas.microsoft.com/office/word/2012/wordml" xmlns:w16cex="http://schemas.microsoft.com/office/word/2018/wordml/cex" xmlns:w16cid="http://schemas.microsoft.com/office/word/2016/wordml/cid" xmlns:w16="http://schemas.microsoft.com/office/word/2018/wordml" xmlns:w16sdtdh="http://schemas.microsoft.com/office/word/2020/wordml/sdtdatahash" xmlns:w16se="http://schemas.microsoft.com/office/word/2015/wordml/symex" xmlns:wpg="http://schemas.microsoft.com/office/word/2010/wordprocessingGroup" xmlns:wpi="http://schemas.microsoft.com/office/word/2010/wordprocessingInk" xmlns:wne="http://schemas.microsoft.com/office/word/2006/wordml" xmlns:wps="http://schemas.microsoft.com/office/word/2010/wordprocessingShape" mc:Ignorable="w14 w15 w16se w16cid w16 w16cex w16sdtdh wp14">
-  <w:p>
-    <w:pPr>
-      <w:pStyle w:val="Piedepgina"/>
-      <w:jc w:val="right"/>
-    </w:pPr>
-  </w:p>
-  <w:p>
-    <w:pPr>
-      <w:pStyle w:val="Piedepgina"/>
-    </w:pPr>
-  </w:p>
-</w:ftr>
-</file>
-
-<file path=word/footer2.xml><?xml version="1.0" encoding="utf-8"?>
 <w:ftr xmlns:wpc="http://schemas.microsoft.com/office/word/2010/wordprocessingCanvas" xmlns:cx="http://schemas.microsoft.com/office/drawing/2014/chartex" xmlns:cx1="http://schemas.microsoft.com/office/drawing/2015/9/8/chartex" xmlns:cx2="http://schemas.microsoft.com/office/drawing/2015/10/21/chartex" xmlns:cx3="http://schemas.microsoft.com/office/drawing/2016/5/9/chartex" xmlns:cx4="http://schemas.microsoft.com/office/drawing/2016/5/10/chartex" xmlns:cx5="http://schemas.microsoft.com/office/drawing/2016/5/11/chartex" xmlns:cx6="http://schemas.microsoft.com/office/drawing/2016/5/12/chartex" xmlns:cx7="http://schemas.microsoft.com/office/drawing/2016/5/13/chartex" xmlns:cx8="http://schemas.microsoft.com/office/drawing/2016/5/14/chartex" xmlns:mc="http://schemas.openxmlformats.org/markup-compatibility/2006" xmlns:aink="http://schemas.microsoft.com/office/drawing/2016/ink" xmlns:am3d="http://schemas.microsoft.com/office/drawing/2017/model3d" xmlns:o="urn:schemas-microsoft-com:office:office" xmlns:r="http://schemas.openxmlformats.org/officeDocument/2006/relationships" xmlns:m="http://schemas.openxmlformats.org/officeDocument/2006/math" xmlns:v="urn:schemas-microsoft-com:vml" xmlns:wp14="http://schemas.microsoft.com/office/word/2010/wordprocessingDrawing" xmlns:wp="http://schemas.openxmlformats.org/drawingml/2006/wordprocessingDrawing" xmlns:w10="urn:schemas-microsoft-com:office:word" xmlns:w="http://schemas.openxmlformats.org/wordprocessingml/2006/main" xmlns:w14="http://schemas.microsoft.com/office/word/2010/wordml" xmlns:w15="http://schemas.microsoft.com/office/word/2012/wordml" xmlns:w16cex="http://schemas.microsoft.com/office/word/2018/wordml/cex" xmlns:w16cid="http://schemas.microsoft.com/office/word/2016/wordml/cid" xmlns:w16="http://schemas.microsoft.com/office/word/2018/wordml" xmlns:w16sdtdh="http://schemas.microsoft.com/office/word/2020/wordml/sdtdatahash" xmlns:w16se="http://schemas.microsoft.com/office/word/2015/wordml/symex" xmlns:wpg="http://schemas.microsoft.com/office/word/2010/wordprocessingGroup" xmlns:wpi="http://schemas.microsoft.com/office/word/2010/wordprocessingInk" xmlns:wne="http://schemas.microsoft.com/office/word/2006/wordml" xmlns:wps="http://schemas.microsoft.com/office/word/2010/wordprocessingShape" mc:Ignorable="w14 w15 w16se w16cid w16 w16cex w16sdtdh wp14">
   <w:sdt>
     <w:sdtPr>
@@ -7850,6 +8282,119 @@
     </w:lvl>
   </w:abstractNum>
   <w:abstractNum w:abstractNumId="4" w15:restartNumberingAfterBreak="0">
+    <w:nsid w:val="317F2004"/>
+    <w:multiLevelType w:val="hybridMultilevel"/>
+    <w:tmpl w:val="EB50FE4C"/>
+    <w:lvl w:ilvl="0" w:tplc="240A0001">
+      <w:start w:val="1"/>
+      <w:numFmt w:val="bullet"/>
+      <w:lvlText w:val=""/>
+      <w:lvlJc w:val="left"/>
+      <w:pPr>
+        <w:ind w:left="1429" w:hanging="360"/>
+      </w:pPr>
+      <w:rPr>
+        <w:rFonts w:ascii="Symbol" w:hAnsi="Symbol" w:hint="default"/>
+      </w:rPr>
+    </w:lvl>
+    <w:lvl w:ilvl="1" w:tplc="240A0003" w:tentative="1">
+      <w:start w:val="1"/>
+      <w:numFmt w:val="bullet"/>
+      <w:lvlText w:val="o"/>
+      <w:lvlJc w:val="left"/>
+      <w:pPr>
+        <w:ind w:left="2149" w:hanging="360"/>
+      </w:pPr>
+      <w:rPr>
+        <w:rFonts w:ascii="Courier New" w:hAnsi="Courier New" w:cs="Courier New" w:hint="default"/>
+      </w:rPr>
+    </w:lvl>
+    <w:lvl w:ilvl="2" w:tplc="240A0005" w:tentative="1">
+      <w:start w:val="1"/>
+      <w:numFmt w:val="bullet"/>
+      <w:lvlText w:val=""/>
+      <w:lvlJc w:val="left"/>
+      <w:pPr>
+        <w:ind w:left="2869" w:hanging="360"/>
+      </w:pPr>
+      <w:rPr>
+        <w:rFonts w:ascii="Wingdings" w:hAnsi="Wingdings" w:hint="default"/>
+      </w:rPr>
+    </w:lvl>
+    <w:lvl w:ilvl="3" w:tplc="240A0001" w:tentative="1">
+      <w:start w:val="1"/>
+      <w:numFmt w:val="bullet"/>
+      <w:lvlText w:val=""/>
+      <w:lvlJc w:val="left"/>
+      <w:pPr>
+        <w:ind w:left="3589" w:hanging="360"/>
+      </w:pPr>
+      <w:rPr>
+        <w:rFonts w:ascii="Symbol" w:hAnsi="Symbol" w:hint="default"/>
+      </w:rPr>
+    </w:lvl>
+    <w:lvl w:ilvl="4" w:tplc="240A0003" w:tentative="1">
+      <w:start w:val="1"/>
+      <w:numFmt w:val="bullet"/>
+      <w:lvlText w:val="o"/>
+      <w:lvlJc w:val="left"/>
+      <w:pPr>
+        <w:ind w:left="4309" w:hanging="360"/>
+      </w:pPr>
+      <w:rPr>
+        <w:rFonts w:ascii="Courier New" w:hAnsi="Courier New" w:cs="Courier New" w:hint="default"/>
+      </w:rPr>
+    </w:lvl>
+    <w:lvl w:ilvl="5" w:tplc="240A0005" w:tentative="1">
+      <w:start w:val="1"/>
+      <w:numFmt w:val="bullet"/>
+      <w:lvlText w:val=""/>
+      <w:lvlJc w:val="left"/>
+      <w:pPr>
+        <w:ind w:left="5029" w:hanging="360"/>
+      </w:pPr>
+      <w:rPr>
+        <w:rFonts w:ascii="Wingdings" w:hAnsi="Wingdings" w:hint="default"/>
+      </w:rPr>
+    </w:lvl>
+    <w:lvl w:ilvl="6" w:tplc="240A0001" w:tentative="1">
+      <w:start w:val="1"/>
+      <w:numFmt w:val="bullet"/>
+      <w:lvlText w:val=""/>
+      <w:lvlJc w:val="left"/>
+      <w:pPr>
+        <w:ind w:left="5749" w:hanging="360"/>
+      </w:pPr>
+      <w:rPr>
+        <w:rFonts w:ascii="Symbol" w:hAnsi="Symbol" w:hint="default"/>
+      </w:rPr>
+    </w:lvl>
+    <w:lvl w:ilvl="7" w:tplc="240A0003" w:tentative="1">
+      <w:start w:val="1"/>
+      <w:numFmt w:val="bullet"/>
+      <w:lvlText w:val="o"/>
+      <w:lvlJc w:val="left"/>
+      <w:pPr>
+        <w:ind w:left="6469" w:hanging="360"/>
+      </w:pPr>
+      <w:rPr>
+        <w:rFonts w:ascii="Courier New" w:hAnsi="Courier New" w:cs="Courier New" w:hint="default"/>
+      </w:rPr>
+    </w:lvl>
+    <w:lvl w:ilvl="8" w:tplc="240A0005" w:tentative="1">
+      <w:start w:val="1"/>
+      <w:numFmt w:val="bullet"/>
+      <w:lvlText w:val=""/>
+      <w:lvlJc w:val="left"/>
+      <w:pPr>
+        <w:ind w:left="7189" w:hanging="360"/>
+      </w:pPr>
+      <w:rPr>
+        <w:rFonts w:ascii="Wingdings" w:hAnsi="Wingdings" w:hint="default"/>
+      </w:rPr>
+    </w:lvl>
+  </w:abstractNum>
+  <w:abstractNum w:abstractNumId="5" w15:restartNumberingAfterBreak="0">
     <w:nsid w:val="368E176E"/>
     <w:multiLevelType w:val="hybridMultilevel"/>
     <w:tmpl w:val="BDF054FE"/>
@@ -7943,7 +8488,7 @@
       </w:pPr>
     </w:lvl>
   </w:abstractNum>
-  <w:abstractNum w:abstractNumId="5" w15:restartNumberingAfterBreak="0">
+  <w:abstractNum w:abstractNumId="6" w15:restartNumberingAfterBreak="0">
     <w:nsid w:val="467F49A6"/>
     <w:multiLevelType w:val="multilevel"/>
     <w:tmpl w:val="D2E64B38"/>
@@ -8030,7 +8575,7 @@
       </w:pPr>
     </w:lvl>
   </w:abstractNum>
-  <w:abstractNum w:abstractNumId="6" w15:restartNumberingAfterBreak="0">
+  <w:abstractNum w:abstractNumId="7" w15:restartNumberingAfterBreak="0">
     <w:nsid w:val="4EBE1EF6"/>
     <w:multiLevelType w:val="hybridMultilevel"/>
     <w:tmpl w:val="F6A60586"/>
@@ -8123,7 +8668,7 @@
       </w:pPr>
     </w:lvl>
   </w:abstractNum>
-  <w:abstractNum w:abstractNumId="7" w15:restartNumberingAfterBreak="0">
+  <w:abstractNum w:abstractNumId="8" w15:restartNumberingAfterBreak="0">
     <w:nsid w:val="56AC3C8C"/>
     <w:multiLevelType w:val="hybridMultilevel"/>
     <w:tmpl w:val="12F46CC8"/>
@@ -8236,7 +8781,7 @@
       </w:rPr>
     </w:lvl>
   </w:abstractNum>
-  <w:abstractNum w:abstractNumId="8" w15:restartNumberingAfterBreak="0">
+  <w:abstractNum w:abstractNumId="9" w15:restartNumberingAfterBreak="0">
     <w:nsid w:val="651471DD"/>
     <w:multiLevelType w:val="hybridMultilevel"/>
     <w:tmpl w:val="01FED18A"/>
@@ -8322,7 +8867,7 @@
       </w:pPr>
     </w:lvl>
   </w:abstractNum>
-  <w:abstractNum w:abstractNumId="9" w15:restartNumberingAfterBreak="0">
+  <w:abstractNum w:abstractNumId="10" w15:restartNumberingAfterBreak="0">
     <w:nsid w:val="6EFB5282"/>
     <w:multiLevelType w:val="hybridMultilevel"/>
     <w:tmpl w:val="2FE48856"/>
@@ -8435,7 +8980,7 @@
       </w:rPr>
     </w:lvl>
   </w:abstractNum>
-  <w:abstractNum w:abstractNumId="10" w15:restartNumberingAfterBreak="0">
+  <w:abstractNum w:abstractNumId="11" w15:restartNumberingAfterBreak="0">
     <w:nsid w:val="70EC5481"/>
     <w:multiLevelType w:val="hybridMultilevel"/>
     <w:tmpl w:val="389C4B50"/>
@@ -8552,34 +9097,37 @@
     <w:abstractNumId w:val="0"/>
   </w:num>
   <w:num w:numId="2">
-    <w:abstractNumId w:val="6"/>
+    <w:abstractNumId w:val="7"/>
   </w:num>
   <w:num w:numId="3">
-    <w:abstractNumId w:val="4"/>
+    <w:abstractNumId w:val="5"/>
   </w:num>
   <w:num w:numId="4">
     <w:abstractNumId w:val="3"/>
   </w:num>
   <w:num w:numId="5">
-    <w:abstractNumId w:val="5"/>
+    <w:abstractNumId w:val="6"/>
   </w:num>
   <w:num w:numId="6">
-    <w:abstractNumId w:val="10"/>
+    <w:abstractNumId w:val="11"/>
   </w:num>
   <w:num w:numId="7">
-    <w:abstractNumId w:val="7"/>
+    <w:abstractNumId w:val="8"/>
   </w:num>
   <w:num w:numId="8">
-    <w:abstractNumId w:val="9"/>
+    <w:abstractNumId w:val="10"/>
   </w:num>
   <w:num w:numId="9">
     <w:abstractNumId w:val="2"/>
   </w:num>
   <w:num w:numId="10">
-    <w:abstractNumId w:val="8"/>
+    <w:abstractNumId w:val="9"/>
   </w:num>
   <w:num w:numId="11">
     <w:abstractNumId w:val="1"/>
+  </w:num>
+  <w:num w:numId="12">
+    <w:abstractNumId w:val="4"/>
   </w:num>
   <w:numIdMacAtCleanup w:val="11"/>
 </w:numbering>
@@ -11099,13 +11647,13 @@
 </file>
 
 <file path=customXml/itemProps2.xml><?xml version="1.0" encoding="utf-8"?>
-<ds:datastoreItem xmlns:ds="http://schemas.openxmlformats.org/officeDocument/2006/customXml" ds:itemID="{8CDC3FE9-8A03-4CC7-9BC1-94D5DAD8179E}"/>
+<ds:datastoreItem xmlns:ds="http://schemas.openxmlformats.org/officeDocument/2006/customXml" ds:itemID="{DF05A164-C02C-416C-8119-AAE8B47B013D}"/>
 </file>
 
 <file path=customXml/itemProps3.xml><?xml version="1.0" encoding="utf-8"?>
-<ds:datastoreItem xmlns:ds="http://schemas.openxmlformats.org/officeDocument/2006/customXml" ds:itemID="{D17CDEF4-E2AD-491F-9CBA-194476FCD8EA}"/>
+<ds:datastoreItem xmlns:ds="http://schemas.openxmlformats.org/officeDocument/2006/customXml" ds:itemID="{986A13DD-F6BB-4463-A574-01CC59FB3E72}"/>
 </file>
 
 <file path=customXml/itemProps4.xml><?xml version="1.0" encoding="utf-8"?>
-<ds:datastoreItem xmlns:ds="http://schemas.openxmlformats.org/officeDocument/2006/customXml" ds:itemID="{B20CC2F0-7E92-4096-AD4E-2C76949A4040}"/>
+<ds:datastoreItem xmlns:ds="http://schemas.openxmlformats.org/officeDocument/2006/customXml" ds:itemID="{B92AE4E3-63BE-4566-9AE8-9A5F84415FEC}"/>
 </file>
--- a/fuentes/CFA_01_00000000_DU.docx
+++ b/fuentes/CFA_01_00000000_DU.docx
@@ -559,8 +559,8 @@
         <w:br w:type="page"/>
       </w:r>
     </w:p>
-    <w:bookmarkStart w:id="0" w:name="_Toc199943247" w:displacedByCustomXml="next"/>
-    <w:bookmarkStart w:id="1" w:name="_Toc197031159" w:displacedByCustomXml="next"/>
+    <w:bookmarkStart w:id="0" w:name="_Toc197031159" w:displacedByCustomXml="next"/>
+    <w:bookmarkStart w:id="1" w:name="_Toc199943247" w:displacedByCustomXml="next"/>
     <w:sdt>
       <w:sdtPr>
         <w:rPr>
@@ -676,7 +676,7 @@
                 <w:noProof/>
                 <w:webHidden/>
               </w:rPr>
-              <w:t>1</w:t>
+              <w:t>3</w:t>
             </w:r>
             <w:r>
               <w:rPr>
@@ -776,7 +776,7 @@
                 <w:noProof/>
                 <w:webHidden/>
               </w:rPr>
-              <w:t>3</w:t>
+              <w:t>5</w:t>
             </w:r>
             <w:r>
               <w:rPr>
@@ -849,7 +849,7 @@
                 <w:noProof/>
                 <w:webHidden/>
               </w:rPr>
-              <w:t>3</w:t>
+              <w:t>5</w:t>
             </w:r>
             <w:r>
               <w:rPr>
@@ -945,7 +945,7 @@
                 <w:noProof/>
                 <w:webHidden/>
               </w:rPr>
-              <w:t>6</w:t>
+              <w:t>8</w:t>
             </w:r>
             <w:r>
               <w:rPr>
@@ -1041,7 +1041,7 @@
                 <w:noProof/>
                 <w:webHidden/>
               </w:rPr>
-              <w:t>9</w:t>
+              <w:t>11</w:t>
             </w:r>
             <w:r>
               <w:rPr>
@@ -1114,7 +1114,7 @@
                 <w:noProof/>
                 <w:webHidden/>
               </w:rPr>
-              <w:t>10</w:t>
+              <w:t>12</w:t>
             </w:r>
             <w:r>
               <w:rPr>
@@ -1187,7 +1187,7 @@
                 <w:noProof/>
                 <w:webHidden/>
               </w:rPr>
-              <w:t>10</w:t>
+              <w:t>12</w:t>
             </w:r>
             <w:r>
               <w:rPr>
@@ -1275,7 +1275,7 @@
                 <w:noProof/>
                 <w:webHidden/>
               </w:rPr>
-              <w:t>12</w:t>
+              <w:t>14</w:t>
             </w:r>
             <w:r>
               <w:rPr>
@@ -1348,7 +1348,7 @@
                 <w:noProof/>
                 <w:webHidden/>
               </w:rPr>
-              <w:t>12</w:t>
+              <w:t>14</w:t>
             </w:r>
             <w:r>
               <w:rPr>
@@ -1421,7 +1421,7 @@
                 <w:noProof/>
                 <w:webHidden/>
               </w:rPr>
-              <w:t>13</w:t>
+              <w:t>15</w:t>
             </w:r>
             <w:r>
               <w:rPr>
@@ -1517,7 +1517,7 @@
                 <w:noProof/>
                 <w:webHidden/>
               </w:rPr>
-              <w:t>15</w:t>
+              <w:t>17</w:t>
             </w:r>
             <w:r>
               <w:rPr>
@@ -1613,7 +1613,7 @@
                 <w:noProof/>
                 <w:webHidden/>
               </w:rPr>
-              <w:t>18</w:t>
+              <w:t>20</w:t>
             </w:r>
             <w:r>
               <w:rPr>
@@ -1688,7 +1688,7 @@
                 <w:noProof/>
                 <w:webHidden/>
               </w:rPr>
-              <w:t>21</w:t>
+              <w:t>23</w:t>
             </w:r>
             <w:r>
               <w:rPr>
@@ -1763,7 +1763,7 @@
                 <w:noProof/>
                 <w:webHidden/>
               </w:rPr>
-              <w:t>22</w:t>
+              <w:t>24</w:t>
             </w:r>
             <w:r>
               <w:rPr>
@@ -1838,7 +1838,7 @@
                 <w:noProof/>
                 <w:webHidden/>
               </w:rPr>
-              <w:t>25</w:t>
+              <w:t>27</w:t>
             </w:r>
             <w:r>
               <w:rPr>
@@ -1913,7 +1913,7 @@
                 <w:noProof/>
                 <w:webHidden/>
               </w:rPr>
-              <w:t>28</w:t>
+              <w:t>30</w:t>
             </w:r>
             <w:r>
               <w:rPr>
@@ -1978,7 +1978,7 @@
                 <w:noProof/>
                 <w:webHidden/>
               </w:rPr>
-              <w:t>30</w:t>
+              <w:t>32</w:t>
             </w:r>
             <w:r>
               <w:rPr>
@@ -2864,23 +2864,7 @@
         <w:t>⁠</w:t>
       </w:r>
       <w:r>
-        <w:t xml:space="preserve"> Algunos ejemplos de IDE son </w:t>
-      </w:r>
-      <w:proofErr w:type="spellStart"/>
-      <w:r>
-        <w:t>Netbeans</w:t>
-      </w:r>
-      <w:proofErr w:type="spellEnd"/>
-      <w:r>
-        <w:t xml:space="preserve">, Eclipse y otros conocidos como editores de programación, entre los cuales se encuentran Visual Studio, Sublime Text, Brackets, </w:t>
-      </w:r>
-      <w:proofErr w:type="spellStart"/>
-      <w:r>
-        <w:t>Atom</w:t>
-      </w:r>
-      <w:proofErr w:type="spellEnd"/>
-      <w:r>
-        <w:t>, etc.</w:t>
+        <w:t xml:space="preserve"> Algunos ejemplos de IDE son Netbeans, Eclipse y otros conocidos como editores de programación, entre los cuales se encuentran Visual Studio, Sublime Text, Brackets, Atom, etc.</w:t>
       </w:r>
     </w:p>
     <w:p>
@@ -3084,15 +3068,7 @@
         <w:ind w:left="709" w:firstLine="0"/>
       </w:pPr>
       <w:r>
-        <w:t xml:space="preserve">Tim Berners-Lee propone la </w:t>
-      </w:r>
-      <w:proofErr w:type="spellStart"/>
-      <w:r>
-        <w:t>World</w:t>
-      </w:r>
-      <w:proofErr w:type="spellEnd"/>
-      <w:r>
-        <w:t xml:space="preserve"> Wide Web (WWW), sistema que organiza información a través de hipervínculos.</w:t>
+        <w:t>Tim Berners-Lee propone la World Wide Web (WWW), sistema que organiza información a través de hipervínculos.</w:t>
       </w:r>
     </w:p>
     <w:p>
@@ -3336,7 +3312,6 @@
       <w:r>
         <w:t xml:space="preserve">Crecimiento de la nube, el </w:t>
       </w:r>
-      <w:proofErr w:type="spellStart"/>
       <w:r>
         <w:rPr>
           <w:rStyle w:val="Extranjerismo"/>
@@ -3344,7 +3319,6 @@
         </w:rPr>
         <w:t>streaming</w:t>
       </w:r>
-      <w:proofErr w:type="spellEnd"/>
       <w:r>
         <w:t xml:space="preserve">, el </w:t>
       </w:r>
@@ -3353,17 +3327,8 @@
           <w:rStyle w:val="Extranjerismo"/>
           <w:lang w:val="es-CO"/>
         </w:rPr>
-        <w:t>e-</w:t>
-      </w:r>
-      <w:proofErr w:type="spellStart"/>
-      <w:r>
-        <w:rPr>
-          <w:rStyle w:val="Extranjerismo"/>
-          <w:lang w:val="es-CO"/>
-        </w:rPr>
-        <w:t>commerce</w:t>
-      </w:r>
-      <w:proofErr w:type="spellEnd"/>
+        <w:t>e-commerce</w:t>
+      </w:r>
       <w:r>
         <w:t xml:space="preserve"> y las plataformas colaborativas como Google Drive y Zoom.</w:t>
       </w:r>
@@ -3393,7 +3358,10 @@
         <w:t>20</w:t>
       </w:r>
       <w:r>
-        <w:t>10 - 2025</w:t>
+        <w:t>2</w:t>
+      </w:r>
+      <w:r>
+        <w:t>0 - 2025</w:t>
       </w:r>
     </w:p>
     <w:p>
@@ -3402,28 +3370,12 @@
         <w:ind w:left="709" w:firstLine="0"/>
       </w:pPr>
       <w:r>
-        <w:t xml:space="preserve">Avances en 5G, IA (inteligencia artificial), </w:t>
-      </w:r>
-      <w:proofErr w:type="spellStart"/>
-      <w:r>
-        <w:t>IoT</w:t>
-      </w:r>
-      <w:proofErr w:type="spellEnd"/>
-      <w:r>
-        <w:t xml:space="preserve"> (internet de las cosas) y expansión global del acceso a internet.</w:t>
-      </w:r>
-    </w:p>
-    <w:p>
-      <w:r>
-        <w:t xml:space="preserve">Ahora se puede responder la pregunta, ¿Qué es la internet?, son “ordenadores conectados entre sí, a través de redes o sistemas de comunicación que interconectan distintos tipos de dispositivos, con la finalidad de compartir información y ofrecer distintos servicios, tales como correo electrónico, transferencia de ficheros vía FTP o acceso a la </w:t>
-      </w:r>
-      <w:proofErr w:type="spellStart"/>
-      <w:r>
-        <w:t>World</w:t>
-      </w:r>
-      <w:proofErr w:type="spellEnd"/>
-      <w:r>
-        <w:t xml:space="preserve"> Wide Web” (Valentín, 2015).</w:t>
+        <w:t>Avances en 5G, IA (inteligencia artificial), IoT (internet de las cosas) y expansión global del acceso a internet.</w:t>
+      </w:r>
+    </w:p>
+    <w:p>
+      <w:r>
+        <w:t>Ahora se puede responder la pregunta, ¿Qué es la internet?, son “ordenadores conectados entre sí, a través de redes o sistemas de comunicación que interconectan distintos tipos de dispositivos, con la finalidad de compartir información y ofrecer distintos servicios, tales como correo electrónico, transferencia de ficheros vía FTP o acceso a la World Wide Web” (Valentín, 2015).</w:t>
       </w:r>
     </w:p>
     <w:p>
@@ -3439,31 +3391,7 @@
         <w:pStyle w:val="Sangradetextonormal"/>
       </w:pPr>
       <w:r>
-        <w:t xml:space="preserve">Para conocer más sobre la temática, se sugiere consultar el artículo: Fernández </w:t>
-      </w:r>
-      <w:proofErr w:type="spellStart"/>
-      <w:r>
-        <w:t>Muerza</w:t>
-      </w:r>
-      <w:proofErr w:type="spellEnd"/>
-      <w:r>
-        <w:t xml:space="preserve">, Á. (2022). Influencia y evolución de Internet en la comunicación de la ciencia y sus fuentes. Fonseca, </w:t>
-      </w:r>
-      <w:proofErr w:type="spellStart"/>
-      <w:r>
-        <w:t>Journal</w:t>
-      </w:r>
-      <w:proofErr w:type="spellEnd"/>
-      <w:r>
-        <w:t xml:space="preserve"> of </w:t>
-      </w:r>
-      <w:proofErr w:type="spellStart"/>
-      <w:r>
-        <w:t>Communication</w:t>
-      </w:r>
-      <w:proofErr w:type="spellEnd"/>
-      <w:r>
-        <w:t>, (25), 5–22.</w:t>
+        <w:t>Para conocer más sobre la temática, se sugiere consultar el artículo: Fernández Muerza, Á. (2022). Influencia y evolución de Internet en la comunicación de la ciencia y sus fuentes. Fonseca, Journal of Communication, (25), 5–22.</w:t>
       </w:r>
       <w:r>
         <w:t xml:space="preserve"> </w:t>
@@ -3571,15 +3499,7 @@
         <w:ind w:left="1429" w:firstLine="0"/>
       </w:pPr>
       <w:r>
-        <w:t xml:space="preserve">Se usan para organizar datos, realizar cálculos y análisis (por ejemplo, Microsoft Excel, Google </w:t>
-      </w:r>
-      <w:proofErr w:type="spellStart"/>
-      <w:r>
-        <w:t>Sheets</w:t>
-      </w:r>
-      <w:proofErr w:type="spellEnd"/>
-      <w:r>
-        <w:t>).</w:t>
+        <w:t>Se usan para organizar datos, realizar cálculos y análisis (por ejemplo, Microsoft Excel, Google Sheets).</w:t>
       </w:r>
     </w:p>
     <w:p>
@@ -3608,15 +3528,7 @@
         <w:ind w:left="1429" w:firstLine="0"/>
       </w:pPr>
       <w:r>
-        <w:t xml:space="preserve">Ayudan a crear diapositivas para exposiciones (por ejemplo, PowerPoint, Google </w:t>
-      </w:r>
-      <w:proofErr w:type="spellStart"/>
-      <w:r>
-        <w:t>Slides</w:t>
-      </w:r>
-      <w:proofErr w:type="spellEnd"/>
-      <w:r>
-        <w:t>).</w:t>
+        <w:t>Ayudan a crear diapositivas para exposiciones (por ejemplo, PowerPoint, Google Slides).</w:t>
       </w:r>
     </w:p>
     <w:p>
@@ -3645,15 +3557,7 @@
         <w:ind w:left="1429" w:firstLine="0"/>
       </w:pPr>
       <w:r>
-        <w:t xml:space="preserve">Permiten redactar, editar y dar formato a documentos (por ejemplo, Microsoft Word, Google </w:t>
-      </w:r>
-      <w:proofErr w:type="spellStart"/>
-      <w:r>
-        <w:t>Docs</w:t>
-      </w:r>
-      <w:proofErr w:type="spellEnd"/>
-      <w:r>
-        <w:t>).</w:t>
+        <w:t>Permiten redactar, editar y dar formato a documentos (por ejemplo, Microsoft Word, Google Docs).</w:t>
       </w:r>
     </w:p>
     <w:p>
@@ -3711,15 +3615,7 @@
         <w:ind w:left="1429" w:firstLine="0"/>
       </w:pPr>
       <w:r>
-        <w:t xml:space="preserve">Permiten trabajar en equipo en tiempo real (por ejemplo, Google </w:t>
-      </w:r>
-      <w:proofErr w:type="spellStart"/>
-      <w:r>
-        <w:t>Workspace</w:t>
-      </w:r>
-      <w:proofErr w:type="spellEnd"/>
-      <w:r>
-        <w:t xml:space="preserve"> o Microsoft 365).</w:t>
+        <w:t>Permiten trabajar en equipo en tiempo real (por ejemplo, Google Workspace o Microsoft 365).</w:t>
       </w:r>
     </w:p>
     <w:p>
@@ -4183,23 +4079,7 @@
         <w:pStyle w:val="Sangradetextonormal"/>
       </w:pPr>
       <w:r>
-        <w:t xml:space="preserve">Asociado a estos cambios, entre los años 2002 y 2004, surgen las redes sociales o también conocidas como páginas sociales, que permiten el desarrollo del concepto de aldea virtual. Entre las redes sociales más conocidas, a lo largo de la historia, se tienen </w:t>
-      </w:r>
-      <w:proofErr w:type="spellStart"/>
-      <w:r>
-        <w:t>My</w:t>
-      </w:r>
-      <w:proofErr w:type="spellEnd"/>
-      <w:r>
-        <w:t xml:space="preserve"> </w:t>
-      </w:r>
-      <w:proofErr w:type="spellStart"/>
-      <w:r>
-        <w:t>Space</w:t>
-      </w:r>
-      <w:proofErr w:type="spellEnd"/>
-      <w:r>
-        <w:t>, Friendster, Facebook y, hoy en día, Instagram.</w:t>
+        <w:t>Asociado a estos cambios, entre los años 2002 y 2004, surgen las redes sociales o también conocidas como páginas sociales, que permiten el desarrollo del concepto de aldea virtual. Entre las redes sociales más conocidas, a lo largo de la historia, se tienen My Space, Friendster, Facebook y, hoy en día, Instagram.</w:t>
       </w:r>
     </w:p>
     <w:p>
@@ -4260,15 +4140,7 @@
     </w:p>
     <w:p>
       <w:r>
-        <w:t xml:space="preserve">Fresno Chávez, C. (2018). ¿Cómo funciona </w:t>
-      </w:r>
-      <w:proofErr w:type="gramStart"/>
-      <w:r>
-        <w:t>Internet?.</w:t>
-      </w:r>
-      <w:proofErr w:type="gramEnd"/>
-      <w:r>
-        <w:t xml:space="preserve"> El Cid Editor. Consultar las páginas 33-35.</w:t>
+        <w:t>Fresno Chávez, C. (2018). ¿Cómo funciona Internet?. El Cid Editor. Consultar las páginas 33-35.</w:t>
       </w:r>
       <w:r>
         <w:t xml:space="preserve"> </w:t>
@@ -4371,15 +4243,7 @@
     </w:p>
     <w:p>
       <w:r>
-        <w:t>Las herramientas de trabajo colaborativo son soluciones informáticas para apoyar el trabajo en grupo de varios usuarios. Incorporan funciones para publicar documentos en espacios compartidos, enviar correos electrónicos, participar en foros de discusión, mantener listas de contactos, agendas compartidas, etc. Las herramientas de colaboración (inicialmente conocidas como groupware) permiten la gestión de documentos y contenidos circunscritos al grupo de usuarios que necesitan compartir esa información. (</w:t>
-      </w:r>
-      <w:proofErr w:type="spellStart"/>
-      <w:r>
-        <w:t>Eíto</w:t>
-      </w:r>
-      <w:proofErr w:type="spellEnd"/>
-      <w:r>
-        <w:t>-Brun, 2014, p. 49).</w:t>
+        <w:t>Las herramientas de trabajo colaborativo son soluciones informáticas para apoyar el trabajo en grupo de varios usuarios. Incorporan funciones para publicar documentos en espacios compartidos, enviar correos electrónicos, participar en foros de discusión, mantener listas de contactos, agendas compartidas, etc. Las herramientas de colaboración (inicialmente conocidas como groupware) permiten la gestión de documentos y contenidos circunscritos al grupo de usuarios que necesitan compartir esa información. (Eíto-Brun, 2014, p. 49).</w:t>
       </w:r>
     </w:p>
     <w:p>
@@ -4437,11 +4301,7 @@
         <w:t xml:space="preserve">: </w:t>
       </w:r>
       <w:r>
-        <w:t xml:space="preserve">se sugiere la consulta de los tutoriales que se encuentran en los materiales complementarios sobre el uso </w:t>
-      </w:r>
-      <w:proofErr w:type="gramStart"/>
-      <w:r>
-        <w:t>de los </w:t>
+        <w:t>se sugiere la consulta de los tutoriales que se encuentran en los materiales complementarios sobre el uso de los </w:t>
       </w:r>
       <w:r>
         <w:rPr>
@@ -4450,7 +4310,6 @@
         </w:rPr>
         <w:t>software</w:t>
       </w:r>
-      <w:proofErr w:type="gramEnd"/>
       <w:r>
         <w:t> Microsoft Word (como procesador de texto), Microsoft Excel (hojas de cálculo) y Microsoft PowerPoint (para la presentación con diapositivas).</w:t>
       </w:r>
@@ -4496,15 +4355,7 @@
         <w:pStyle w:val="Sangradetextonormal"/>
       </w:pPr>
       <w:r>
-        <w:t xml:space="preserve">Según </w:t>
-      </w:r>
-      <w:proofErr w:type="gramStart"/>
-      <w:r>
-        <w:t>Española</w:t>
-      </w:r>
-      <w:proofErr w:type="gramEnd"/>
-      <w:r>
-        <w:t xml:space="preserve"> &amp; Madrid (1970), un reporte puede ser un informe o una noticia. Este tipo de documento (que puede ser impreso, digital, audiovisual, etc.), tiene como objetivo presentar una información, normalmente compilada y estadística, que contextualice una situación o el resultado de un proyecto. En este sentido, las herramientas informáticas como por ejemplo procesadores de texto, presentaciones ejecutivas y las hojas electrónicas, facilitan la elaboración de textos, presentaciones con elementos multimediales, cuadros con fórmulas de todo tipo y gráficos estadísticos que permiten visualizar de una manera eficiente el resultado de un proyecto.</w:t>
+        <w:t>Según Española &amp; Madrid (1970), un reporte puede ser un informe o una noticia. Este tipo de documento (que puede ser impreso, digital, audiovisual, etc.), tiene como objetivo presentar una información, normalmente compilada y estadística, que contextualice una situación o el resultado de un proyecto. En este sentido, las herramientas informáticas como por ejemplo procesadores de texto, presentaciones ejecutivas y las hojas electrónicas, facilitan la elaboración de textos, presentaciones con elementos multimediales, cuadros con fórmulas de todo tipo y gráficos estadísticos que permiten visualizar de una manera eficiente el resultado de un proyecto.</w:t>
       </w:r>
     </w:p>
     <w:p>
@@ -4544,15 +4395,7 @@
         <w:ind w:left="1429" w:firstLine="0"/>
       </w:pPr>
       <w:r>
-        <w:t xml:space="preserve">Según </w:t>
-      </w:r>
-      <w:proofErr w:type="spellStart"/>
-      <w:r>
-        <w:t>Manani</w:t>
-      </w:r>
-      <w:proofErr w:type="spellEnd"/>
-      <w:r>
-        <w:t xml:space="preserve"> et al. (s.f.), “en primer lugar, se debe considerar como comunicación, la transferencia de información del emisor al receptor de manera que este la comprenda. El ruido es todo aquello que interfiere en una adecuada comunicación; no solamente los sonidos sino todo aquello que impida la adecuada comunicación”.</w:t>
+        <w:t>Según Manani et al. (s.f.), “en primer lugar, se debe considerar como comunicación, la transferencia de información del emisor al receptor de manera que este la comprenda. El ruido es todo aquello que interfiere en una adecuada comunicación; no solamente los sonidos sino todo aquello que impida la adecuada comunicación”.</w:t>
       </w:r>
     </w:p>
     <w:p>
@@ -4601,15 +4444,7 @@
         <w:ind w:left="1429" w:firstLine="0"/>
       </w:pPr>
       <w:r>
-        <w:t>Como ejemplo, se tendría a una empresa utiliza un servidor con dos discos duros configurados en RAID 1 (</w:t>
-      </w:r>
-      <w:proofErr w:type="spellStart"/>
-      <w:r>
-        <w:t>mirroring</w:t>
-      </w:r>
-      <w:proofErr w:type="spellEnd"/>
-      <w:r>
-        <w:t>).</w:t>
+        <w:t>Como ejemplo, se tendría a una empresa utiliza un servidor con dos discos duros configurados en RAID 1 (mirroring).</w:t>
       </w:r>
     </w:p>
     <w:p>
@@ -4630,15 +4465,7 @@
         <w:ind w:left="1429" w:firstLine="0"/>
       </w:pPr>
       <w:r>
-        <w:t xml:space="preserve">Según </w:t>
-      </w:r>
-      <w:proofErr w:type="gramStart"/>
-      <w:r>
-        <w:t>Española</w:t>
-      </w:r>
-      <w:proofErr w:type="gramEnd"/>
-      <w:r>
-        <w:t xml:space="preserve"> &amp; Madrid (1970), es definida como “Magnitud termodinámica que mide la parte de la energía no utilizable para realizar trabajo y que se expresa como el cociente entre el calor cedido por un cuerpo y su temperatura absoluta”.</w:t>
+        <w:t>Según Española &amp; Madrid (1970), es definida como “Magnitud termodinámica que mide la parte de la energía no utilizable para realizar trabajo y que se expresa como el cociente entre el calor cedido por un cuerpo y su temperatura absoluta”.</w:t>
       </w:r>
     </w:p>
     <w:p>
@@ -4716,31 +4543,7 @@
     </w:p>
     <w:p>
       <w:r>
-        <w:t>Para el proceso de mejora del producto, es importante tener en cuenta la norma ITIL (</w:t>
-      </w:r>
-      <w:proofErr w:type="spellStart"/>
-      <w:r>
-        <w:t>Information</w:t>
-      </w:r>
-      <w:proofErr w:type="spellEnd"/>
-      <w:r>
-        <w:t xml:space="preserve"> </w:t>
-      </w:r>
-      <w:proofErr w:type="spellStart"/>
-      <w:r>
-        <w:t>Technology</w:t>
-      </w:r>
-      <w:proofErr w:type="spellEnd"/>
-      <w:r>
-        <w:t xml:space="preserve"> </w:t>
-      </w:r>
-      <w:proofErr w:type="spellStart"/>
-      <w:r>
-        <w:t>Infrastructure</w:t>
-      </w:r>
-      <w:proofErr w:type="spellEnd"/>
-      <w:r>
-        <w:t xml:space="preserve"> Library), la cual habla de los objetivos para lograr la mejora continua, ya sea de productos o de servicios y busca como aspectos importantes:</w:t>
+        <w:t>Para el proceso de mejora del producto, es importante tener en cuenta la norma ITIL (Information Technology Infrastructure Library), la cual habla de los objetivos para lograr la mejora continua, ya sea de productos o de servicios y busca como aspectos importantes:</w:t>
       </w:r>
     </w:p>
     <w:p>
@@ -4820,15 +4623,7 @@
         <w:pStyle w:val="Sangradetextonormal"/>
       </w:pPr>
       <w:r>
-        <w:t xml:space="preserve">La norma ITIL, menciona los siguientes pasos que se deben tener en cuenta para su aplicación, los cuales son citados por </w:t>
-      </w:r>
-      <w:proofErr w:type="spellStart"/>
-      <w:r>
-        <w:t>Servicetonic</w:t>
-      </w:r>
-      <w:proofErr w:type="spellEnd"/>
-      <w:r>
-        <w:t xml:space="preserve"> (2019):</w:t>
+        <w:t>La norma ITIL, menciona los siguientes pasos que se deben tener en cuenta para su aplicación, los cuales son citados por Servicetonic (2019):</w:t>
       </w:r>
     </w:p>
     <w:p>
@@ -5070,15 +4865,7 @@
         <w:spacing w:before="120" w:after="160"/>
       </w:pPr>
       <w:r>
-        <w:t xml:space="preserve">El buen uso de las herramientas TIC, sin importar el campo de aplicación, son una mejora en el tratamiento y análisis de la información, en la gestión de procesos </w:t>
-      </w:r>
-      <w:proofErr w:type="gramStart"/>
-      <w:r>
-        <w:t>y</w:t>
-      </w:r>
-      <w:proofErr w:type="gramEnd"/>
-      <w:r>
-        <w:t xml:space="preserve"> por ende, en la toma de decisiones.</w:t>
+        <w:t>El buen uso de las herramientas TIC, sin importar el campo de aplicación, son una mejora en el tratamiento y análisis de la información, en la gestión de procesos y por ende, en la toma de decisiones.</w:t>
       </w:r>
     </w:p>
     <w:p>
@@ -5355,33 +5142,11 @@
             <w:pPr>
               <w:ind w:firstLine="0"/>
             </w:pPr>
-            <w:proofErr w:type="spellStart"/>
             <w:r>
               <w:rPr>
                 <w:lang w:val="en-US"/>
               </w:rPr>
-              <w:t>Learnit</w:t>
-            </w:r>
-            <w:proofErr w:type="spellEnd"/>
-            <w:r>
-              <w:rPr>
-                <w:lang w:val="en-US"/>
-              </w:rPr>
-              <w:t xml:space="preserve"> Training. (2023). Tutorial para </w:t>
-            </w:r>
-            <w:proofErr w:type="spellStart"/>
-            <w:r>
-              <w:rPr>
-                <w:lang w:val="en-US"/>
-              </w:rPr>
-              <w:t>principiantes</w:t>
-            </w:r>
-            <w:proofErr w:type="spellEnd"/>
-            <w:r>
-              <w:rPr>
-                <w:lang w:val="en-US"/>
-              </w:rPr>
-              <w:t xml:space="preserve"> de Word 2021. </w:t>
+              <w:t xml:space="preserve">Learnit Training. (2023). Tutorial para principiantes de Word 2021. </w:t>
             </w:r>
             <w:r>
               <w:t>[Video]. YouTube.</w:t>
@@ -5454,13 +5219,8 @@
             <w:pPr>
               <w:ind w:firstLine="0"/>
             </w:pPr>
-            <w:proofErr w:type="spellStart"/>
-            <w:r>
-              <w:t>Learnit</w:t>
-            </w:r>
-            <w:proofErr w:type="spellEnd"/>
-            <w:r>
-              <w:t xml:space="preserve"> Training. (2023). Tutorial para principiantes de Excel 2021. [Video]. YouTube.</w:t>
+            <w:r>
+              <w:t>Learnit Training. (2023). Tutorial para principiantes de Excel 2021. [Video]. YouTube.</w:t>
             </w:r>
           </w:p>
         </w:tc>
@@ -5521,33 +5281,11 @@
             <w:pPr>
               <w:ind w:firstLine="0"/>
             </w:pPr>
-            <w:proofErr w:type="spellStart"/>
             <w:r>
               <w:rPr>
                 <w:lang w:val="en-US"/>
               </w:rPr>
-              <w:t>Learnit</w:t>
-            </w:r>
-            <w:proofErr w:type="spellEnd"/>
-            <w:r>
-              <w:rPr>
-                <w:lang w:val="en-US"/>
-              </w:rPr>
-              <w:t xml:space="preserve"> Training. (2023). Tutorial de PowerPoint 2021 para </w:t>
-            </w:r>
-            <w:proofErr w:type="spellStart"/>
-            <w:r>
-              <w:rPr>
-                <w:lang w:val="en-US"/>
-              </w:rPr>
-              <w:t>principiantes</w:t>
-            </w:r>
-            <w:proofErr w:type="spellEnd"/>
-            <w:r>
-              <w:rPr>
-                <w:lang w:val="en-US"/>
-              </w:rPr>
-              <w:t xml:space="preserve">. </w:t>
+              <w:t xml:space="preserve">Learnit Training. (2023). Tutorial de PowerPoint 2021 para principiantes. </w:t>
             </w:r>
             <w:r>
               <w:t>[Video]. YouTube.</w:t>
@@ -5620,13 +5358,8 @@
             <w:pPr>
               <w:ind w:firstLine="0"/>
             </w:pPr>
-            <w:proofErr w:type="spellStart"/>
-            <w:r>
-              <w:t>EducaTIC</w:t>
-            </w:r>
-            <w:proofErr w:type="spellEnd"/>
-            <w:r>
-              <w:t>. (2022). Tutorial Trello actualizado 2022. [Video]. YouTube.</w:t>
+            <w:r>
+              <w:t>EducaTIC. (2022). Tutorial Trello actualizado 2022. [Video]. YouTube.</w:t>
             </w:r>
           </w:p>
         </w:tc>
@@ -5690,13 +5423,8 @@
             <w:pPr>
               <w:ind w:firstLine="0"/>
             </w:pPr>
-            <w:proofErr w:type="spellStart"/>
-            <w:r>
-              <w:t>CertCampus</w:t>
-            </w:r>
-            <w:proofErr w:type="spellEnd"/>
-            <w:r>
-              <w:t>. (2017). ITIL Ciclo de vida. [Video]. YouTube.</w:t>
+            <w:r>
+              <w:t>CertCampus. (2017). ITIL Ciclo de vida. [Video]. YouTube.</w:t>
             </w:r>
           </w:p>
         </w:tc>
@@ -5816,17 +5544,8 @@
           <w:rStyle w:val="Extranjerismo"/>
           <w:lang w:val="es-CO"/>
         </w:rPr>
-        <w:t xml:space="preserve">Central Processing </w:t>
-      </w:r>
-      <w:proofErr w:type="spellStart"/>
-      <w:r>
-        <w:rPr>
-          <w:rStyle w:val="Extranjerismo"/>
-          <w:lang w:val="es-CO"/>
-        </w:rPr>
-        <w:t>Unit</w:t>
-      </w:r>
-      <w:proofErr w:type="spellEnd"/>
+        <w:t>Central Processing Unit</w:t>
+      </w:r>
       <w:r>
         <w:t xml:space="preserve"> (unidad central de proceso), que es la parte de una computadora en la que se encuentran los elementos que sirven para procesar datos.</w:t>
       </w:r>
@@ -5868,56 +5587,59 @@
       <w:r>
         <w:t xml:space="preserve">: sigla referente a la </w:t>
       </w:r>
-      <w:proofErr w:type="spellStart"/>
       <w:r>
         <w:rPr>
           <w:rStyle w:val="Extranjerismo"/>
           <w:lang w:val="es-CO"/>
         </w:rPr>
-        <w:t>Information</w:t>
-      </w:r>
-      <w:proofErr w:type="spellEnd"/>
+        <w:t>Information Technology Infrastructure Library.</w:t>
+      </w:r>
+      <w:r>
+        <w:t xml:space="preserve"> Corresponde a una metodología de gestión que propone una serie de prácticas estandarizadas, que ayudan a mejorar la prestación de un servicio, reorganizando la manera que tiene la empresa de trabajar y en particular, la del departamento de tecnologías de información.</w:t>
+      </w:r>
+    </w:p>
+    <w:p>
+      <w:r>
+        <w:rPr>
+          <w:b/>
+          <w:bCs/>
+        </w:rPr>
+        <w:t>LibreOffice</w:t>
+      </w:r>
+      <w:r>
+        <w:t xml:space="preserve">: es un paquete de </w:t>
+      </w:r>
       <w:r>
         <w:rPr>
           <w:rStyle w:val="Extranjerismo"/>
           <w:lang w:val="es-CO"/>
         </w:rPr>
-        <w:t xml:space="preserve"> </w:t>
-      </w:r>
-      <w:proofErr w:type="spellStart"/>
+        <w:t>software</w:t>
+      </w:r>
+      <w:r>
+        <w:t xml:space="preserve"> de oficina libre y de código abierto desarrollado por The Document Foundation.</w:t>
+      </w:r>
+    </w:p>
+    <w:p>
+      <w:r>
+        <w:rPr>
+          <w:b/>
+          <w:bCs/>
+        </w:rPr>
+        <w:t>Microsoft</w:t>
+      </w:r>
+      <w:r>
+        <w:t xml:space="preserve">: es una compañía tecnológica multinacional con sede en Redmond, Washington, EE.UU. Microsoft es el acrónimo de microcomputer y </w:t>
+      </w:r>
       <w:r>
         <w:rPr>
           <w:rStyle w:val="Extranjerismo"/>
           <w:lang w:val="es-CO"/>
         </w:rPr>
-        <w:t>Technology</w:t>
-      </w:r>
-      <w:proofErr w:type="spellEnd"/>
-      <w:r>
-        <w:rPr>
-          <w:rStyle w:val="Extranjerismo"/>
-          <w:lang w:val="es-CO"/>
-        </w:rPr>
-        <w:t xml:space="preserve"> </w:t>
-      </w:r>
-      <w:proofErr w:type="spellStart"/>
-      <w:r>
-        <w:rPr>
-          <w:rStyle w:val="Extranjerismo"/>
-          <w:lang w:val="es-CO"/>
-        </w:rPr>
-        <w:t>Infrastructure</w:t>
-      </w:r>
-      <w:proofErr w:type="spellEnd"/>
-      <w:r>
-        <w:rPr>
-          <w:rStyle w:val="Extranjerismo"/>
-          <w:lang w:val="es-CO"/>
-        </w:rPr>
-        <w:t xml:space="preserve"> Library.</w:t>
-      </w:r>
-      <w:r>
-        <w:t xml:space="preserve"> Corresponde a una metodología de gestión que propone una serie de prácticas estandarizadas, que ayudan a mejorar la prestación de un servicio, reorganizando la manera que tiene la empresa de trabajar y en particular, la del departamento de tecnologías de información.</w:t>
+        <w:t>software</w:t>
+      </w:r>
+      <w:r>
+        <w:t>.</w:t>
       </w:r>
     </w:p>
     <w:p>
@@ -5926,44 +5648,10 @@
           <w:b/>
           <w:bCs/>
         </w:rPr>
-        <w:t>LibreOffice</w:t>
-      </w:r>
-      <w:r>
-        <w:t xml:space="preserve">: es un paquete de </w:t>
-      </w:r>
-      <w:r>
-        <w:rPr>
-          <w:rStyle w:val="Extranjerismo"/>
-          <w:lang w:val="es-CO"/>
-        </w:rPr>
-        <w:t>software</w:t>
-      </w:r>
-      <w:r>
-        <w:t xml:space="preserve"> de oficina libre y de código abierto desarrollado por </w:t>
-      </w:r>
-      <w:proofErr w:type="spellStart"/>
-      <w:r>
-        <w:t>The</w:t>
-      </w:r>
-      <w:proofErr w:type="spellEnd"/>
-      <w:r>
-        <w:t xml:space="preserve"> </w:t>
-      </w:r>
-      <w:proofErr w:type="spellStart"/>
-      <w:r>
-        <w:t>Document</w:t>
-      </w:r>
-      <w:proofErr w:type="spellEnd"/>
-      <w:r>
-        <w:t xml:space="preserve"> </w:t>
-      </w:r>
-      <w:proofErr w:type="spellStart"/>
-      <w:r>
-        <w:t>Foundation</w:t>
-      </w:r>
-      <w:proofErr w:type="spellEnd"/>
-      <w:r>
-        <w:t>.</w:t>
+        <w:t>Ofimática</w:t>
+      </w:r>
+      <w:r>
+        <w:t>: automatización, mediante sistemas electrónicos, de las comunicaciones y procesos administrativos en las oficinas.</w:t>
       </w:r>
     </w:p>
     <w:p>
@@ -5972,28 +5660,11 @@
           <w:b/>
           <w:bCs/>
         </w:rPr>
-        <w:t>Microsoft</w:t>
-      </w:r>
-      <w:r>
-        <w:t>: es una compañía tecnológica multinacional con sede en Redmond, Washington, EE.UU. Microsoft es el acrónimo de </w:t>
-      </w:r>
-      <w:proofErr w:type="spellStart"/>
-      <w:r>
-        <w:t>microcomputer</w:t>
-      </w:r>
-      <w:proofErr w:type="spellEnd"/>
-      <w:r>
-        <w:t xml:space="preserve"> y </w:t>
-      </w:r>
-      <w:r>
-        <w:rPr>
-          <w:rStyle w:val="Extranjerismo"/>
-          <w:lang w:val="es-CO"/>
-        </w:rPr>
-        <w:t>software</w:t>
-      </w:r>
-      <w:r>
-        <w:t>.</w:t>
+        <w:lastRenderedPageBreak/>
+        <w:t>OpenOffice</w:t>
+      </w:r>
+      <w:r>
+        <w:t>: es una suite ofimática libre, de código abierto, que incluye procesador de textos, hoja de cálculo, presentaciones, herramientas para el dibujo vectorial y base de datos.</w:t>
       </w:r>
     </w:p>
     <w:p>
@@ -6002,10 +5673,10 @@
           <w:b/>
           <w:bCs/>
         </w:rPr>
-        <w:t>Ofimática</w:t>
-      </w:r>
-      <w:r>
-        <w:t>: automatización, mediante sistemas electrónicos, de las comunicaciones y procesos administrativos en las oficinas.</w:t>
+        <w:t>Periférico</w:t>
+      </w:r>
+      <w:r>
+        <w:t>: aparato auxiliar e independiente conectado a la unidad central de una computadora.</w:t>
       </w:r>
     </w:p>
     <w:p>
@@ -6014,51 +5685,10 @@
           <w:b/>
           <w:bCs/>
         </w:rPr>
-        <w:lastRenderedPageBreak/>
-        <w:t>OpenOffice</w:t>
-      </w:r>
-      <w:r>
-        <w:t>: es una suite ofimática libre, de código abierto, que incluye procesador de textos, hoja de cálculo, presentaciones, herramientas para el dibujo vectorial y base de datos.</w:t>
-      </w:r>
-    </w:p>
-    <w:p>
-      <w:r>
-        <w:rPr>
-          <w:b/>
-          <w:bCs/>
-        </w:rPr>
-        <w:t>Periférico</w:t>
-      </w:r>
-      <w:r>
-        <w:t>: aparato auxiliar e independiente conectado a la unidad central de una computadora.</w:t>
-      </w:r>
-    </w:p>
-    <w:p>
-      <w:r>
-        <w:rPr>
-          <w:b/>
-          <w:bCs/>
-        </w:rPr>
         <w:t>RAM</w:t>
       </w:r>
       <w:r>
-        <w:t xml:space="preserve">: sigla referente a </w:t>
-      </w:r>
-      <w:proofErr w:type="spellStart"/>
-      <w:r>
-        <w:t>Random</w:t>
-      </w:r>
-      <w:proofErr w:type="spellEnd"/>
-      <w:r>
-        <w:t xml:space="preserve"> Access </w:t>
-      </w:r>
-      <w:proofErr w:type="spellStart"/>
-      <w:r>
-        <w:t>Memory</w:t>
-      </w:r>
-      <w:proofErr w:type="spellEnd"/>
-      <w:r>
-        <w:t xml:space="preserve"> (memoria de acceso aleatorio). Memoria principal de la computadora, donde residen programas y datos, sobre la que se pueden efectuar operaciones de lectura y escritura.</w:t>
+        <w:t>: sigla referente a Random Access Memory (memoria de acceso aleatorio). Memoria principal de la computadora, donde residen programas y datos, sobre la que se pueden efectuar operaciones de lectura y escritura.</w:t>
       </w:r>
     </w:p>
     <w:p>
@@ -6128,15 +5758,7 @@
         <w:t>WWW</w:t>
       </w:r>
       <w:r>
-        <w:t xml:space="preserve">: son las iniciales que identifican a la expresión inglesa </w:t>
-      </w:r>
-      <w:proofErr w:type="spellStart"/>
-      <w:r>
-        <w:t>World</w:t>
-      </w:r>
-      <w:proofErr w:type="spellEnd"/>
-      <w:r>
-        <w:t xml:space="preserve"> Wide Web, el sistema de documentos de hipertexto que se encuentran enlazados entre sí y a los que se accede por medio de internet. A través de un </w:t>
+        <w:t xml:space="preserve">: son las iniciales que identifican a la expresión inglesa World Wide Web, el sistema de documentos de hipertexto que se encuentran enlazados entre sí y a los que se accede por medio de internet. A través de un </w:t>
       </w:r>
       <w:r>
         <w:rPr>
@@ -6225,21 +5847,8 @@
       </w:r>
     </w:p>
     <w:p>
-      <w:proofErr w:type="spellStart"/>
-      <w:r>
-        <w:t>Eíto</w:t>
-      </w:r>
-      <w:proofErr w:type="spellEnd"/>
-      <w:r>
-        <w:t xml:space="preserve"> Brun, R. (2014). Gestión de contenidos (17 edición). </w:t>
-      </w:r>
-      <w:proofErr w:type="spellStart"/>
-      <w:r>
-        <w:t>Universitat</w:t>
-      </w:r>
-      <w:proofErr w:type="spellEnd"/>
-      <w:r>
-        <w:t xml:space="preserve"> Oberta de Catalunya. Editorial UOC.</w:t>
+      <w:r>
+        <w:t>Eíto Brun, R. (2014). Gestión de contenidos (17 edición). Universitat Oberta de Catalunya. Editorial UOC.</w:t>
       </w:r>
     </w:p>
     <w:p>
@@ -6255,15 +5864,7 @@
         </w:rPr>
       </w:pPr>
       <w:r>
-        <w:t xml:space="preserve">Fernández </w:t>
-      </w:r>
-      <w:proofErr w:type="spellStart"/>
-      <w:r>
-        <w:t>Muerza</w:t>
-      </w:r>
-      <w:proofErr w:type="spellEnd"/>
-      <w:r>
-        <w:t xml:space="preserve">, Á. (2022). Influencia y evolución de Internet en la comunicación de la ciencia y sus fuentes. </w:t>
+        <w:t xml:space="preserve">Fernández Muerza, Á. (2022). Influencia y evolución de Internet en la comunicación de la ciencia y sus fuentes. </w:t>
       </w:r>
       <w:r>
         <w:rPr>
@@ -6301,13 +5902,8 @@
       </w:r>
     </w:p>
     <w:p>
-      <w:proofErr w:type="spellStart"/>
-      <w:r>
-        <w:t>Gaskin</w:t>
-      </w:r>
-      <w:proofErr w:type="spellEnd"/>
-      <w:r>
-        <w:t xml:space="preserve">, S. (2014). GO! Microsoft Word 2013 (1 edición). </w:t>
+      <w:r>
+        <w:t xml:space="preserve">Gaskin, S. (2014). GO! Microsoft Word 2013 (1 edición). </w:t>
       </w:r>
       <w:r>
         <w:t>Pearson Educación.</w:t>
@@ -6348,21 +5944,7 @@
           <w:lang w:val="en-US"/>
         </w:rPr>
         <w:lastRenderedPageBreak/>
-        <w:t xml:space="preserve">Grupo </w:t>
-      </w:r>
-      <w:proofErr w:type="spellStart"/>
-      <w:r>
-        <w:rPr>
-          <w:lang w:val="en-US"/>
-        </w:rPr>
-        <w:t>Bancolombia</w:t>
-      </w:r>
-      <w:proofErr w:type="spellEnd"/>
-      <w:r>
-        <w:rPr>
-          <w:lang w:val="en-US"/>
-        </w:rPr>
-        <w:t xml:space="preserve">. </w:t>
+        <w:t xml:space="preserve">Grupo Bancolombia. </w:t>
       </w:r>
       <w:r>
         <w:t>(2018). 10 herramientas de trabajo colaborativo para tu empresa.</w:t>
@@ -6390,23 +5972,7 @@
     </w:p>
     <w:p>
       <w:r>
-        <w:t xml:space="preserve">Mamani, O., </w:t>
-      </w:r>
-      <w:proofErr w:type="spellStart"/>
-      <w:r>
-        <w:t>Arohuanca</w:t>
-      </w:r>
-      <w:proofErr w:type="spellEnd"/>
-      <w:r>
-        <w:t xml:space="preserve">, M., Mamani, W., Quiñonez, C., Muñoz, M. &amp; </w:t>
-      </w:r>
-      <w:proofErr w:type="spellStart"/>
-      <w:r>
-        <w:t>Pocohualca</w:t>
-      </w:r>
-      <w:proofErr w:type="spellEnd"/>
-      <w:r>
-        <w:t>, N. (s.f.). Auditoría informática. In Informática (pp. 1–6).</w:t>
+        <w:t>Mamani, O., Arohuanca, M., Mamani, W., Quiñonez, C., Muñoz, M. &amp; Pocohualca, N. (s.f.). Auditoría informática. In Informática (pp. 1–6).</w:t>
       </w:r>
     </w:p>
     <w:p>
@@ -6415,13 +5981,8 @@
       </w:r>
     </w:p>
     <w:p>
-      <w:proofErr w:type="spellStart"/>
-      <w:r>
-        <w:t>Servicetonic</w:t>
-      </w:r>
-      <w:proofErr w:type="spellEnd"/>
-      <w:r>
-        <w:t>. (2019). 8. ITIL, Mejora continua del servicio.</w:t>
+      <w:r>
+        <w:t>Servicetonic. (2019). 8. ITIL, Mejora continua del servicio.</w:t>
       </w:r>
     </w:p>
     <w:p>
@@ -6588,23 +6149,13 @@
                 <w:szCs w:val="28"/>
               </w:rPr>
             </w:pPr>
-            <w:proofErr w:type="spellStart"/>
             <w:r>
               <w:rPr>
                 <w:rFonts w:cstheme="minorHAnsi"/>
                 <w:color w:val="000000"/>
                 <w:szCs w:val="28"/>
               </w:rPr>
-              <w:t>Milady</w:t>
-            </w:r>
-            <w:proofErr w:type="spellEnd"/>
-            <w:r>
-              <w:rPr>
-                <w:rFonts w:cstheme="minorHAnsi"/>
-                <w:color w:val="000000"/>
-                <w:szCs w:val="28"/>
-              </w:rPr>
-              <w:t xml:space="preserve"> Tatiana Villamil Castellanos</w:t>
+              <w:t>Milady Tatiana Villamil Castellanos</w:t>
             </w:r>
           </w:p>
         </w:tc>
@@ -6678,47 +6229,7 @@
                 <w:sz w:val="28"/>
                 <w:szCs w:val="28"/>
               </w:rPr>
-              <w:t xml:space="preserve">Diana </w:t>
-            </w:r>
-            <w:proofErr w:type="spellStart"/>
-            <w:r>
-              <w:rPr>
-                <w:rFonts w:asciiTheme="minorHAnsi" w:hAnsiTheme="minorHAnsi" w:cstheme="minorHAnsi"/>
-                <w:color w:val="000000"/>
-                <w:sz w:val="28"/>
-                <w:szCs w:val="28"/>
-              </w:rPr>
-              <w:t>Rocio</w:t>
-            </w:r>
-            <w:proofErr w:type="spellEnd"/>
-            <w:r>
-              <w:rPr>
-                <w:rFonts w:asciiTheme="minorHAnsi" w:hAnsiTheme="minorHAnsi" w:cstheme="minorHAnsi"/>
-                <w:color w:val="000000"/>
-                <w:sz w:val="28"/>
-                <w:szCs w:val="28"/>
-              </w:rPr>
-              <w:t xml:space="preserve"> </w:t>
-            </w:r>
-            <w:proofErr w:type="spellStart"/>
-            <w:r>
-              <w:rPr>
-                <w:rFonts w:asciiTheme="minorHAnsi" w:hAnsiTheme="minorHAnsi" w:cstheme="minorHAnsi"/>
-                <w:color w:val="000000"/>
-                <w:sz w:val="28"/>
-                <w:szCs w:val="28"/>
-              </w:rPr>
-              <w:t>Possos</w:t>
-            </w:r>
-            <w:proofErr w:type="spellEnd"/>
-            <w:r>
-              <w:rPr>
-                <w:rFonts w:asciiTheme="minorHAnsi" w:hAnsiTheme="minorHAnsi" w:cstheme="minorHAnsi"/>
-                <w:color w:val="000000"/>
-                <w:sz w:val="28"/>
-                <w:szCs w:val="28"/>
-              </w:rPr>
-              <w:t xml:space="preserve"> Beltrán</w:t>
+              <w:t>Diana Rocio Possos Beltrán</w:t>
             </w:r>
           </w:p>
         </w:tc>
@@ -7207,27 +6718,7 @@
                 <w:sz w:val="28"/>
                 <w:szCs w:val="28"/>
               </w:rPr>
-              <w:t xml:space="preserve">Diego Fernando Velasco </w:t>
-            </w:r>
-            <w:proofErr w:type="spellStart"/>
-            <w:r>
-              <w:rPr>
-                <w:rFonts w:asciiTheme="minorHAnsi" w:hAnsiTheme="minorHAnsi" w:cstheme="minorHAnsi"/>
-                <w:color w:val="000000"/>
-                <w:sz w:val="28"/>
-                <w:szCs w:val="28"/>
-              </w:rPr>
-              <w:t>Güiza</w:t>
-            </w:r>
-            <w:proofErr w:type="spellEnd"/>
-            <w:r>
-              <w:rPr>
-                <w:rFonts w:asciiTheme="minorHAnsi" w:hAnsiTheme="minorHAnsi" w:cstheme="minorHAnsi"/>
-                <w:color w:val="000000"/>
-                <w:sz w:val="28"/>
-                <w:szCs w:val="28"/>
-              </w:rPr>
-              <w:t xml:space="preserve"> </w:t>
+              <w:t xml:space="preserve">Diego Fernando Velasco Güiza </w:t>
             </w:r>
           </w:p>
         </w:tc>
@@ -7346,7 +6837,6 @@
                 <w:szCs w:val="28"/>
               </w:rPr>
             </w:pPr>
-            <w:proofErr w:type="spellStart"/>
             <w:r>
               <w:rPr>
                 <w:rFonts w:asciiTheme="minorHAnsi" w:hAnsiTheme="minorHAnsi" w:cstheme="minorHAnsi"/>
@@ -7354,17 +6844,7 @@
                 <w:sz w:val="28"/>
                 <w:szCs w:val="28"/>
               </w:rPr>
-              <w:t>Veimar</w:t>
-            </w:r>
-            <w:proofErr w:type="spellEnd"/>
-            <w:r>
-              <w:rPr>
-                <w:rFonts w:asciiTheme="minorHAnsi" w:hAnsiTheme="minorHAnsi" w:cstheme="minorHAnsi"/>
-                <w:color w:val="000000"/>
-                <w:sz w:val="28"/>
-                <w:szCs w:val="28"/>
-              </w:rPr>
-              <w:t xml:space="preserve"> Celis Meléndez</w:t>
+              <w:t>Veimar Celis Meléndez</w:t>
             </w:r>
           </w:p>
         </w:tc>
@@ -7483,19 +6963,8 @@
                 <w:sz w:val="28"/>
                 <w:szCs w:val="28"/>
               </w:rPr>
-              <w:t xml:space="preserve">Gilberto Junior Rodríguez </w:t>
-            </w:r>
-            <w:proofErr w:type="spellStart"/>
-            <w:r>
-              <w:rPr>
-                <w:rFonts w:asciiTheme="minorHAnsi" w:hAnsiTheme="minorHAnsi" w:cstheme="minorHAnsi"/>
-                <w:color w:val="000000"/>
-                <w:sz w:val="28"/>
-                <w:szCs w:val="28"/>
-              </w:rPr>
-              <w:t>Rodríguez</w:t>
-            </w:r>
-            <w:proofErr w:type="spellEnd"/>
+              <w:t>Gilberto Junior Rodríguez Rodríguez</w:t>
+            </w:r>
           </w:p>
         </w:tc>
         <w:tc>
@@ -11647,13 +11116,13 @@
 </file>
 
 <file path=customXml/itemProps2.xml><?xml version="1.0" encoding="utf-8"?>
-<ds:datastoreItem xmlns:ds="http://schemas.openxmlformats.org/officeDocument/2006/customXml" ds:itemID="{DF05A164-C02C-416C-8119-AAE8B47B013D}"/>
+<ds:datastoreItem xmlns:ds="http://schemas.openxmlformats.org/officeDocument/2006/customXml" ds:itemID="{9B2561E5-901F-4535-8BE5-3F49C75913D5}"/>
 </file>
 
 <file path=customXml/itemProps3.xml><?xml version="1.0" encoding="utf-8"?>
-<ds:datastoreItem xmlns:ds="http://schemas.openxmlformats.org/officeDocument/2006/customXml" ds:itemID="{986A13DD-F6BB-4463-A574-01CC59FB3E72}"/>
+<ds:datastoreItem xmlns:ds="http://schemas.openxmlformats.org/officeDocument/2006/customXml" ds:itemID="{4382662D-ECAA-4E29-931C-CA6A48573F7D}"/>
 </file>
 
 <file path=customXml/itemProps4.xml><?xml version="1.0" encoding="utf-8"?>
-<ds:datastoreItem xmlns:ds="http://schemas.openxmlformats.org/officeDocument/2006/customXml" ds:itemID="{B92AE4E3-63BE-4566-9AE8-9A5F84415FEC}"/>
+<ds:datastoreItem xmlns:ds="http://schemas.openxmlformats.org/officeDocument/2006/customXml" ds:itemID="{B711A6DB-BBCF-4C98-9E0D-428C0ECEB342}"/>
 </file>
--- a/fuentes/CFA_01_00000000_DU.docx
+++ b/fuentes/CFA_01_00000000_DU.docx
@@ -559,8 +559,8 @@
         <w:br w:type="page"/>
       </w:r>
     </w:p>
-    <w:bookmarkStart w:id="0" w:name="_Toc197031159" w:displacedByCustomXml="next"/>
-    <w:bookmarkStart w:id="1" w:name="_Toc199943247" w:displacedByCustomXml="next"/>
+    <w:bookmarkStart w:id="0" w:name="_Toc199943247" w:displacedByCustomXml="next"/>
+    <w:bookmarkStart w:id="1" w:name="_Toc197031159" w:displacedByCustomXml="next"/>
     <w:sdt>
       <w:sdtPr>
         <w:rPr>
@@ -581,6 +581,8 @@
       </w:sdtPr>
       <w:sdtEndPr>
         <w:rPr>
+          <w:b w:val="0"/>
+          <w:bCs w:val="0"/>
           <w:lang w:val="es-ES"/>
         </w:rPr>
       </w:sdtEndPr>
@@ -621,24 +623,40 @@
             </w:rPr>
           </w:pPr>
           <w:r>
+            <w:rPr>
+              <w:b w:val="0"/>
+              <w:bCs w:val="0"/>
+            </w:rPr>
             <w:fldChar w:fldCharType="begin"/>
           </w:r>
           <w:r>
+            <w:rPr>
+              <w:b w:val="0"/>
+              <w:bCs w:val="0"/>
+            </w:rPr>
             <w:instrText xml:space="preserve"> TOC \o "1-3" \h \z \u </w:instrText>
           </w:r>
           <w:r>
+            <w:rPr>
+              <w:b w:val="0"/>
+              <w:bCs w:val="0"/>
+            </w:rPr>
             <w:fldChar w:fldCharType="separate"/>
           </w:r>
           <w:hyperlink w:anchor="_Toc199943248" w:history="1">
             <w:r>
               <w:rPr>
                 <w:rStyle w:val="Hipervnculo"/>
+                <w:b w:val="0"/>
+                <w:bCs w:val="0"/>
                 <w:noProof/>
               </w:rPr>
               <w:t>Introducción</w:t>
             </w:r>
             <w:r>
               <w:rPr>
+                <w:b w:val="0"/>
+                <w:bCs w:val="0"/>
                 <w:noProof/>
                 <w:webHidden/>
               </w:rPr>
@@ -646,6 +664,8 @@
             </w:r>
             <w:r>
               <w:rPr>
+                <w:b w:val="0"/>
+                <w:bCs w:val="0"/>
                 <w:noProof/>
                 <w:webHidden/>
               </w:rPr>
@@ -653,6 +673,8 @@
             </w:r>
             <w:r>
               <w:rPr>
+                <w:b w:val="0"/>
+                <w:bCs w:val="0"/>
                 <w:noProof/>
                 <w:webHidden/>
               </w:rPr>
@@ -660,12 +682,16 @@
             </w:r>
             <w:r>
               <w:rPr>
+                <w:b w:val="0"/>
+                <w:bCs w:val="0"/>
                 <w:noProof/>
                 <w:webHidden/>
               </w:rPr>
             </w:r>
             <w:r>
               <w:rPr>
+                <w:b w:val="0"/>
+                <w:bCs w:val="0"/>
                 <w:noProof/>
                 <w:webHidden/>
               </w:rPr>
@@ -673,6 +699,8 @@
             </w:r>
             <w:r>
               <w:rPr>
+                <w:b w:val="0"/>
+                <w:bCs w:val="0"/>
                 <w:noProof/>
                 <w:webHidden/>
               </w:rPr>
@@ -680,6 +708,8 @@
             </w:r>
             <w:r>
               <w:rPr>
+                <w:b w:val="0"/>
+                <w:bCs w:val="0"/>
                 <w:noProof/>
                 <w:webHidden/>
               </w:rPr>
@@ -709,6 +739,8 @@
             <w:r>
               <w:rPr>
                 <w:rStyle w:val="Hipervnculo"/>
+                <w:b w:val="0"/>
+                <w:bCs w:val="0"/>
                 <w:noProof/>
                 <w:spacing w:val="20"/>
                 <w:lang w:val="en-US"/>
@@ -731,6 +763,8 @@
             <w:r>
               <w:rPr>
                 <w:rStyle w:val="Hipervnculo"/>
+                <w:b w:val="0"/>
+                <w:bCs w:val="0"/>
                 <w:noProof/>
                 <w:spacing w:val="20"/>
                 <w:lang w:val="en-US"/>
@@ -739,6 +773,8 @@
             </w:r>
             <w:r>
               <w:rPr>
+                <w:b w:val="0"/>
+                <w:bCs w:val="0"/>
                 <w:noProof/>
                 <w:webHidden/>
               </w:rPr>
@@ -746,6 +782,8 @@
             </w:r>
             <w:r>
               <w:rPr>
+                <w:b w:val="0"/>
+                <w:bCs w:val="0"/>
                 <w:noProof/>
                 <w:webHidden/>
               </w:rPr>
@@ -753,6 +791,8 @@
             </w:r>
             <w:r>
               <w:rPr>
+                <w:b w:val="0"/>
+                <w:bCs w:val="0"/>
                 <w:noProof/>
                 <w:webHidden/>
               </w:rPr>
@@ -760,12 +800,16 @@
             </w:r>
             <w:r>
               <w:rPr>
+                <w:b w:val="0"/>
+                <w:bCs w:val="0"/>
                 <w:noProof/>
                 <w:webHidden/>
               </w:rPr>
             </w:r>
             <w:r>
               <w:rPr>
+                <w:b w:val="0"/>
+                <w:bCs w:val="0"/>
                 <w:noProof/>
                 <w:webHidden/>
               </w:rPr>
@@ -773,6 +817,8 @@
             </w:r>
             <w:r>
               <w:rPr>
+                <w:b w:val="0"/>
+                <w:bCs w:val="0"/>
                 <w:noProof/>
                 <w:webHidden/>
               </w:rPr>
@@ -780,6 +826,8 @@
             </w:r>
             <w:r>
               <w:rPr>
+                <w:b w:val="0"/>
+                <w:bCs w:val="0"/>
                 <w:noProof/>
                 <w:webHidden/>
               </w:rPr>
@@ -882,6 +930,8 @@
             <w:r>
               <w:rPr>
                 <w:rStyle w:val="Hipervnculo"/>
+                <w:b w:val="0"/>
+                <w:bCs w:val="0"/>
                 <w:noProof/>
               </w:rPr>
               <w:t>2.</w:t>
@@ -902,12 +952,16 @@
             <w:r>
               <w:rPr>
                 <w:rStyle w:val="Hipervnculo"/>
+                <w:b w:val="0"/>
+                <w:bCs w:val="0"/>
                 <w:noProof/>
               </w:rPr>
               <w:t>Internet</w:t>
             </w:r>
             <w:r>
               <w:rPr>
+                <w:b w:val="0"/>
+                <w:bCs w:val="0"/>
                 <w:noProof/>
                 <w:webHidden/>
               </w:rPr>
@@ -915,6 +969,8 @@
             </w:r>
             <w:r>
               <w:rPr>
+                <w:b w:val="0"/>
+                <w:bCs w:val="0"/>
                 <w:noProof/>
                 <w:webHidden/>
               </w:rPr>
@@ -922,6 +978,8 @@
             </w:r>
             <w:r>
               <w:rPr>
+                <w:b w:val="0"/>
+                <w:bCs w:val="0"/>
                 <w:noProof/>
                 <w:webHidden/>
               </w:rPr>
@@ -929,12 +987,16 @@
             </w:r>
             <w:r>
               <w:rPr>
+                <w:b w:val="0"/>
+                <w:bCs w:val="0"/>
                 <w:noProof/>
                 <w:webHidden/>
               </w:rPr>
             </w:r>
             <w:r>
               <w:rPr>
+                <w:b w:val="0"/>
+                <w:bCs w:val="0"/>
                 <w:noProof/>
                 <w:webHidden/>
               </w:rPr>
@@ -942,6 +1004,8 @@
             </w:r>
             <w:r>
               <w:rPr>
+                <w:b w:val="0"/>
+                <w:bCs w:val="0"/>
                 <w:noProof/>
                 <w:webHidden/>
               </w:rPr>
@@ -949,6 +1013,8 @@
             </w:r>
             <w:r>
               <w:rPr>
+                <w:b w:val="0"/>
+                <w:bCs w:val="0"/>
                 <w:noProof/>
                 <w:webHidden/>
               </w:rPr>
@@ -978,6 +1044,8 @@
             <w:r>
               <w:rPr>
                 <w:rStyle w:val="Hipervnculo"/>
+                <w:b w:val="0"/>
+                <w:bCs w:val="0"/>
                 <w:noProof/>
               </w:rPr>
               <w:t>3.</w:t>
@@ -998,12 +1066,16 @@
             <w:r>
               <w:rPr>
                 <w:rStyle w:val="Hipervnculo"/>
+                <w:b w:val="0"/>
+                <w:bCs w:val="0"/>
                 <w:noProof/>
               </w:rPr>
               <w:t>Ofimática</w:t>
             </w:r>
             <w:r>
               <w:rPr>
+                <w:b w:val="0"/>
+                <w:bCs w:val="0"/>
                 <w:noProof/>
                 <w:webHidden/>
               </w:rPr>
@@ -1011,6 +1083,8 @@
             </w:r>
             <w:r>
               <w:rPr>
+                <w:b w:val="0"/>
+                <w:bCs w:val="0"/>
                 <w:noProof/>
                 <w:webHidden/>
               </w:rPr>
@@ -1018,6 +1092,8 @@
             </w:r>
             <w:r>
               <w:rPr>
+                <w:b w:val="0"/>
+                <w:bCs w:val="0"/>
                 <w:noProof/>
                 <w:webHidden/>
               </w:rPr>
@@ -1025,12 +1101,16 @@
             </w:r>
             <w:r>
               <w:rPr>
+                <w:b w:val="0"/>
+                <w:bCs w:val="0"/>
                 <w:noProof/>
                 <w:webHidden/>
               </w:rPr>
             </w:r>
             <w:r>
               <w:rPr>
+                <w:b w:val="0"/>
+                <w:bCs w:val="0"/>
                 <w:noProof/>
                 <w:webHidden/>
               </w:rPr>
@@ -1038,6 +1118,8 @@
             </w:r>
             <w:r>
               <w:rPr>
+                <w:b w:val="0"/>
+                <w:bCs w:val="0"/>
                 <w:noProof/>
                 <w:webHidden/>
               </w:rPr>
@@ -1045,6 +1127,8 @@
             </w:r>
             <w:r>
               <w:rPr>
+                <w:b w:val="0"/>
+                <w:bCs w:val="0"/>
                 <w:noProof/>
                 <w:webHidden/>
               </w:rPr>
@@ -1454,6 +1538,8 @@
             <w:r>
               <w:rPr>
                 <w:rStyle w:val="Hipervnculo"/>
+                <w:b w:val="0"/>
+                <w:bCs w:val="0"/>
                 <w:noProof/>
               </w:rPr>
               <w:t>4.</w:t>
@@ -1474,12 +1560,16 @@
             <w:r>
               <w:rPr>
                 <w:rStyle w:val="Hipervnculo"/>
+                <w:b w:val="0"/>
+                <w:bCs w:val="0"/>
                 <w:noProof/>
               </w:rPr>
               <w:t>Evaluación</w:t>
             </w:r>
             <w:r>
               <w:rPr>
+                <w:b w:val="0"/>
+                <w:bCs w:val="0"/>
                 <w:noProof/>
                 <w:webHidden/>
               </w:rPr>
@@ -1487,6 +1577,8 @@
             </w:r>
             <w:r>
               <w:rPr>
+                <w:b w:val="0"/>
+                <w:bCs w:val="0"/>
                 <w:noProof/>
                 <w:webHidden/>
               </w:rPr>
@@ -1494,6 +1586,8 @@
             </w:r>
             <w:r>
               <w:rPr>
+                <w:b w:val="0"/>
+                <w:bCs w:val="0"/>
                 <w:noProof/>
                 <w:webHidden/>
               </w:rPr>
@@ -1501,12 +1595,16 @@
             </w:r>
             <w:r>
               <w:rPr>
+                <w:b w:val="0"/>
+                <w:bCs w:val="0"/>
                 <w:noProof/>
                 <w:webHidden/>
               </w:rPr>
             </w:r>
             <w:r>
               <w:rPr>
+                <w:b w:val="0"/>
+                <w:bCs w:val="0"/>
                 <w:noProof/>
                 <w:webHidden/>
               </w:rPr>
@@ -1514,6 +1612,8 @@
             </w:r>
             <w:r>
               <w:rPr>
+                <w:b w:val="0"/>
+                <w:bCs w:val="0"/>
                 <w:noProof/>
                 <w:webHidden/>
               </w:rPr>
@@ -1521,6 +1621,8 @@
             </w:r>
             <w:r>
               <w:rPr>
+                <w:b w:val="0"/>
+                <w:bCs w:val="0"/>
                 <w:noProof/>
                 <w:webHidden/>
               </w:rPr>
@@ -1550,6 +1652,8 @@
             <w:r>
               <w:rPr>
                 <w:rStyle w:val="Hipervnculo"/>
+                <w:b w:val="0"/>
+                <w:bCs w:val="0"/>
                 <w:noProof/>
               </w:rPr>
               <w:t>5.</w:t>
@@ -1570,12 +1674,16 @@
             <w:r>
               <w:rPr>
                 <w:rStyle w:val="Hipervnculo"/>
+                <w:b w:val="0"/>
+                <w:bCs w:val="0"/>
                 <w:noProof/>
               </w:rPr>
               <w:t>Mejora continua</w:t>
             </w:r>
             <w:r>
               <w:rPr>
+                <w:b w:val="0"/>
+                <w:bCs w:val="0"/>
                 <w:noProof/>
                 <w:webHidden/>
               </w:rPr>
@@ -1583,6 +1691,8 @@
             </w:r>
             <w:r>
               <w:rPr>
+                <w:b w:val="0"/>
+                <w:bCs w:val="0"/>
                 <w:noProof/>
                 <w:webHidden/>
               </w:rPr>
@@ -1590,6 +1700,8 @@
             </w:r>
             <w:r>
               <w:rPr>
+                <w:b w:val="0"/>
+                <w:bCs w:val="0"/>
                 <w:noProof/>
                 <w:webHidden/>
               </w:rPr>
@@ -1597,12 +1709,16 @@
             </w:r>
             <w:r>
               <w:rPr>
+                <w:b w:val="0"/>
+                <w:bCs w:val="0"/>
                 <w:noProof/>
                 <w:webHidden/>
               </w:rPr>
             </w:r>
             <w:r>
               <w:rPr>
+                <w:b w:val="0"/>
+                <w:bCs w:val="0"/>
                 <w:noProof/>
                 <w:webHidden/>
               </w:rPr>
@@ -1610,6 +1726,8 @@
             </w:r>
             <w:r>
               <w:rPr>
+                <w:b w:val="0"/>
+                <w:bCs w:val="0"/>
                 <w:noProof/>
                 <w:webHidden/>
               </w:rPr>
@@ -1617,6 +1735,8 @@
             </w:r>
             <w:r>
               <w:rPr>
+                <w:b w:val="0"/>
+                <w:bCs w:val="0"/>
                 <w:noProof/>
                 <w:webHidden/>
               </w:rPr>
@@ -1645,12 +1765,16 @@
             <w:r>
               <w:rPr>
                 <w:rStyle w:val="Hipervnculo"/>
+                <w:b w:val="0"/>
+                <w:bCs w:val="0"/>
                 <w:noProof/>
               </w:rPr>
               <w:t>Síntesis</w:t>
             </w:r>
             <w:r>
               <w:rPr>
+                <w:b w:val="0"/>
+                <w:bCs w:val="0"/>
                 <w:noProof/>
                 <w:webHidden/>
               </w:rPr>
@@ -1658,6 +1782,8 @@
             </w:r>
             <w:r>
               <w:rPr>
+                <w:b w:val="0"/>
+                <w:bCs w:val="0"/>
                 <w:noProof/>
                 <w:webHidden/>
               </w:rPr>
@@ -1665,6 +1791,8 @@
             </w:r>
             <w:r>
               <w:rPr>
+                <w:b w:val="0"/>
+                <w:bCs w:val="0"/>
                 <w:noProof/>
                 <w:webHidden/>
               </w:rPr>
@@ -1672,12 +1800,16 @@
             </w:r>
             <w:r>
               <w:rPr>
+                <w:b w:val="0"/>
+                <w:bCs w:val="0"/>
                 <w:noProof/>
                 <w:webHidden/>
               </w:rPr>
             </w:r>
             <w:r>
               <w:rPr>
+                <w:b w:val="0"/>
+                <w:bCs w:val="0"/>
                 <w:noProof/>
                 <w:webHidden/>
               </w:rPr>
@@ -1685,6 +1817,8 @@
             </w:r>
             <w:r>
               <w:rPr>
+                <w:b w:val="0"/>
+                <w:bCs w:val="0"/>
                 <w:noProof/>
                 <w:webHidden/>
               </w:rPr>
@@ -1692,6 +1826,8 @@
             </w:r>
             <w:r>
               <w:rPr>
+                <w:b w:val="0"/>
+                <w:bCs w:val="0"/>
                 <w:noProof/>
                 <w:webHidden/>
               </w:rPr>
@@ -1720,12 +1856,16 @@
             <w:r>
               <w:rPr>
                 <w:rStyle w:val="Hipervnculo"/>
+                <w:b w:val="0"/>
+                <w:bCs w:val="0"/>
                 <w:noProof/>
               </w:rPr>
               <w:t>Material complementario</w:t>
             </w:r>
             <w:r>
               <w:rPr>
+                <w:b w:val="0"/>
+                <w:bCs w:val="0"/>
                 <w:noProof/>
                 <w:webHidden/>
               </w:rPr>
@@ -1733,6 +1873,8 @@
             </w:r>
             <w:r>
               <w:rPr>
+                <w:b w:val="0"/>
+                <w:bCs w:val="0"/>
                 <w:noProof/>
                 <w:webHidden/>
               </w:rPr>
@@ -1740,6 +1882,8 @@
             </w:r>
             <w:r>
               <w:rPr>
+                <w:b w:val="0"/>
+                <w:bCs w:val="0"/>
                 <w:noProof/>
                 <w:webHidden/>
               </w:rPr>
@@ -1747,12 +1891,16 @@
             </w:r>
             <w:r>
               <w:rPr>
+                <w:b w:val="0"/>
+                <w:bCs w:val="0"/>
                 <w:noProof/>
                 <w:webHidden/>
               </w:rPr>
             </w:r>
             <w:r>
               <w:rPr>
+                <w:b w:val="0"/>
+                <w:bCs w:val="0"/>
                 <w:noProof/>
                 <w:webHidden/>
               </w:rPr>
@@ -1760,6 +1908,8 @@
             </w:r>
             <w:r>
               <w:rPr>
+                <w:b w:val="0"/>
+                <w:bCs w:val="0"/>
                 <w:noProof/>
                 <w:webHidden/>
               </w:rPr>
@@ -1767,6 +1917,8 @@
             </w:r>
             <w:r>
               <w:rPr>
+                <w:b w:val="0"/>
+                <w:bCs w:val="0"/>
                 <w:noProof/>
                 <w:webHidden/>
               </w:rPr>
@@ -1795,12 +1947,16 @@
             <w:r>
               <w:rPr>
                 <w:rStyle w:val="Hipervnculo"/>
+                <w:b w:val="0"/>
+                <w:bCs w:val="0"/>
                 <w:noProof/>
               </w:rPr>
               <w:t>Glosario</w:t>
             </w:r>
             <w:r>
               <w:rPr>
+                <w:b w:val="0"/>
+                <w:bCs w:val="0"/>
                 <w:noProof/>
                 <w:webHidden/>
               </w:rPr>
@@ -1808,6 +1964,8 @@
             </w:r>
             <w:r>
               <w:rPr>
+                <w:b w:val="0"/>
+                <w:bCs w:val="0"/>
                 <w:noProof/>
                 <w:webHidden/>
               </w:rPr>
@@ -1815,6 +1973,8 @@
             </w:r>
             <w:r>
               <w:rPr>
+                <w:b w:val="0"/>
+                <w:bCs w:val="0"/>
                 <w:noProof/>
                 <w:webHidden/>
               </w:rPr>
@@ -1822,12 +1982,16 @@
             </w:r>
             <w:r>
               <w:rPr>
+                <w:b w:val="0"/>
+                <w:bCs w:val="0"/>
                 <w:noProof/>
                 <w:webHidden/>
               </w:rPr>
             </w:r>
             <w:r>
               <w:rPr>
+                <w:b w:val="0"/>
+                <w:bCs w:val="0"/>
                 <w:noProof/>
                 <w:webHidden/>
               </w:rPr>
@@ -1835,6 +1999,8 @@
             </w:r>
             <w:r>
               <w:rPr>
+                <w:b w:val="0"/>
+                <w:bCs w:val="0"/>
                 <w:noProof/>
                 <w:webHidden/>
               </w:rPr>
@@ -1842,6 +2008,8 @@
             </w:r>
             <w:r>
               <w:rPr>
+                <w:b w:val="0"/>
+                <w:bCs w:val="0"/>
                 <w:noProof/>
                 <w:webHidden/>
               </w:rPr>
@@ -1870,12 +2038,16 @@
             <w:r>
               <w:rPr>
                 <w:rStyle w:val="Hipervnculo"/>
+                <w:b w:val="0"/>
+                <w:bCs w:val="0"/>
                 <w:noProof/>
               </w:rPr>
               <w:t>Referencias bibliográficas</w:t>
             </w:r>
             <w:r>
               <w:rPr>
+                <w:b w:val="0"/>
+                <w:bCs w:val="0"/>
                 <w:noProof/>
                 <w:webHidden/>
               </w:rPr>
@@ -1883,6 +2055,8 @@
             </w:r>
             <w:r>
               <w:rPr>
+                <w:b w:val="0"/>
+                <w:bCs w:val="0"/>
                 <w:noProof/>
                 <w:webHidden/>
               </w:rPr>
@@ -1890,6 +2064,8 @@
             </w:r>
             <w:r>
               <w:rPr>
+                <w:b w:val="0"/>
+                <w:bCs w:val="0"/>
                 <w:noProof/>
                 <w:webHidden/>
               </w:rPr>
@@ -1897,12 +2073,16 @@
             </w:r>
             <w:r>
               <w:rPr>
+                <w:b w:val="0"/>
+                <w:bCs w:val="0"/>
                 <w:noProof/>
                 <w:webHidden/>
               </w:rPr>
             </w:r>
             <w:r>
               <w:rPr>
+                <w:b w:val="0"/>
+                <w:bCs w:val="0"/>
                 <w:noProof/>
                 <w:webHidden/>
               </w:rPr>
@@ -1910,6 +2090,8 @@
             </w:r>
             <w:r>
               <w:rPr>
+                <w:b w:val="0"/>
+                <w:bCs w:val="0"/>
                 <w:noProof/>
                 <w:webHidden/>
               </w:rPr>
@@ -1917,6 +2099,8 @@
             </w:r>
             <w:r>
               <w:rPr>
+                <w:b w:val="0"/>
+                <w:bCs w:val="0"/>
                 <w:noProof/>
                 <w:webHidden/>
               </w:rPr>
@@ -1930,17 +2114,25 @@
             <w:tabs>
               <w:tab w:val="right" w:leader="dot" w:pos="9962"/>
             </w:tabs>
+            <w:rPr>
+              <w:b w:val="0"/>
+              <w:bCs w:val="0"/>
+            </w:rPr>
           </w:pPr>
           <w:hyperlink w:anchor="_Toc199943264" w:history="1">
             <w:r>
               <w:rPr>
                 <w:rStyle w:val="Hipervnculo"/>
+                <w:b w:val="0"/>
+                <w:bCs w:val="0"/>
                 <w:noProof/>
               </w:rPr>
               <w:t>Créditos</w:t>
             </w:r>
             <w:r>
               <w:rPr>
+                <w:b w:val="0"/>
+                <w:bCs w:val="0"/>
                 <w:noProof/>
                 <w:webHidden/>
               </w:rPr>
@@ -1948,6 +2140,8 @@
             </w:r>
             <w:r>
               <w:rPr>
+                <w:b w:val="0"/>
+                <w:bCs w:val="0"/>
                 <w:noProof/>
                 <w:webHidden/>
               </w:rPr>
@@ -1955,6 +2149,8 @@
             </w:r>
             <w:r>
               <w:rPr>
+                <w:b w:val="0"/>
+                <w:bCs w:val="0"/>
                 <w:noProof/>
                 <w:webHidden/>
               </w:rPr>
@@ -1962,12 +2158,16 @@
             </w:r>
             <w:r>
               <w:rPr>
+                <w:b w:val="0"/>
+                <w:bCs w:val="0"/>
                 <w:noProof/>
                 <w:webHidden/>
               </w:rPr>
             </w:r>
             <w:r>
               <w:rPr>
+                <w:b w:val="0"/>
+                <w:bCs w:val="0"/>
                 <w:noProof/>
                 <w:webHidden/>
               </w:rPr>
@@ -1975,6 +2175,8 @@
             </w:r>
             <w:r>
               <w:rPr>
+                <w:b w:val="0"/>
+                <w:bCs w:val="0"/>
                 <w:noProof/>
                 <w:webHidden/>
               </w:rPr>
@@ -1982,6 +2184,8 @@
             </w:r>
             <w:r>
               <w:rPr>
+                <w:b w:val="0"/>
+                <w:bCs w:val="0"/>
                 <w:noProof/>
                 <w:webHidden/>
               </w:rPr>
@@ -1990,6 +2194,8 @@
           </w:hyperlink>
           <w:r>
             <w:rPr>
+              <w:b w:val="0"/>
+              <w:bCs w:val="0"/>
               <w:lang w:val="es-ES"/>
             </w:rPr>
             <w:fldChar w:fldCharType="end"/>
@@ -2384,7 +2590,21 @@
               <w:rPr>
                 <w:lang w:eastAsia="es-CO"/>
               </w:rPr>
-              <w:t xml:space="preserve">El conocer que tipo de programas o aplicaciones que existen permite optimizar </w:t>
+              <w:t xml:space="preserve">El conocer </w:t>
+            </w:r>
+            <w:proofErr w:type="spellStart"/>
+            <w:r>
+              <w:rPr>
+                <w:lang w:eastAsia="es-CO"/>
+              </w:rPr>
+              <w:t>que</w:t>
+            </w:r>
+            <w:proofErr w:type="spellEnd"/>
+            <w:r>
+              <w:rPr>
+                <w:lang w:eastAsia="es-CO"/>
+              </w:rPr>
+              <w:t xml:space="preserve"> tipo de programas o aplicaciones que existen permite optimizar </w:t>
             </w:r>
             <w:r>
               <w:rPr>
@@ -2864,7 +3084,23 @@
         <w:t>⁠</w:t>
       </w:r>
       <w:r>
-        <w:t xml:space="preserve"> Algunos ejemplos de IDE son Netbeans, Eclipse y otros conocidos como editores de programación, entre los cuales se encuentran Visual Studio, Sublime Text, Brackets, Atom, etc.</w:t>
+        <w:t xml:space="preserve"> Algunos ejemplos de IDE son </w:t>
+      </w:r>
+      <w:proofErr w:type="spellStart"/>
+      <w:r>
+        <w:t>Netbeans</w:t>
+      </w:r>
+      <w:proofErr w:type="spellEnd"/>
+      <w:r>
+        <w:t xml:space="preserve">, Eclipse y otros conocidos como editores de programación, entre los cuales se encuentran Visual Studio, Sublime Text, Brackets, </w:t>
+      </w:r>
+      <w:proofErr w:type="spellStart"/>
+      <w:r>
+        <w:t>Atom</w:t>
+      </w:r>
+      <w:proofErr w:type="spellEnd"/>
+      <w:r>
+        <w:t>, etc.</w:t>
       </w:r>
     </w:p>
     <w:p>
@@ -3068,7 +3304,15 @@
         <w:ind w:left="709" w:firstLine="0"/>
       </w:pPr>
       <w:r>
-        <w:t>Tim Berners-Lee propone la World Wide Web (WWW), sistema que organiza información a través de hipervínculos.</w:t>
+        <w:t xml:space="preserve">Tim Berners-Lee propone la </w:t>
+      </w:r>
+      <w:proofErr w:type="spellStart"/>
+      <w:r>
+        <w:t>World</w:t>
+      </w:r>
+      <w:proofErr w:type="spellEnd"/>
+      <w:r>
+        <w:t xml:space="preserve"> Wide Web (WWW), sistema que organiza información a través de hipervínculos.</w:t>
       </w:r>
     </w:p>
     <w:p>
@@ -3312,6 +3556,7 @@
       <w:r>
         <w:t xml:space="preserve">Crecimiento de la nube, el </w:t>
       </w:r>
+      <w:proofErr w:type="spellStart"/>
       <w:r>
         <w:rPr>
           <w:rStyle w:val="Extranjerismo"/>
@@ -3319,6 +3564,7 @@
         </w:rPr>
         <w:t>streaming</w:t>
       </w:r>
+      <w:proofErr w:type="spellEnd"/>
       <w:r>
         <w:t xml:space="preserve">, el </w:t>
       </w:r>
@@ -3327,8 +3573,17 @@
           <w:rStyle w:val="Extranjerismo"/>
           <w:lang w:val="es-CO"/>
         </w:rPr>
-        <w:t>e-commerce</w:t>
-      </w:r>
+        <w:t>e-</w:t>
+      </w:r>
+      <w:proofErr w:type="spellStart"/>
+      <w:r>
+        <w:rPr>
+          <w:rStyle w:val="Extranjerismo"/>
+          <w:lang w:val="es-CO"/>
+        </w:rPr>
+        <w:t>commerce</w:t>
+      </w:r>
+      <w:proofErr w:type="spellEnd"/>
       <w:r>
         <w:t xml:space="preserve"> y las plataformas colaborativas como Google Drive y Zoom.</w:t>
       </w:r>
@@ -3370,12 +3625,28 @@
         <w:ind w:left="709" w:firstLine="0"/>
       </w:pPr>
       <w:r>
-        <w:t>Avances en 5G, IA (inteligencia artificial), IoT (internet de las cosas) y expansión global del acceso a internet.</w:t>
-      </w:r>
-    </w:p>
-    <w:p>
-      <w:r>
-        <w:t>Ahora se puede responder la pregunta, ¿Qué es la internet?, son “ordenadores conectados entre sí, a través de redes o sistemas de comunicación que interconectan distintos tipos de dispositivos, con la finalidad de compartir información y ofrecer distintos servicios, tales como correo electrónico, transferencia de ficheros vía FTP o acceso a la World Wide Web” (Valentín, 2015).</w:t>
+        <w:t xml:space="preserve">Avances en 5G, IA (inteligencia artificial), </w:t>
+      </w:r>
+      <w:proofErr w:type="spellStart"/>
+      <w:r>
+        <w:t>IoT</w:t>
+      </w:r>
+      <w:proofErr w:type="spellEnd"/>
+      <w:r>
+        <w:t xml:space="preserve"> (internet de las cosas) y expansión global del acceso a internet.</w:t>
+      </w:r>
+    </w:p>
+    <w:p>
+      <w:r>
+        <w:t xml:space="preserve">Ahora se puede responder la pregunta, ¿Qué es la internet?, son “ordenadores conectados entre sí, a través de redes o sistemas de comunicación que interconectan distintos tipos de dispositivos, con la finalidad de compartir información y ofrecer distintos servicios, tales como correo electrónico, transferencia de ficheros vía FTP o acceso a la </w:t>
+      </w:r>
+      <w:proofErr w:type="spellStart"/>
+      <w:r>
+        <w:t>World</w:t>
+      </w:r>
+      <w:proofErr w:type="spellEnd"/>
+      <w:r>
+        <w:t xml:space="preserve"> Wide Web” (Valentín, 2015).</w:t>
       </w:r>
     </w:p>
     <w:p>
@@ -3391,7 +3662,39 @@
         <w:pStyle w:val="Sangradetextonormal"/>
       </w:pPr>
       <w:r>
-        <w:t>Para conocer más sobre la temática, se sugiere consultar el artículo: Fernández Muerza, Á. (2022). Influencia y evolución de Internet en la comunicación de la ciencia y sus fuentes. Fonseca, Journal of Communication, (25), 5–22.</w:t>
+        <w:t xml:space="preserve">Para conocer más sobre la temática, se sugiere consultar el artículo: Fernández </w:t>
+      </w:r>
+      <w:proofErr w:type="spellStart"/>
+      <w:r>
+        <w:t>Muerza</w:t>
+      </w:r>
+      <w:proofErr w:type="spellEnd"/>
+      <w:r>
+        <w:t xml:space="preserve">, Á. (2022). Influencia y evolución de Internet en la comunicación de la ciencia y sus fuentes. Fonseca, </w:t>
+      </w:r>
+      <w:proofErr w:type="spellStart"/>
+      <w:r>
+        <w:t>Journal</w:t>
+      </w:r>
+      <w:proofErr w:type="spellEnd"/>
+      <w:r>
+        <w:t xml:space="preserve"> </w:t>
+      </w:r>
+      <w:proofErr w:type="spellStart"/>
+      <w:r>
+        <w:t>of</w:t>
+      </w:r>
+      <w:proofErr w:type="spellEnd"/>
+      <w:r>
+        <w:t xml:space="preserve"> </w:t>
+      </w:r>
+      <w:proofErr w:type="spellStart"/>
+      <w:r>
+        <w:t>Communication</w:t>
+      </w:r>
+      <w:proofErr w:type="spellEnd"/>
+      <w:r>
+        <w:t>, (25), 5–22.</w:t>
       </w:r>
       <w:r>
         <w:t xml:space="preserve"> </w:t>
@@ -3499,7 +3802,15 @@
         <w:ind w:left="1429" w:firstLine="0"/>
       </w:pPr>
       <w:r>
-        <w:t>Se usan para organizar datos, realizar cálculos y análisis (por ejemplo, Microsoft Excel, Google Sheets).</w:t>
+        <w:t xml:space="preserve">Se usan para organizar datos, realizar cálculos y análisis (por ejemplo, Microsoft Excel, Google </w:t>
+      </w:r>
+      <w:proofErr w:type="spellStart"/>
+      <w:r>
+        <w:t>Sheets</w:t>
+      </w:r>
+      <w:proofErr w:type="spellEnd"/>
+      <w:r>
+        <w:t>).</w:t>
       </w:r>
     </w:p>
     <w:p>
@@ -3528,7 +3839,15 @@
         <w:ind w:left="1429" w:firstLine="0"/>
       </w:pPr>
       <w:r>
-        <w:t>Ayudan a crear diapositivas para exposiciones (por ejemplo, PowerPoint, Google Slides).</w:t>
+        <w:t xml:space="preserve">Ayudan a crear diapositivas para exposiciones (por ejemplo, PowerPoint, Google </w:t>
+      </w:r>
+      <w:proofErr w:type="spellStart"/>
+      <w:r>
+        <w:t>Slides</w:t>
+      </w:r>
+      <w:proofErr w:type="spellEnd"/>
+      <w:r>
+        <w:t>).</w:t>
       </w:r>
     </w:p>
     <w:p>
@@ -3557,7 +3876,15 @@
         <w:ind w:left="1429" w:firstLine="0"/>
       </w:pPr>
       <w:r>
-        <w:t>Permiten redactar, editar y dar formato a documentos (por ejemplo, Microsoft Word, Google Docs).</w:t>
+        <w:t xml:space="preserve">Permiten redactar, editar y dar formato a documentos (por ejemplo, Microsoft Word, Google </w:t>
+      </w:r>
+      <w:proofErr w:type="spellStart"/>
+      <w:r>
+        <w:t>Docs</w:t>
+      </w:r>
+      <w:proofErr w:type="spellEnd"/>
+      <w:r>
+        <w:t>).</w:t>
       </w:r>
     </w:p>
     <w:p>
@@ -3615,7 +3942,15 @@
         <w:ind w:left="1429" w:firstLine="0"/>
       </w:pPr>
       <w:r>
-        <w:t>Permiten trabajar en equipo en tiempo real (por ejemplo, Google Workspace o Microsoft 365).</w:t>
+        <w:t xml:space="preserve">Permiten trabajar en equipo en tiempo real (por ejemplo, Google </w:t>
+      </w:r>
+      <w:proofErr w:type="spellStart"/>
+      <w:r>
+        <w:t>Workspace</w:t>
+      </w:r>
+      <w:proofErr w:type="spellEnd"/>
+      <w:r>
+        <w:t xml:space="preserve"> o Microsoft 365).</w:t>
       </w:r>
     </w:p>
     <w:p>
@@ -4079,7 +4414,23 @@
         <w:pStyle w:val="Sangradetextonormal"/>
       </w:pPr>
       <w:r>
-        <w:t>Asociado a estos cambios, entre los años 2002 y 2004, surgen las redes sociales o también conocidas como páginas sociales, que permiten el desarrollo del concepto de aldea virtual. Entre las redes sociales más conocidas, a lo largo de la historia, se tienen My Space, Friendster, Facebook y, hoy en día, Instagram.</w:t>
+        <w:t xml:space="preserve">Asociado a estos cambios, entre los años 2002 y 2004, surgen las redes sociales o también conocidas como páginas sociales, que permiten el desarrollo del concepto de aldea virtual. Entre las redes sociales más conocidas, a lo largo de la historia, se tienen </w:t>
+      </w:r>
+      <w:proofErr w:type="spellStart"/>
+      <w:r>
+        <w:t>My</w:t>
+      </w:r>
+      <w:proofErr w:type="spellEnd"/>
+      <w:r>
+        <w:t xml:space="preserve"> </w:t>
+      </w:r>
+      <w:proofErr w:type="spellStart"/>
+      <w:r>
+        <w:t>Space</w:t>
+      </w:r>
+      <w:proofErr w:type="spellEnd"/>
+      <w:r>
+        <w:t>, Friendster, Facebook y, hoy en día, Instagram.</w:t>
       </w:r>
     </w:p>
     <w:p>
@@ -4140,7 +4491,15 @@
     </w:p>
     <w:p>
       <w:r>
-        <w:t>Fresno Chávez, C. (2018). ¿Cómo funciona Internet?. El Cid Editor. Consultar las páginas 33-35.</w:t>
+        <w:t xml:space="preserve">Fresno Chávez, C. (2018). ¿Cómo funciona </w:t>
+      </w:r>
+      <w:proofErr w:type="gramStart"/>
+      <w:r>
+        <w:t>Internet?.</w:t>
+      </w:r>
+      <w:proofErr w:type="gramEnd"/>
+      <w:r>
+        <w:t xml:space="preserve"> El Cid Editor. Consultar las páginas 33-35.</w:t>
       </w:r>
       <w:r>
         <w:t xml:space="preserve"> </w:t>
@@ -4243,7 +4602,15 @@
     </w:p>
     <w:p>
       <w:r>
-        <w:t>Las herramientas de trabajo colaborativo son soluciones informáticas para apoyar el trabajo en grupo de varios usuarios. Incorporan funciones para publicar documentos en espacios compartidos, enviar correos electrónicos, participar en foros de discusión, mantener listas de contactos, agendas compartidas, etc. Las herramientas de colaboración (inicialmente conocidas como groupware) permiten la gestión de documentos y contenidos circunscritos al grupo de usuarios que necesitan compartir esa información. (Eíto-Brun, 2014, p. 49).</w:t>
+        <w:t>Las herramientas de trabajo colaborativo son soluciones informáticas para apoyar el trabajo en grupo de varios usuarios. Incorporan funciones para publicar documentos en espacios compartidos, enviar correos electrónicos, participar en foros de discusión, mantener listas de contactos, agendas compartidas, etc. Las herramientas de colaboración (inicialmente conocidas como groupware) permiten la gestión de documentos y contenidos circunscritos al grupo de usuarios que necesitan compartir esa información. (</w:t>
+      </w:r>
+      <w:proofErr w:type="spellStart"/>
+      <w:r>
+        <w:t>Eíto</w:t>
+      </w:r>
+      <w:proofErr w:type="spellEnd"/>
+      <w:r>
+        <w:t>-Brun, 2014, p. 49).</w:t>
       </w:r>
     </w:p>
     <w:p>
@@ -4301,7 +4668,11 @@
         <w:t xml:space="preserve">: </w:t>
       </w:r>
       <w:r>
-        <w:t>se sugiere la consulta de los tutoriales que se encuentran en los materiales complementarios sobre el uso de los </w:t>
+        <w:t xml:space="preserve">se sugiere la consulta de los tutoriales que se encuentran en los materiales complementarios sobre el uso </w:t>
+      </w:r>
+      <w:proofErr w:type="gramStart"/>
+      <w:r>
+        <w:t>de los </w:t>
       </w:r>
       <w:r>
         <w:rPr>
@@ -4310,6 +4681,7 @@
         </w:rPr>
         <w:t>software</w:t>
       </w:r>
+      <w:proofErr w:type="gramEnd"/>
       <w:r>
         <w:t> Microsoft Word (como procesador de texto), Microsoft Excel (hojas de cálculo) y Microsoft PowerPoint (para la presentación con diapositivas).</w:t>
       </w:r>
@@ -4355,7 +4727,15 @@
         <w:pStyle w:val="Sangradetextonormal"/>
       </w:pPr>
       <w:r>
-        <w:t>Según Española &amp; Madrid (1970), un reporte puede ser un informe o una noticia. Este tipo de documento (que puede ser impreso, digital, audiovisual, etc.), tiene como objetivo presentar una información, normalmente compilada y estadística, que contextualice una situación o el resultado de un proyecto. En este sentido, las herramientas informáticas como por ejemplo procesadores de texto, presentaciones ejecutivas y las hojas electrónicas, facilitan la elaboración de textos, presentaciones con elementos multimediales, cuadros con fórmulas de todo tipo y gráficos estadísticos que permiten visualizar de una manera eficiente el resultado de un proyecto.</w:t>
+        <w:t xml:space="preserve">Según </w:t>
+      </w:r>
+      <w:proofErr w:type="gramStart"/>
+      <w:r>
+        <w:t>Española</w:t>
+      </w:r>
+      <w:proofErr w:type="gramEnd"/>
+      <w:r>
+        <w:t xml:space="preserve"> &amp; Madrid (1970), un reporte puede ser un informe o una noticia. Este tipo de documento (que puede ser impreso, digital, audiovisual, etc.), tiene como objetivo presentar una información, normalmente compilada y estadística, que contextualice una situación o el resultado de un proyecto. En este sentido, las herramientas informáticas como por ejemplo procesadores de texto, presentaciones ejecutivas y las hojas electrónicas, facilitan la elaboración de textos, presentaciones con elementos multimediales, cuadros con fórmulas de todo tipo y gráficos estadísticos que permiten visualizar de una manera eficiente el resultado de un proyecto.</w:t>
       </w:r>
     </w:p>
     <w:p>
@@ -4395,7 +4775,15 @@
         <w:ind w:left="1429" w:firstLine="0"/>
       </w:pPr>
       <w:r>
-        <w:t>Según Manani et al. (s.f.), “en primer lugar, se debe considerar como comunicación, la transferencia de información del emisor al receptor de manera que este la comprenda. El ruido es todo aquello que interfiere en una adecuada comunicación; no solamente los sonidos sino todo aquello que impida la adecuada comunicación”.</w:t>
+        <w:t xml:space="preserve">Según </w:t>
+      </w:r>
+      <w:proofErr w:type="spellStart"/>
+      <w:r>
+        <w:t>Manani</w:t>
+      </w:r>
+      <w:proofErr w:type="spellEnd"/>
+      <w:r>
+        <w:t xml:space="preserve"> et al. (s.f.), “en primer lugar, se debe considerar como comunicación, la transferencia de información del emisor al receptor de manera que este la comprenda. El ruido es todo aquello que interfiere en una adecuada comunicación; no solamente los sonidos sino todo aquello que impida la adecuada comunicación”.</w:t>
       </w:r>
     </w:p>
     <w:p>
@@ -4444,7 +4832,15 @@
         <w:ind w:left="1429" w:firstLine="0"/>
       </w:pPr>
       <w:r>
-        <w:t>Como ejemplo, se tendría a una empresa utiliza un servidor con dos discos duros configurados en RAID 1 (mirroring).</w:t>
+        <w:t>Como ejemplo, se tendría a una empresa utiliza un servidor con dos discos duros configurados en RAID 1 (</w:t>
+      </w:r>
+      <w:proofErr w:type="spellStart"/>
+      <w:r>
+        <w:t>mirroring</w:t>
+      </w:r>
+      <w:proofErr w:type="spellEnd"/>
+      <w:r>
+        <w:t>).</w:t>
       </w:r>
     </w:p>
     <w:p>
@@ -4465,7 +4861,15 @@
         <w:ind w:left="1429" w:firstLine="0"/>
       </w:pPr>
       <w:r>
-        <w:t>Según Española &amp; Madrid (1970), es definida como “Magnitud termodinámica que mide la parte de la energía no utilizable para realizar trabajo y que se expresa como el cociente entre el calor cedido por un cuerpo y su temperatura absoluta”.</w:t>
+        <w:t xml:space="preserve">Según </w:t>
+      </w:r>
+      <w:proofErr w:type="gramStart"/>
+      <w:r>
+        <w:t>Española</w:t>
+      </w:r>
+      <w:proofErr w:type="gramEnd"/>
+      <w:r>
+        <w:t xml:space="preserve"> &amp; Madrid (1970), es definida como “Magnitud termodinámica que mide la parte de la energía no utilizable para realizar trabajo y que se expresa como el cociente entre el calor cedido por un cuerpo y su temperatura absoluta”.</w:t>
       </w:r>
     </w:p>
     <w:p>
@@ -4543,7 +4947,31 @@
     </w:p>
     <w:p>
       <w:r>
-        <w:t>Para el proceso de mejora del producto, es importante tener en cuenta la norma ITIL (Information Technology Infrastructure Library), la cual habla de los objetivos para lograr la mejora continua, ya sea de productos o de servicios y busca como aspectos importantes:</w:t>
+        <w:t>Para el proceso de mejora del producto, es importante tener en cuenta la norma ITIL (</w:t>
+      </w:r>
+      <w:proofErr w:type="spellStart"/>
+      <w:r>
+        <w:t>Information</w:t>
+      </w:r>
+      <w:proofErr w:type="spellEnd"/>
+      <w:r>
+        <w:t xml:space="preserve"> </w:t>
+      </w:r>
+      <w:proofErr w:type="spellStart"/>
+      <w:r>
+        <w:t>Technology</w:t>
+      </w:r>
+      <w:proofErr w:type="spellEnd"/>
+      <w:r>
+        <w:t xml:space="preserve"> </w:t>
+      </w:r>
+      <w:proofErr w:type="spellStart"/>
+      <w:r>
+        <w:t>Infrastructure</w:t>
+      </w:r>
+      <w:proofErr w:type="spellEnd"/>
+      <w:r>
+        <w:t xml:space="preserve"> Library), la cual habla de los objetivos para lograr la mejora continua, ya sea de productos o de servicios y busca como aspectos importantes:</w:t>
       </w:r>
     </w:p>
     <w:p>
@@ -4623,7 +5051,15 @@
         <w:pStyle w:val="Sangradetextonormal"/>
       </w:pPr>
       <w:r>
-        <w:t>La norma ITIL, menciona los siguientes pasos que se deben tener en cuenta para su aplicación, los cuales son citados por Servicetonic (2019):</w:t>
+        <w:t xml:space="preserve">La norma ITIL, menciona los siguientes pasos que se deben tener en cuenta para su aplicación, los cuales son citados por </w:t>
+      </w:r>
+      <w:proofErr w:type="spellStart"/>
+      <w:r>
+        <w:t>Servicetonic</w:t>
+      </w:r>
+      <w:proofErr w:type="spellEnd"/>
+      <w:r>
+        <w:t xml:space="preserve"> (2019):</w:t>
       </w:r>
     </w:p>
     <w:p>
@@ -4865,7 +5301,15 @@
         <w:spacing w:before="120" w:after="160"/>
       </w:pPr>
       <w:r>
-        <w:t>El buen uso de las herramientas TIC, sin importar el campo de aplicación, son una mejora en el tratamiento y análisis de la información, en la gestión de procesos y por ende, en la toma de decisiones.</w:t>
+        <w:t xml:space="preserve">El buen uso de las herramientas TIC, sin importar el campo de aplicación, son una mejora en el tratamiento y análisis de la información, en la gestión de procesos </w:t>
+      </w:r>
+      <w:proofErr w:type="gramStart"/>
+      <w:r>
+        <w:t>y</w:t>
+      </w:r>
+      <w:proofErr w:type="gramEnd"/>
+      <w:r>
+        <w:t xml:space="preserve"> por ende, en la toma de decisiones.</w:t>
       </w:r>
     </w:p>
     <w:p>
@@ -5142,11 +5586,33 @@
             <w:pPr>
               <w:ind w:firstLine="0"/>
             </w:pPr>
+            <w:proofErr w:type="spellStart"/>
             <w:r>
               <w:rPr>
                 <w:lang w:val="en-US"/>
               </w:rPr>
-              <w:t xml:space="preserve">Learnit Training. (2023). Tutorial para principiantes de Word 2021. </w:t>
+              <w:t>Learnit</w:t>
+            </w:r>
+            <w:proofErr w:type="spellEnd"/>
+            <w:r>
+              <w:rPr>
+                <w:lang w:val="en-US"/>
+              </w:rPr>
+              <w:t xml:space="preserve"> Training. (2023). Tutorial para </w:t>
+            </w:r>
+            <w:proofErr w:type="spellStart"/>
+            <w:r>
+              <w:rPr>
+                <w:lang w:val="en-US"/>
+              </w:rPr>
+              <w:t>principiantes</w:t>
+            </w:r>
+            <w:proofErr w:type="spellEnd"/>
+            <w:r>
+              <w:rPr>
+                <w:lang w:val="en-US"/>
+              </w:rPr>
+              <w:t xml:space="preserve"> de Word 2021. </w:t>
             </w:r>
             <w:r>
               <w:t>[Video]. YouTube.</w:t>
@@ -5219,8 +5685,13 @@
             <w:pPr>
               <w:ind w:firstLine="0"/>
             </w:pPr>
-            <w:r>
-              <w:t>Learnit Training. (2023). Tutorial para principiantes de Excel 2021. [Video]. YouTube.</w:t>
+            <w:proofErr w:type="spellStart"/>
+            <w:r>
+              <w:t>Learnit</w:t>
+            </w:r>
+            <w:proofErr w:type="spellEnd"/>
+            <w:r>
+              <w:t xml:space="preserve"> Training. (2023). Tutorial para principiantes de Excel 2021. [Video]. YouTube.</w:t>
             </w:r>
           </w:p>
         </w:tc>
@@ -5281,11 +5752,33 @@
             <w:pPr>
               <w:ind w:firstLine="0"/>
             </w:pPr>
+            <w:proofErr w:type="spellStart"/>
             <w:r>
               <w:rPr>
                 <w:lang w:val="en-US"/>
               </w:rPr>
-              <w:t xml:space="preserve">Learnit Training. (2023). Tutorial de PowerPoint 2021 para principiantes. </w:t>
+              <w:t>Learnit</w:t>
+            </w:r>
+            <w:proofErr w:type="spellEnd"/>
+            <w:r>
+              <w:rPr>
+                <w:lang w:val="en-US"/>
+              </w:rPr>
+              <w:t xml:space="preserve"> Training. (2023). Tutorial de PowerPoint 2021 para </w:t>
+            </w:r>
+            <w:proofErr w:type="spellStart"/>
+            <w:r>
+              <w:rPr>
+                <w:lang w:val="en-US"/>
+              </w:rPr>
+              <w:t>principiantes</w:t>
+            </w:r>
+            <w:proofErr w:type="spellEnd"/>
+            <w:r>
+              <w:rPr>
+                <w:lang w:val="en-US"/>
+              </w:rPr>
+              <w:t xml:space="preserve">. </w:t>
             </w:r>
             <w:r>
               <w:t>[Video]. YouTube.</w:t>
@@ -5358,8 +5851,13 @@
             <w:pPr>
               <w:ind w:firstLine="0"/>
             </w:pPr>
-            <w:r>
-              <w:t>EducaTIC. (2022). Tutorial Trello actualizado 2022. [Video]. YouTube.</w:t>
+            <w:proofErr w:type="spellStart"/>
+            <w:r>
+              <w:t>EducaTIC</w:t>
+            </w:r>
+            <w:proofErr w:type="spellEnd"/>
+            <w:r>
+              <w:t>. (2022). Tutorial Trello actualizado 2022. [Video]. YouTube.</w:t>
             </w:r>
           </w:p>
         </w:tc>
@@ -5423,8 +5921,13 @@
             <w:pPr>
               <w:ind w:firstLine="0"/>
             </w:pPr>
-            <w:r>
-              <w:t>CertCampus. (2017). ITIL Ciclo de vida. [Video]. YouTube.</w:t>
+            <w:proofErr w:type="spellStart"/>
+            <w:r>
+              <w:t>CertCampus</w:t>
+            </w:r>
+            <w:proofErr w:type="spellEnd"/>
+            <w:r>
+              <w:t>. (2017). ITIL Ciclo de vida. [Video]. YouTube.</w:t>
             </w:r>
           </w:p>
         </w:tc>
@@ -5544,8 +6047,17 @@
           <w:rStyle w:val="Extranjerismo"/>
           <w:lang w:val="es-CO"/>
         </w:rPr>
-        <w:t>Central Processing Unit</w:t>
-      </w:r>
+        <w:t xml:space="preserve">Central Processing </w:t>
+      </w:r>
+      <w:proofErr w:type="spellStart"/>
+      <w:r>
+        <w:rPr>
+          <w:rStyle w:val="Extranjerismo"/>
+          <w:lang w:val="es-CO"/>
+        </w:rPr>
+        <w:t>Unit</w:t>
+      </w:r>
+      <w:proofErr w:type="spellEnd"/>
       <w:r>
         <w:t xml:space="preserve"> (unidad central de proceso), que es la parte de una computadora en la que se encuentran los elementos que sirven para procesar datos.</w:t>
       </w:r>
@@ -5587,12 +6099,53 @@
       <w:r>
         <w:t xml:space="preserve">: sigla referente a la </w:t>
       </w:r>
+      <w:proofErr w:type="spellStart"/>
       <w:r>
         <w:rPr>
           <w:rStyle w:val="Extranjerismo"/>
           <w:lang w:val="es-CO"/>
         </w:rPr>
-        <w:t>Information Technology Infrastructure Library.</w:t>
+        <w:t>Information</w:t>
+      </w:r>
+      <w:proofErr w:type="spellEnd"/>
+      <w:r>
+        <w:rPr>
+          <w:rStyle w:val="Extranjerismo"/>
+          <w:lang w:val="es-CO"/>
+        </w:rPr>
+        <w:t xml:space="preserve"> </w:t>
+      </w:r>
+      <w:proofErr w:type="spellStart"/>
+      <w:r>
+        <w:rPr>
+          <w:rStyle w:val="Extranjerismo"/>
+          <w:lang w:val="es-CO"/>
+        </w:rPr>
+        <w:t>Technology</w:t>
+      </w:r>
+      <w:proofErr w:type="spellEnd"/>
+      <w:r>
+        <w:rPr>
+          <w:rStyle w:val="Extranjerismo"/>
+          <w:lang w:val="es-CO"/>
+        </w:rPr>
+        <w:t xml:space="preserve"> </w:t>
+      </w:r>
+      <w:proofErr w:type="spellStart"/>
+      <w:r>
+        <w:rPr>
+          <w:rStyle w:val="Extranjerismo"/>
+          <w:lang w:val="es-CO"/>
+        </w:rPr>
+        <w:t>Infrastructure</w:t>
+      </w:r>
+      <w:proofErr w:type="spellEnd"/>
+      <w:r>
+        <w:rPr>
+          <w:rStyle w:val="Extranjerismo"/>
+          <w:lang w:val="es-CO"/>
+        </w:rPr>
+        <w:t xml:space="preserve"> Library.</w:t>
       </w:r>
       <w:r>
         <w:t xml:space="preserve"> Corresponde a una metodología de gestión que propone una serie de prácticas estandarizadas, que ayudan a mejorar la prestación de un servicio, reorganizando la manera que tiene la empresa de trabajar y en particular, la del departamento de tecnologías de información.</w:t>
@@ -5617,7 +6170,31 @@
         <w:t>software</w:t>
       </w:r>
       <w:r>
-        <w:t xml:space="preserve"> de oficina libre y de código abierto desarrollado por The Document Foundation.</w:t>
+        <w:t xml:space="preserve"> de oficina libre y de código abierto desarrollado por </w:t>
+      </w:r>
+      <w:proofErr w:type="spellStart"/>
+      <w:r>
+        <w:t>The</w:t>
+      </w:r>
+      <w:proofErr w:type="spellEnd"/>
+      <w:r>
+        <w:t xml:space="preserve"> </w:t>
+      </w:r>
+      <w:proofErr w:type="spellStart"/>
+      <w:r>
+        <w:t>Document</w:t>
+      </w:r>
+      <w:proofErr w:type="spellEnd"/>
+      <w:r>
+        <w:t xml:space="preserve"> </w:t>
+      </w:r>
+      <w:proofErr w:type="spellStart"/>
+      <w:r>
+        <w:t>Foundation</w:t>
+      </w:r>
+      <w:proofErr w:type="spellEnd"/>
+      <w:r>
+        <w:t>.</w:t>
       </w:r>
     </w:p>
     <w:p>
@@ -5629,7 +6206,15 @@
         <w:t>Microsoft</w:t>
       </w:r>
       <w:r>
-        <w:t xml:space="preserve">: es una compañía tecnológica multinacional con sede en Redmond, Washington, EE.UU. Microsoft es el acrónimo de microcomputer y </w:t>
+        <w:t>: es una compañía tecnológica multinacional con sede en Redmond, Washington, EE.UU. Microsoft es el acrónimo de </w:t>
+      </w:r>
+      <w:proofErr w:type="spellStart"/>
+      <w:r>
+        <w:t>microcomputer</w:t>
+      </w:r>
+      <w:proofErr w:type="spellEnd"/>
+      <w:r>
+        <w:t xml:space="preserve"> y </w:t>
       </w:r>
       <w:r>
         <w:rPr>
@@ -5688,7 +6273,23 @@
         <w:t>RAM</w:t>
       </w:r>
       <w:r>
-        <w:t>: sigla referente a Random Access Memory (memoria de acceso aleatorio). Memoria principal de la computadora, donde residen programas y datos, sobre la que se pueden efectuar operaciones de lectura y escritura.</w:t>
+        <w:t xml:space="preserve">: sigla referente a </w:t>
+      </w:r>
+      <w:proofErr w:type="spellStart"/>
+      <w:r>
+        <w:t>Random</w:t>
+      </w:r>
+      <w:proofErr w:type="spellEnd"/>
+      <w:r>
+        <w:t xml:space="preserve"> Access </w:t>
+      </w:r>
+      <w:proofErr w:type="spellStart"/>
+      <w:r>
+        <w:t>Memory</w:t>
+      </w:r>
+      <w:proofErr w:type="spellEnd"/>
+      <w:r>
+        <w:t xml:space="preserve"> (memoria de acceso aleatorio). Memoria principal de la computadora, donde residen programas y datos, sobre la que se pueden efectuar operaciones de lectura y escritura.</w:t>
       </w:r>
     </w:p>
     <w:p>
@@ -5758,7 +6359,15 @@
         <w:t>WWW</w:t>
       </w:r>
       <w:r>
-        <w:t xml:space="preserve">: son las iniciales que identifican a la expresión inglesa World Wide Web, el sistema de documentos de hipertexto que se encuentran enlazados entre sí y a los que se accede por medio de internet. A través de un </w:t>
+        <w:t xml:space="preserve">: son las iniciales que identifican a la expresión inglesa </w:t>
+      </w:r>
+      <w:proofErr w:type="spellStart"/>
+      <w:r>
+        <w:t>World</w:t>
+      </w:r>
+      <w:proofErr w:type="spellEnd"/>
+      <w:r>
+        <w:t xml:space="preserve"> Wide Web, el sistema de documentos de hipertexto que se encuentran enlazados entre sí y a los que se accede por medio de internet. A través de un </w:t>
       </w:r>
       <w:r>
         <w:rPr>
@@ -5847,8 +6456,21 @@
       </w:r>
     </w:p>
     <w:p>
-      <w:r>
-        <w:t>Eíto Brun, R. (2014). Gestión de contenidos (17 edición). Universitat Oberta de Catalunya. Editorial UOC.</w:t>
+      <w:proofErr w:type="spellStart"/>
+      <w:r>
+        <w:t>Eíto</w:t>
+      </w:r>
+      <w:proofErr w:type="spellEnd"/>
+      <w:r>
+        <w:t xml:space="preserve"> Brun, R. (2014). Gestión de contenidos (17 edición). </w:t>
+      </w:r>
+      <w:proofErr w:type="spellStart"/>
+      <w:r>
+        <w:t>Universitat</w:t>
+      </w:r>
+      <w:proofErr w:type="spellEnd"/>
+      <w:r>
+        <w:t xml:space="preserve"> Oberta de Catalunya. Editorial UOC.</w:t>
       </w:r>
     </w:p>
     <w:p>
@@ -5864,7 +6486,15 @@
         </w:rPr>
       </w:pPr>
       <w:r>
-        <w:t xml:space="preserve">Fernández Muerza, Á. (2022). Influencia y evolución de Internet en la comunicación de la ciencia y sus fuentes. </w:t>
+        <w:t xml:space="preserve">Fernández </w:t>
+      </w:r>
+      <w:proofErr w:type="spellStart"/>
+      <w:r>
+        <w:t>Muerza</w:t>
+      </w:r>
+      <w:proofErr w:type="spellEnd"/>
+      <w:r>
+        <w:t xml:space="preserve">, Á. (2022). Influencia y evolución de Internet en la comunicación de la ciencia y sus fuentes. </w:t>
       </w:r>
       <w:r>
         <w:rPr>
@@ -5902,8 +6532,13 @@
       </w:r>
     </w:p>
     <w:p>
-      <w:r>
-        <w:t xml:space="preserve">Gaskin, S. (2014). GO! Microsoft Word 2013 (1 edición). </w:t>
+      <w:proofErr w:type="spellStart"/>
+      <w:r>
+        <w:t>Gaskin</w:t>
+      </w:r>
+      <w:proofErr w:type="spellEnd"/>
+      <w:r>
+        <w:t xml:space="preserve">, S. (2014). GO! Microsoft Word 2013 (1 edición). </w:t>
       </w:r>
       <w:r>
         <w:t>Pearson Educación.</w:t>
@@ -5944,7 +6579,21 @@
           <w:lang w:val="en-US"/>
         </w:rPr>
         <w:lastRenderedPageBreak/>
-        <w:t xml:space="preserve">Grupo Bancolombia. </w:t>
+        <w:t xml:space="preserve">Grupo </w:t>
+      </w:r>
+      <w:proofErr w:type="spellStart"/>
+      <w:r>
+        <w:rPr>
+          <w:lang w:val="en-US"/>
+        </w:rPr>
+        <w:t>Bancolombia</w:t>
+      </w:r>
+      <w:proofErr w:type="spellEnd"/>
+      <w:r>
+        <w:rPr>
+          <w:lang w:val="en-US"/>
+        </w:rPr>
+        <w:t xml:space="preserve">. </w:t>
       </w:r>
       <w:r>
         <w:t>(2018). 10 herramientas de trabajo colaborativo para tu empresa.</w:t>
@@ -5972,7 +6621,23 @@
     </w:p>
     <w:p>
       <w:r>
-        <w:t>Mamani, O., Arohuanca, M., Mamani, W., Quiñonez, C., Muñoz, M. &amp; Pocohualca, N. (s.f.). Auditoría informática. In Informática (pp. 1–6).</w:t>
+        <w:t xml:space="preserve">Mamani, O., </w:t>
+      </w:r>
+      <w:proofErr w:type="spellStart"/>
+      <w:r>
+        <w:t>Arohuanca</w:t>
+      </w:r>
+      <w:proofErr w:type="spellEnd"/>
+      <w:r>
+        <w:t xml:space="preserve">, M., Mamani, W., Quiñonez, C., Muñoz, M. &amp; </w:t>
+      </w:r>
+      <w:proofErr w:type="spellStart"/>
+      <w:r>
+        <w:t>Pocohualca</w:t>
+      </w:r>
+      <w:proofErr w:type="spellEnd"/>
+      <w:r>
+        <w:t>, N. (s.f.). Auditoría informática. In Informática (pp. 1–6).</w:t>
       </w:r>
     </w:p>
     <w:p>
@@ -5981,8 +6646,13 @@
       </w:r>
     </w:p>
     <w:p>
-      <w:r>
-        <w:t>Servicetonic. (2019). 8. ITIL, Mejora continua del servicio.</w:t>
+      <w:proofErr w:type="spellStart"/>
+      <w:r>
+        <w:t>Servicetonic</w:t>
+      </w:r>
+      <w:proofErr w:type="spellEnd"/>
+      <w:r>
+        <w:t>. (2019). 8. ITIL, Mejora continua del servicio.</w:t>
       </w:r>
     </w:p>
     <w:p>
@@ -6149,13 +6819,23 @@
                 <w:szCs w:val="28"/>
               </w:rPr>
             </w:pPr>
+            <w:proofErr w:type="spellStart"/>
             <w:r>
               <w:rPr>
                 <w:rFonts w:cstheme="minorHAnsi"/>
                 <w:color w:val="000000"/>
                 <w:szCs w:val="28"/>
               </w:rPr>
-              <w:t>Milady Tatiana Villamil Castellanos</w:t>
+              <w:t>Milady</w:t>
+            </w:r>
+            <w:proofErr w:type="spellEnd"/>
+            <w:r>
+              <w:rPr>
+                <w:rFonts w:cstheme="minorHAnsi"/>
+                <w:color w:val="000000"/>
+                <w:szCs w:val="28"/>
+              </w:rPr>
+              <w:t xml:space="preserve"> Tatiana Villamil Castellanos</w:t>
             </w:r>
           </w:p>
         </w:tc>
@@ -6229,7 +6909,47 @@
                 <w:sz w:val="28"/>
                 <w:szCs w:val="28"/>
               </w:rPr>
-              <w:t>Diana Rocio Possos Beltrán</w:t>
+              <w:t xml:space="preserve">Diana </w:t>
+            </w:r>
+            <w:proofErr w:type="spellStart"/>
+            <w:r>
+              <w:rPr>
+                <w:rFonts w:asciiTheme="minorHAnsi" w:hAnsiTheme="minorHAnsi" w:cstheme="minorHAnsi"/>
+                <w:color w:val="000000"/>
+                <w:sz w:val="28"/>
+                <w:szCs w:val="28"/>
+              </w:rPr>
+              <w:t>Rocio</w:t>
+            </w:r>
+            <w:proofErr w:type="spellEnd"/>
+            <w:r>
+              <w:rPr>
+                <w:rFonts w:asciiTheme="minorHAnsi" w:hAnsiTheme="minorHAnsi" w:cstheme="minorHAnsi"/>
+                <w:color w:val="000000"/>
+                <w:sz w:val="28"/>
+                <w:szCs w:val="28"/>
+              </w:rPr>
+              <w:t xml:space="preserve"> </w:t>
+            </w:r>
+            <w:proofErr w:type="spellStart"/>
+            <w:r>
+              <w:rPr>
+                <w:rFonts w:asciiTheme="minorHAnsi" w:hAnsiTheme="minorHAnsi" w:cstheme="minorHAnsi"/>
+                <w:color w:val="000000"/>
+                <w:sz w:val="28"/>
+                <w:szCs w:val="28"/>
+              </w:rPr>
+              <w:t>Possos</w:t>
+            </w:r>
+            <w:proofErr w:type="spellEnd"/>
+            <w:r>
+              <w:rPr>
+                <w:rFonts w:asciiTheme="minorHAnsi" w:hAnsiTheme="minorHAnsi" w:cstheme="minorHAnsi"/>
+                <w:color w:val="000000"/>
+                <w:sz w:val="28"/>
+                <w:szCs w:val="28"/>
+              </w:rPr>
+              <w:t xml:space="preserve"> Beltrán</w:t>
             </w:r>
           </w:p>
         </w:tc>
@@ -6718,7 +7438,27 @@
                 <w:sz w:val="28"/>
                 <w:szCs w:val="28"/>
               </w:rPr>
-              <w:t xml:space="preserve">Diego Fernando Velasco Güiza </w:t>
+              <w:t xml:space="preserve">Diego Fernando Velasco </w:t>
+            </w:r>
+            <w:proofErr w:type="spellStart"/>
+            <w:r>
+              <w:rPr>
+                <w:rFonts w:asciiTheme="minorHAnsi" w:hAnsiTheme="minorHAnsi" w:cstheme="minorHAnsi"/>
+                <w:color w:val="000000"/>
+                <w:sz w:val="28"/>
+                <w:szCs w:val="28"/>
+              </w:rPr>
+              <w:t>Güiza</w:t>
+            </w:r>
+            <w:proofErr w:type="spellEnd"/>
+            <w:r>
+              <w:rPr>
+                <w:rFonts w:asciiTheme="minorHAnsi" w:hAnsiTheme="minorHAnsi" w:cstheme="minorHAnsi"/>
+                <w:color w:val="000000"/>
+                <w:sz w:val="28"/>
+                <w:szCs w:val="28"/>
+              </w:rPr>
+              <w:t xml:space="preserve"> </w:t>
             </w:r>
           </w:p>
         </w:tc>
@@ -6837,6 +7577,7 @@
                 <w:szCs w:val="28"/>
               </w:rPr>
             </w:pPr>
+            <w:proofErr w:type="spellStart"/>
             <w:r>
               <w:rPr>
                 <w:rFonts w:asciiTheme="minorHAnsi" w:hAnsiTheme="minorHAnsi" w:cstheme="minorHAnsi"/>
@@ -6844,7 +7585,17 @@
                 <w:sz w:val="28"/>
                 <w:szCs w:val="28"/>
               </w:rPr>
-              <w:t>Veimar Celis Meléndez</w:t>
+              <w:t>Veimar</w:t>
+            </w:r>
+            <w:proofErr w:type="spellEnd"/>
+            <w:r>
+              <w:rPr>
+                <w:rFonts w:asciiTheme="minorHAnsi" w:hAnsiTheme="minorHAnsi" w:cstheme="minorHAnsi"/>
+                <w:color w:val="000000"/>
+                <w:sz w:val="28"/>
+                <w:szCs w:val="28"/>
+              </w:rPr>
+              <w:t xml:space="preserve"> Celis Meléndez</w:t>
             </w:r>
           </w:p>
         </w:tc>
@@ -6963,8 +7714,19 @@
                 <w:sz w:val="28"/>
                 <w:szCs w:val="28"/>
               </w:rPr>
-              <w:t>Gilberto Junior Rodríguez Rodríguez</w:t>
-            </w:r>
+              <w:t xml:space="preserve">Gilberto Junior Rodríguez </w:t>
+            </w:r>
+            <w:proofErr w:type="spellStart"/>
+            <w:r>
+              <w:rPr>
+                <w:rFonts w:asciiTheme="minorHAnsi" w:hAnsiTheme="minorHAnsi" w:cstheme="minorHAnsi"/>
+                <w:color w:val="000000"/>
+                <w:sz w:val="28"/>
+                <w:szCs w:val="28"/>
+              </w:rPr>
+              <w:t>Rodríguez</w:t>
+            </w:r>
+            <w:proofErr w:type="spellEnd"/>
           </w:p>
         </w:tc>
         <w:tc>
@@ -11116,13 +11878,13 @@
 </file>
 
 <file path=customXml/itemProps2.xml><?xml version="1.0" encoding="utf-8"?>
-<ds:datastoreItem xmlns:ds="http://schemas.openxmlformats.org/officeDocument/2006/customXml" ds:itemID="{9B2561E5-901F-4535-8BE5-3F49C75913D5}"/>
+<ds:datastoreItem xmlns:ds="http://schemas.openxmlformats.org/officeDocument/2006/customXml" ds:itemID="{C50F0E6A-8FD9-4DF2-9B45-3FBF8DE9689D}"/>
 </file>
 
 <file path=customXml/itemProps3.xml><?xml version="1.0" encoding="utf-8"?>
-<ds:datastoreItem xmlns:ds="http://schemas.openxmlformats.org/officeDocument/2006/customXml" ds:itemID="{4382662D-ECAA-4E29-931C-CA6A48573F7D}"/>
+<ds:datastoreItem xmlns:ds="http://schemas.openxmlformats.org/officeDocument/2006/customXml" ds:itemID="{67E389C1-66AB-41B5-8C59-BC210F2531D4}"/>
 </file>
 
 <file path=customXml/itemProps4.xml><?xml version="1.0" encoding="utf-8"?>
-<ds:datastoreItem xmlns:ds="http://schemas.openxmlformats.org/officeDocument/2006/customXml" ds:itemID="{B711A6DB-BBCF-4C98-9E0D-428C0ECEB342}"/>
+<ds:datastoreItem xmlns:ds="http://schemas.openxmlformats.org/officeDocument/2006/customXml" ds:itemID="{51654D7E-31FB-43D5-9925-A5EBB9FD42D6}"/>
 </file>